--- a/ТЕХНИЧЕСКОЕ ЗАДАНИЕ.docx
+++ b/ТЕХНИЧЕСКОЕ ЗАДАНИЕ.docx
@@ -20,6 +20,630 @@
           <w:sz w:val="28"/>
           <w:szCs w:val="28"/>
         </w:rPr>
+      </w:r>
+    </w:p>
+    <w:p>
+      <w:pPr>
+        <w:pStyle w:val="Normal"/>
+        <w:jc w:val="center"/>
+        <w:rPr>
+          <w:rFonts w:ascii="Times New Roman" w:hAnsi="Times New Roman" w:cs="Times New Roman"/>
+          <w:b/>
+          <w:sz w:val="28"/>
+          <w:szCs w:val="28"/>
+        </w:rPr>
+      </w:pPr>
+      <w:r>
+        <w:rPr>
+          <w:rFonts w:cs="Times New Roman" w:ascii="Times New Roman" w:hAnsi="Times New Roman"/>
+          <w:b/>
+          <w:sz w:val="28"/>
+          <w:szCs w:val="28"/>
+        </w:rPr>
+        <w:t xml:space="preserve"> </w:t>
+      </w:r>
+      <w:r>
+        <w:rPr>
+          <w:rFonts w:cs="Times New Roman" w:ascii="Times New Roman" w:hAnsi="Times New Roman"/>
+          <w:b/>
+          <w:sz w:val="28"/>
+          <w:szCs w:val="28"/>
+        </w:rPr>
+        <w:t>МИНИСТЕРСТВО НАУКИ И ВЫСШЕГО ОБРАЗОВАНИЯ РФ</w:t>
+      </w:r>
+    </w:p>
+    <w:p>
+      <w:pPr>
+        <w:pStyle w:val="Normal"/>
+        <w:jc w:val="center"/>
+        <w:rPr>
+          <w:rFonts w:ascii="Times New Roman" w:hAnsi="Times New Roman"/>
+          <w:sz w:val="28"/>
+          <w:szCs w:val="28"/>
+        </w:rPr>
+      </w:pPr>
+      <w:r>
+        <w:rPr>
+          <w:rFonts w:cs="Times New Roman" w:ascii="Times New Roman" w:hAnsi="Times New Roman"/>
+          <w:b/>
+          <w:sz w:val="28"/>
+          <w:szCs w:val="28"/>
+        </w:rPr>
+        <w:t xml:space="preserve">Федеральное государственное бюджетное образовательное </w:t>
+      </w:r>
+    </w:p>
+    <w:p>
+      <w:pPr>
+        <w:pStyle w:val="Normal"/>
+        <w:jc w:val="center"/>
+        <w:rPr>
+          <w:rFonts w:ascii="Times New Roman" w:hAnsi="Times New Roman"/>
+          <w:sz w:val="28"/>
+          <w:szCs w:val="28"/>
+        </w:rPr>
+      </w:pPr>
+      <w:r>
+        <w:rPr>
+          <w:rFonts w:cs="Times New Roman" w:ascii="Times New Roman" w:hAnsi="Times New Roman"/>
+          <w:b/>
+          <w:sz w:val="28"/>
+          <w:szCs w:val="28"/>
+        </w:rPr>
+        <w:t>учреждение высшего образования</w:t>
+      </w:r>
+    </w:p>
+    <w:p>
+      <w:pPr>
+        <w:pStyle w:val="Normal"/>
+        <w:jc w:val="center"/>
+        <w:rPr>
+          <w:rFonts w:ascii="Times New Roman" w:hAnsi="Times New Roman"/>
+          <w:sz w:val="28"/>
+          <w:szCs w:val="28"/>
+        </w:rPr>
+      </w:pPr>
+      <w:r>
+        <w:rPr>
+          <w:rFonts w:cs="Times New Roman" w:ascii="Times New Roman" w:hAnsi="Times New Roman"/>
+          <w:b/>
+          <w:sz w:val="28"/>
+          <w:szCs w:val="28"/>
+        </w:rPr>
+        <w:t>«ПЕНЗЕНСКИЙ ГОСУДАРСТВЕННЫЙ УНИВЕРСИТЕТ»</w:t>
+      </w:r>
+    </w:p>
+    <w:p>
+      <w:pPr>
+        <w:pStyle w:val="Normal"/>
+        <w:jc w:val="center"/>
+        <w:rPr>
+          <w:rFonts w:ascii="Times New Roman" w:hAnsi="Times New Roman"/>
+          <w:sz w:val="28"/>
+          <w:szCs w:val="28"/>
+        </w:rPr>
+      </w:pPr>
+      <w:r>
+        <w:rPr>
+          <w:rFonts w:cs="Times New Roman" w:ascii="Times New Roman" w:hAnsi="Times New Roman"/>
+          <w:b/>
+          <w:sz w:val="28"/>
+          <w:szCs w:val="28"/>
+        </w:rPr>
+        <w:t>ИНСТИТУТ НЕПРЕРЫВНОГО ОБРАЗОВАНИЯ</w:t>
+      </w:r>
+    </w:p>
+    <w:p>
+      <w:pPr>
+        <w:pStyle w:val="Normal"/>
+        <w:jc w:val="center"/>
+        <w:rPr>
+          <w:rFonts w:ascii="Times New Roman" w:hAnsi="Times New Roman"/>
+          <w:sz w:val="28"/>
+          <w:szCs w:val="28"/>
+        </w:rPr>
+      </w:pPr>
+      <w:r>
+        <w:rPr>
+          <w:rFonts w:cs="Times New Roman" w:ascii="Times New Roman" w:hAnsi="Times New Roman"/>
+          <w:b/>
+          <w:sz w:val="28"/>
+          <w:szCs w:val="28"/>
+        </w:rPr>
+        <w:t>МНОГОПРОФИЛЬНЫЙ КОЛЛЕДЖ</w:t>
+      </w:r>
+    </w:p>
+    <w:tbl>
+      <w:tblPr>
+        <w:tblW w:w="5000" w:type="pct"/>
+        <w:jc w:val="left"/>
+        <w:tblInd w:w="108" w:type="dxa"/>
+        <w:tblLayout w:type="fixed"/>
+        <w:tblCellMar>
+          <w:top w:w="0" w:type="dxa"/>
+          <w:left w:w="108" w:type="dxa"/>
+          <w:bottom w:w="0" w:type="dxa"/>
+          <w:right w:w="108" w:type="dxa"/>
+        </w:tblCellMar>
+        <w:tblLook w:firstRow="1" w:noVBand="0" w:lastRow="0" w:firstColumn="1" w:lastColumn="0" w:noHBand="0" w:val="00a0"/>
+      </w:tblPr>
+      <w:tblGrid>
+        <w:gridCol w:w="9355"/>
+      </w:tblGrid>
+      <w:tr>
+        <w:trPr/>
+        <w:tc>
+          <w:tcPr>
+            <w:tcW w:w="9355" w:type="dxa"/>
+            <w:tcBorders/>
+          </w:tcPr>
+          <w:p>
+            <w:pPr>
+              <w:pStyle w:val="Normal"/>
+              <w:spacing w:before="0" w:after="160"/>
+              <w:jc w:val="center"/>
+              <w:rPr>
+                <w:rFonts w:ascii="Times New Roman" w:hAnsi="Times New Roman" w:cs="Times New Roman"/>
+                <w:sz w:val="28"/>
+                <w:szCs w:val="28"/>
+              </w:rPr>
+            </w:pPr>
+            <w:r>
+              <w:rPr>
+                <w:rFonts w:cs="Times New Roman" w:ascii="Times New Roman" w:hAnsi="Times New Roman"/>
+                <w:sz w:val="28"/>
+                <w:szCs w:val="28"/>
+              </w:rPr>
+            </w:r>
+          </w:p>
+        </w:tc>
+      </w:tr>
+      <w:tr>
+        <w:trPr/>
+        <w:tc>
+          <w:tcPr>
+            <w:tcW w:w="9355" w:type="dxa"/>
+            <w:tcBorders/>
+          </w:tcPr>
+          <w:p>
+            <w:pPr>
+              <w:pStyle w:val="Normal"/>
+              <w:jc w:val="center"/>
+              <w:rPr>
+                <w:rFonts w:ascii="Times New Roman" w:hAnsi="Times New Roman"/>
+                <w:sz w:val="28"/>
+                <w:szCs w:val="28"/>
+              </w:rPr>
+            </w:pPr>
+            <w:r>
+              <w:rPr>
+                <w:rFonts w:cs="Times New Roman" w:ascii="Times New Roman" w:hAnsi="Times New Roman"/>
+                <w:sz w:val="28"/>
+                <w:szCs w:val="28"/>
+              </w:rPr>
+              <w:t>09.02.07 Информационные системы и программирование</w:t>
+            </w:r>
+          </w:p>
+          <w:p>
+            <w:pPr>
+              <w:pStyle w:val="Normal"/>
+              <w:jc w:val="center"/>
+              <w:rPr>
+                <w:rFonts w:ascii="Times New Roman" w:hAnsi="Times New Roman" w:cs="Times New Roman"/>
+                <w:sz w:val="28"/>
+                <w:szCs w:val="28"/>
+                <w:highlight w:val="yellow"/>
+              </w:rPr>
+            </w:pPr>
+            <w:r>
+              <w:rPr>
+                <w:rFonts w:cs="Times New Roman" w:ascii="Times New Roman" w:hAnsi="Times New Roman"/>
+                <w:sz w:val="28"/>
+                <w:szCs w:val="28"/>
+                <w:highlight w:val="yellow"/>
+              </w:rPr>
+            </w:r>
+          </w:p>
+          <w:p>
+            <w:pPr>
+              <w:pStyle w:val="Normal"/>
+              <w:spacing w:before="0" w:after="160"/>
+              <w:jc w:val="center"/>
+              <w:rPr>
+                <w:rFonts w:ascii="Times New Roman" w:hAnsi="Times New Roman" w:cs="Times New Roman"/>
+                <w:sz w:val="28"/>
+                <w:szCs w:val="28"/>
+                <w:highlight w:val="yellow"/>
+              </w:rPr>
+            </w:pPr>
+            <w:r>
+              <w:rPr>
+                <w:rFonts w:cs="Times New Roman" w:ascii="Times New Roman" w:hAnsi="Times New Roman"/>
+                <w:sz w:val="28"/>
+                <w:szCs w:val="28"/>
+                <w:highlight w:val="yellow"/>
+              </w:rPr>
+            </w:r>
+          </w:p>
+        </w:tc>
+      </w:tr>
+    </w:tbl>
+    <w:p>
+      <w:pPr>
+        <w:pStyle w:val="Normal"/>
+        <w:widowControl w:val="false"/>
+        <w:ind w:right="201"/>
+        <w:jc w:val="center"/>
+        <w:rPr>
+          <w:rFonts w:ascii="Times New Roman" w:hAnsi="Times New Roman"/>
+          <w:sz w:val="28"/>
+          <w:szCs w:val="28"/>
+        </w:rPr>
+      </w:pPr>
+      <w:r>
+        <w:rPr>
+          <w:rFonts w:cs="Times New Roman" w:ascii="Times New Roman" w:hAnsi="Times New Roman"/>
+          <w:b/>
+          <w:sz w:val="28"/>
+          <w:szCs w:val="28"/>
+        </w:rPr>
+        <w:t>Отчет по лабораторной работе №3</w:t>
+      </w:r>
+    </w:p>
+    <w:p>
+      <w:pPr>
+        <w:pStyle w:val="NoSpacing"/>
+        <w:tabs>
+          <w:tab w:val="clear" w:pos="708"/>
+          <w:tab w:val="left" w:pos="435" w:leader="none"/>
+          <w:tab w:val="center" w:pos="4677" w:leader="none"/>
+        </w:tabs>
+        <w:jc w:val="center"/>
+        <w:rPr>
+          <w:rFonts w:ascii="Times New Roman" w:hAnsi="Times New Roman" w:eastAsia="Times New Roman"/>
+          <w:sz w:val="28"/>
+          <w:szCs w:val="28"/>
+          <w:lang w:eastAsia="ru-RU"/>
+        </w:rPr>
+      </w:pPr>
+      <w:r>
+        <w:rPr>
+          <w:rFonts w:eastAsia="Times New Roman" w:ascii="Times New Roman" w:hAnsi="Times New Roman"/>
+          <w:sz w:val="28"/>
+          <w:szCs w:val="28"/>
+          <w:lang w:eastAsia="ru-RU"/>
+        </w:rPr>
+      </w:r>
+    </w:p>
+    <w:p>
+      <w:pPr>
+        <w:pStyle w:val="NoSpacing"/>
+        <w:tabs>
+          <w:tab w:val="clear" w:pos="708"/>
+          <w:tab w:val="left" w:pos="435" w:leader="none"/>
+          <w:tab w:val="center" w:pos="4677" w:leader="none"/>
+        </w:tabs>
+        <w:spacing w:lineRule="auto" w:line="360"/>
+        <w:jc w:val="center"/>
+        <w:rPr>
+          <w:rFonts w:ascii="Times New Roman" w:hAnsi="Times New Roman"/>
+          <w:sz w:val="28"/>
+          <w:szCs w:val="28"/>
+        </w:rPr>
+      </w:pPr>
+      <w:r>
+        <w:rPr>
+          <w:rFonts w:eastAsia="Times New Roman" w:ascii="Times New Roman" w:hAnsi="Times New Roman"/>
+          <w:sz w:val="28"/>
+          <w:szCs w:val="28"/>
+          <w:lang w:eastAsia="ru-RU"/>
+        </w:rPr>
+        <w:t>по дисциплине «Технология разработки программного обеспечения»</w:t>
+      </w:r>
+    </w:p>
+    <w:p>
+      <w:pPr>
+        <w:pStyle w:val="NoSpacing"/>
+        <w:tabs>
+          <w:tab w:val="clear" w:pos="708"/>
+          <w:tab w:val="left" w:pos="435" w:leader="none"/>
+          <w:tab w:val="center" w:pos="4677" w:leader="none"/>
+        </w:tabs>
+        <w:spacing w:lineRule="auto" w:line="360"/>
+        <w:jc w:val="center"/>
+        <w:rPr>
+          <w:rFonts w:ascii="Times New Roman" w:hAnsi="Times New Roman" w:eastAsia="Times New Roman"/>
+          <w:sz w:val="28"/>
+          <w:szCs w:val="28"/>
+          <w:lang w:eastAsia="ru-RU"/>
+        </w:rPr>
+      </w:pPr>
+      <w:r>
+        <w:rPr>
+          <w:rFonts w:eastAsia="Times New Roman" w:ascii="Times New Roman" w:hAnsi="Times New Roman"/>
+          <w:sz w:val="28"/>
+          <w:szCs w:val="28"/>
+          <w:lang w:eastAsia="ru-RU"/>
+        </w:rPr>
+      </w:r>
+    </w:p>
+    <w:p>
+      <w:pPr>
+        <w:pStyle w:val="NoSpacing"/>
+        <w:tabs>
+          <w:tab w:val="clear" w:pos="708"/>
+          <w:tab w:val="left" w:pos="435" w:leader="none"/>
+          <w:tab w:val="center" w:pos="4677" w:leader="none"/>
+        </w:tabs>
+        <w:spacing w:lineRule="auto" w:line="360"/>
+        <w:jc w:val="center"/>
+        <w:rPr>
+          <w:rFonts w:ascii="Times New Roman" w:hAnsi="Times New Roman" w:eastAsia="Times New Roman"/>
+          <w:sz w:val="28"/>
+          <w:szCs w:val="28"/>
+          <w:lang w:eastAsia="ru-RU"/>
+        </w:rPr>
+      </w:pPr>
+      <w:r>
+        <w:rPr>
+          <w:rFonts w:eastAsia="Times New Roman" w:ascii="Times New Roman" w:hAnsi="Times New Roman"/>
+          <w:sz w:val="28"/>
+          <w:szCs w:val="28"/>
+          <w:lang w:eastAsia="ru-RU"/>
+        </w:rPr>
+      </w:r>
+    </w:p>
+    <w:p>
+      <w:pPr>
+        <w:pStyle w:val="NoSpacing"/>
+        <w:tabs>
+          <w:tab w:val="clear" w:pos="708"/>
+          <w:tab w:val="left" w:pos="435" w:leader="none"/>
+          <w:tab w:val="center" w:pos="4677" w:leader="none"/>
+        </w:tabs>
+        <w:spacing w:lineRule="auto" w:line="360"/>
+        <w:jc w:val="center"/>
+        <w:rPr>
+          <w:rFonts w:ascii="Times New Roman" w:hAnsi="Times New Roman" w:eastAsia="Times New Roman"/>
+          <w:sz w:val="28"/>
+          <w:szCs w:val="28"/>
+          <w:lang w:eastAsia="ru-RU"/>
+        </w:rPr>
+      </w:pPr>
+      <w:r>
+        <w:rPr>
+          <w:rFonts w:eastAsia="Times New Roman" w:ascii="Times New Roman" w:hAnsi="Times New Roman"/>
+          <w:sz w:val="28"/>
+          <w:szCs w:val="28"/>
+          <w:lang w:eastAsia="ru-RU"/>
+        </w:rPr>
+      </w:r>
+    </w:p>
+    <w:p>
+      <w:pPr>
+        <w:pStyle w:val="NoSpacing"/>
+        <w:tabs>
+          <w:tab w:val="clear" w:pos="708"/>
+          <w:tab w:val="left" w:pos="435" w:leader="none"/>
+          <w:tab w:val="center" w:pos="4677" w:leader="none"/>
+        </w:tabs>
+        <w:spacing w:lineRule="auto" w:line="360"/>
+        <w:jc w:val="center"/>
+        <w:rPr>
+          <w:rFonts w:ascii="Times New Roman" w:hAnsi="Times New Roman" w:eastAsia="Times New Roman"/>
+          <w:sz w:val="28"/>
+          <w:szCs w:val="28"/>
+          <w:lang w:eastAsia="ru-RU"/>
+        </w:rPr>
+      </w:pPr>
+      <w:r>
+        <w:rPr>
+          <w:rFonts w:eastAsia="Times New Roman" w:ascii="Times New Roman" w:hAnsi="Times New Roman"/>
+          <w:sz w:val="28"/>
+          <w:szCs w:val="28"/>
+          <w:lang w:eastAsia="ru-RU"/>
+        </w:rPr>
+      </w:r>
+    </w:p>
+    <w:p>
+      <w:pPr>
+        <w:pStyle w:val="Normal"/>
+        <w:widowControl w:val="false"/>
+        <w:ind w:right="201"/>
+        <w:rPr>
+          <w:rFonts w:ascii="Times New Roman" w:hAnsi="Times New Roman" w:cs="Times New Roman"/>
+          <w:sz w:val="28"/>
+          <w:szCs w:val="28"/>
+        </w:rPr>
+      </w:pPr>
+      <w:r>
+        <w:rPr>
+          <w:rFonts w:cs="Times New Roman" w:ascii="Times New Roman" w:hAnsi="Times New Roman"/>
+          <w:sz w:val="28"/>
+          <w:szCs w:val="28"/>
+        </w:rPr>
+      </w:r>
+    </w:p>
+    <w:p>
+      <w:pPr>
+        <w:pStyle w:val="Normal"/>
+        <w:widowControl w:val="false"/>
+        <w:ind w:right="201"/>
+        <w:rPr>
+          <w:rFonts w:ascii="Times New Roman" w:hAnsi="Times New Roman" w:cs="Times New Roman"/>
+          <w:sz w:val="28"/>
+          <w:szCs w:val="28"/>
+        </w:rPr>
+      </w:pPr>
+      <w:r>
+        <w:rPr>
+          <w:rFonts w:cs="Times New Roman" w:ascii="Times New Roman" w:hAnsi="Times New Roman"/>
+          <w:sz w:val="28"/>
+          <w:szCs w:val="28"/>
+        </w:rPr>
+      </w:r>
+    </w:p>
+    <w:p>
+      <w:pPr>
+        <w:pStyle w:val="Normal"/>
+        <w:widowControl w:val="false"/>
+        <w:ind w:right="201"/>
+        <w:rPr>
+          <w:rFonts w:ascii="Times New Roman" w:hAnsi="Times New Roman" w:cs="Times New Roman"/>
+          <w:sz w:val="28"/>
+          <w:szCs w:val="28"/>
+        </w:rPr>
+      </w:pPr>
+      <w:r>
+        <w:rPr>
+          <w:rFonts w:cs="Times New Roman" w:ascii="Times New Roman" w:hAnsi="Times New Roman"/>
+          <w:sz w:val="28"/>
+          <w:szCs w:val="28"/>
+        </w:rPr>
+      </w:r>
+    </w:p>
+    <w:p>
+      <w:pPr>
+        <w:pStyle w:val="Normal"/>
+        <w:widowControl w:val="false"/>
+        <w:spacing w:lineRule="auto" w:line="360"/>
+        <w:ind w:left="3969" w:right="201"/>
+        <w:rPr>
+          <w:rFonts w:ascii="Times New Roman" w:hAnsi="Times New Roman"/>
+          <w:sz w:val="28"/>
+          <w:szCs w:val="28"/>
+        </w:rPr>
+      </w:pPr>
+      <w:r>
+        <w:rPr>
+          <w:rFonts w:cs="Times New Roman" w:ascii="Times New Roman" w:hAnsi="Times New Roman"/>
+          <w:sz w:val="28"/>
+          <w:szCs w:val="28"/>
+        </w:rPr>
+        <w:t>Выполнил: студент группы 25КИС01 Ханбеков К.А</w:t>
+      </w:r>
+    </w:p>
+    <w:p>
+      <w:pPr>
+        <w:pStyle w:val="Normal"/>
+        <w:widowControl w:val="false"/>
+        <w:spacing w:lineRule="auto" w:line="360"/>
+        <w:ind w:left="3969" w:right="201"/>
+        <w:jc w:val="right"/>
+        <w:rPr>
+          <w:rFonts w:ascii="Times New Roman" w:hAnsi="Times New Roman"/>
+          <w:sz w:val="28"/>
+          <w:szCs w:val="28"/>
+        </w:rPr>
+      </w:pPr>
+      <w:r>
+        <w:rPr>
+          <w:rFonts w:cs="Times New Roman" w:ascii="Times New Roman" w:hAnsi="Times New Roman"/>
+          <w:sz w:val="28"/>
+          <w:szCs w:val="28"/>
+        </w:rPr>
+        <w:t xml:space="preserve">                      </w:t>
+      </w:r>
+      <w:r>
+        <w:rPr>
+          <w:rFonts w:cs="Times New Roman" w:ascii="Times New Roman" w:hAnsi="Times New Roman"/>
+          <w:sz w:val="28"/>
+          <w:szCs w:val="28"/>
+        </w:rPr>
+        <w:t>Проверил: преподаватель Ивахина И.А</w:t>
+      </w:r>
+    </w:p>
+    <w:p>
+      <w:pPr>
+        <w:pStyle w:val="Normal"/>
+        <w:jc w:val="center"/>
+        <w:rPr>
+          <w:rFonts w:ascii="Times New Roman" w:hAnsi="Times New Roman" w:cs="Times New Roman"/>
+          <w:sz w:val="28"/>
+          <w:szCs w:val="28"/>
+        </w:rPr>
+      </w:pPr>
+      <w:r>
+        <w:rPr>
+          <w:rFonts w:cs="Times New Roman" w:ascii="Times New Roman" w:hAnsi="Times New Roman"/>
+          <w:sz w:val="28"/>
+          <w:szCs w:val="28"/>
+        </w:rPr>
+      </w:r>
+    </w:p>
+    <w:p>
+      <w:pPr>
+        <w:pStyle w:val="Normal"/>
+        <w:rPr>
+          <w:rFonts w:ascii="Times New Roman" w:hAnsi="Times New Roman" w:cs="Times New Roman"/>
+          <w:sz w:val="28"/>
+          <w:szCs w:val="28"/>
+        </w:rPr>
+      </w:pPr>
+      <w:r>
+        <w:rPr>
+          <w:rFonts w:cs="Times New Roman" w:ascii="Times New Roman" w:hAnsi="Times New Roman"/>
+          <w:sz w:val="28"/>
+          <w:szCs w:val="28"/>
+        </w:rPr>
+      </w:r>
+    </w:p>
+    <w:p>
+      <w:pPr>
+        <w:pStyle w:val="Normal"/>
+        <w:jc w:val="center"/>
+        <w:rPr>
+          <w:rFonts w:ascii="Times New Roman" w:hAnsi="Times New Roman"/>
+          <w:sz w:val="28"/>
+          <w:szCs w:val="28"/>
+        </w:rPr>
+      </w:pPr>
+      <w:r>
+        <w:rPr>
+          <w:rFonts w:cs="Times New Roman" w:ascii="Times New Roman" w:hAnsi="Times New Roman"/>
+          <w:sz w:val="28"/>
+          <w:szCs w:val="28"/>
+        </w:rPr>
+        <w:t>Пенза 2026 г.</w:t>
+      </w:r>
+    </w:p>
+    <w:p>
+      <w:pPr>
+        <w:pStyle w:val="Normal"/>
+        <w:jc w:val="center"/>
+        <w:rPr>
+          <w:rFonts w:ascii="Times New Roman" w:hAnsi="Times New Roman" w:cs="Times New Roman"/>
+          <w:b/>
+          <w:sz w:val="28"/>
+          <w:szCs w:val="28"/>
+        </w:rPr>
+      </w:pPr>
+      <w:r>
+        <w:rPr>
+          <w:rFonts w:cs="Times New Roman" w:ascii="Times New Roman" w:hAnsi="Times New Roman"/>
+          <w:b/>
+          <w:sz w:val="28"/>
+          <w:szCs w:val="28"/>
+        </w:rPr>
+      </w:r>
+    </w:p>
+    <w:p>
+      <w:pPr>
+        <w:pStyle w:val="Normal"/>
+        <w:jc w:val="center"/>
+        <w:rPr>
+          <w:rFonts w:ascii="Times New Roman" w:hAnsi="Times New Roman" w:cs="Times New Roman"/>
+          <w:b/>
+          <w:sz w:val="28"/>
+          <w:szCs w:val="28"/>
+        </w:rPr>
+      </w:pPr>
+      <w:r>
+        <w:rPr>
+          <w:rFonts w:cs="Times New Roman" w:ascii="Times New Roman" w:hAnsi="Times New Roman"/>
+          <w:b/>
+          <w:sz w:val="28"/>
+          <w:szCs w:val="28"/>
+        </w:rPr>
         <w:t>ТЕХНИЧЕСКОЕ ЗАДАНИЕ</w:t>
       </w:r>
     </w:p>
@@ -32,35 +656,40 @@
           <w:b/>
           <w:sz w:val="28"/>
           <w:szCs w:val="28"/>
+        </w:rPr>
+      </w:pPr>
+      <w:r>
+        <w:rPr/>
+        <w:t>Мессенджер «</w:t>
+      </w:r>
+      <w:r>
+        <w:rPr>
           <w:lang w:val="en-US"/>
         </w:rPr>
-      </w:pPr>
-      <w:r>
-        <w:rPr>
-          <w:rFonts w:cs="Times New Roman" w:ascii="Times New Roman" w:hAnsi="Times New Roman"/>
-          <w:b/>
-          <w:sz w:val="28"/>
-          <w:szCs w:val="28"/>
-        </w:rPr>
-        <w:t>Мессенджер «</w:t>
-      </w:r>
-      <w:r>
-        <w:rPr>
-          <w:rFonts w:cs="Times New Roman" w:ascii="Times New Roman" w:hAnsi="Times New Roman"/>
-          <w:b/>
-          <w:sz w:val="28"/>
-          <w:szCs w:val="28"/>
+        <w:t>Bangar</w:t>
+      </w:r>
+      <w:r>
+        <w:rPr/>
+        <w:t>’</w:t>
+      </w:r>
+      <w:r>
+        <w:rPr>
           <w:lang w:val="en-US"/>
         </w:rPr>
-        <w:t>Bangar’s flow</w:t>
-      </w:r>
-      <w:r>
-        <w:rPr>
-          <w:rFonts w:cs="Times New Roman" w:ascii="Times New Roman" w:hAnsi="Times New Roman"/>
-          <w:b/>
-          <w:sz w:val="28"/>
-          <w:szCs w:val="28"/>
-        </w:rPr>
+        <w:t>s</w:t>
+      </w:r>
+      <w:r>
+        <w:rPr/>
+        <w:t xml:space="preserve"> </w:t>
+      </w:r>
+      <w:r>
+        <w:rPr>
+          <w:lang w:val="en-US"/>
+        </w:rPr>
+        <w:t>flow</w:t>
+      </w:r>
+      <w:r>
+        <w:rPr/>
         <w:t>»</w:t>
       </w:r>
     </w:p>
@@ -136,29 +765,32 @@
           </w:r>
           <w:r>
             <w:rPr>
-              <w:rStyle w:val="Style14"/>
-              <w:webHidden/>
+              <w:rStyle w:val="user"/>
+              <w:vanish w:val="false"/>
             </w:rPr>
             <w:instrText xml:space="preserve"> TOC \z \o "1-3" \u \h</w:instrText>
           </w:r>
           <w:r>
             <w:rPr>
-              <w:rStyle w:val="Style14"/>
-              <w:webHidden/>
+              <w:rStyle w:val="user"/>
+              <w:vanish w:val="false"/>
             </w:rPr>
             <w:fldChar w:fldCharType="separate"/>
           </w:r>
-          <w:hyperlink w:anchor="__RefHeading___Toc1056_4044048170" w:tooltip="1. ВВЕДЕНИЕ">
-            <w:r>
-              <w:rPr>
-                <w:rStyle w:val="Style14"/>
-                <w:webHidden/>
-              </w:rPr>
-              <w:t>1. ВВЕДЕНИЕ</w:t>
-              <w:tab/>
-              <w:t>2</w:t>
-            </w:r>
-          </w:hyperlink>
+          <w:r>
+            <w:rPr>
+              <w:rStyle w:val="user"/>
+              <w:vanish w:val="false"/>
+            </w:rPr>
+            <w:t>1. ВВЕДЕНИЕ</w:t>
+          </w:r>
+          <w:r>
+            <w:rPr>
+              <w:vanish w:val="false"/>
+            </w:rPr>
+            <w:tab/>
+            <w:t>2</w:t>
+          </w:r>
         </w:p>
         <w:p>
           <w:pPr>
@@ -169,17 +801,14 @@
             </w:tabs>
             <w:rPr/>
           </w:pPr>
-          <w:hyperlink w:anchor="__RefHeading___Toc1058_4044048170" w:tooltip="1.1 Назначение/Цель">
-            <w:r>
-              <w:rPr>
-                <w:rStyle w:val="Style14"/>
-                <w:webHidden/>
-              </w:rPr>
-              <w:t>1.1 Назначение/Цель</w:t>
-              <w:tab/>
-              <w:t>2</w:t>
-            </w:r>
-          </w:hyperlink>
+          <w:r>
+            <w:rPr>
+              <w:vanish w:val="false"/>
+            </w:rPr>
+            <w:t>1.1 Назначение/Цель</w:t>
+            <w:tab/>
+            <w:t>2</w:t>
+          </w:r>
         </w:p>
         <w:p>
           <w:pPr>
@@ -190,17 +819,14 @@
             </w:tabs>
             <w:rPr/>
           </w:pPr>
-          <w:hyperlink w:anchor="__RefHeading___Toc1060_4044048170" w:tooltip="1.2 Область применения">
-            <w:r>
-              <w:rPr>
-                <w:rStyle w:val="Style14"/>
-                <w:webHidden/>
-              </w:rPr>
-              <w:t>1.2 Область применения</w:t>
-              <w:tab/>
-              <w:t>2</w:t>
-            </w:r>
-          </w:hyperlink>
+          <w:r>
+            <w:rPr>
+              <w:vanish w:val="false"/>
+            </w:rPr>
+            <w:t>1.2 Область применения</w:t>
+            <w:tab/>
+            <w:t>2</w:t>
+          </w:r>
         </w:p>
         <w:p>
           <w:pPr>
@@ -211,17 +837,14 @@
             </w:tabs>
             <w:rPr/>
           </w:pPr>
-          <w:hyperlink w:anchor="__RefHeading___Toc1062_4044048170" w:tooltip="1.3 Определения и сокращения">
-            <w:r>
-              <w:rPr>
-                <w:rStyle w:val="Style14"/>
-                <w:webHidden/>
-              </w:rPr>
-              <w:t>1.3 Определения и сокращения</w:t>
-              <w:tab/>
-              <w:t>2</w:t>
-            </w:r>
-          </w:hyperlink>
+          <w:r>
+            <w:rPr>
+              <w:vanish w:val="false"/>
+            </w:rPr>
+            <w:t>1.3 Определения и сокращения</w:t>
+            <w:tab/>
+            <w:t>2</w:t>
+          </w:r>
         </w:p>
         <w:p>
           <w:pPr>
@@ -232,17 +855,14 @@
             </w:tabs>
             <w:rPr/>
           </w:pPr>
-          <w:hyperlink w:anchor="__RefHeading___Toc1064_4044048170" w:tooltip="1.4 Ссылки">
-            <w:r>
-              <w:rPr>
-                <w:rStyle w:val="Style14"/>
-                <w:webHidden/>
-              </w:rPr>
-              <w:t>1.4 Ссылки</w:t>
-              <w:tab/>
-              <w:t>3</w:t>
-            </w:r>
-          </w:hyperlink>
+          <w:r>
+            <w:rPr>
+              <w:vanish w:val="false"/>
+            </w:rPr>
+            <w:t>1.4 Ссылки</w:t>
+            <w:tab/>
+            <w:t>2</w:t>
+          </w:r>
         </w:p>
         <w:p>
           <w:pPr>
@@ -253,17 +873,14 @@
             </w:tabs>
             <w:rPr/>
           </w:pPr>
-          <w:hyperlink w:anchor="__RefHeading___Toc1066_4044048170" w:tooltip="1.5 Краткий обзор документа">
-            <w:r>
-              <w:rPr>
-                <w:rStyle w:val="Style14"/>
-                <w:webHidden/>
-              </w:rPr>
-              <w:t>1.5 Краткий обзор документа</w:t>
-              <w:tab/>
-              <w:t>3</w:t>
-            </w:r>
-          </w:hyperlink>
+          <w:r>
+            <w:rPr>
+              <w:vanish w:val="false"/>
+            </w:rPr>
+            <w:t>1.5 Краткий обзор документа</w:t>
+            <w:tab/>
+            <w:t>3</w:t>
+          </w:r>
         </w:p>
         <w:p>
           <w:pPr>
@@ -274,17 +891,14 @@
             </w:tabs>
             <w:rPr/>
           </w:pPr>
-          <w:hyperlink w:anchor="__RefHeading___Toc1068_4044048170" w:tooltip="2. ОБЩЕЕ ОПИСАНИЕ">
-            <w:r>
-              <w:rPr>
-                <w:rStyle w:val="Style14"/>
-                <w:webHidden/>
-              </w:rPr>
-              <w:t>2. ОБЩЕЕ ОПИСАНИЕ</w:t>
-              <w:tab/>
-              <w:t>3</w:t>
-            </w:r>
-          </w:hyperlink>
+          <w:r>
+            <w:rPr>
+              <w:vanish w:val="false"/>
+            </w:rPr>
+            <w:t>2. ОБЩЕЕ ОПИСАНИЕ</w:t>
+            <w:tab/>
+            <w:t>3</w:t>
+          </w:r>
         </w:p>
         <w:p>
           <w:pPr>
@@ -295,17 +909,14 @@
             </w:tabs>
             <w:rPr/>
           </w:pPr>
-          <w:hyperlink w:anchor="__RefHeading___Toc1070_4044048170" w:tooltip="2.1 Взаимодействие продукта с другими продуктами и компонентами">
-            <w:r>
-              <w:rPr>
-                <w:rStyle w:val="Style14"/>
-                <w:webHidden/>
-              </w:rPr>
-              <w:t>2.1 Взаимодействие продукта с другими продуктами и компонентами</w:t>
-              <w:tab/>
-              <w:t>3</w:t>
-            </w:r>
-          </w:hyperlink>
+          <w:r>
+            <w:rPr>
+              <w:vanish w:val="false"/>
+            </w:rPr>
+            <w:t>2.1 Взаимодействие продукта с другими продуктами и компонентами</w:t>
+            <w:tab/>
+            <w:t>3</w:t>
+          </w:r>
         </w:p>
         <w:p>
           <w:pPr>
@@ -316,17 +927,14 @@
             </w:tabs>
             <w:rPr/>
           </w:pPr>
-          <w:hyperlink w:anchor="__RefHeading___Toc1072_4044048170" w:tooltip="2.3 Характеристики пользователей">
-            <w:r>
-              <w:rPr>
-                <w:rStyle w:val="Style14"/>
-                <w:webHidden/>
-              </w:rPr>
-              <w:t>2.3 Характеристики пользователей</w:t>
-              <w:tab/>
-              <w:t>3</w:t>
-            </w:r>
-          </w:hyperlink>
+          <w:r>
+            <w:rPr>
+              <w:vanish w:val="false"/>
+            </w:rPr>
+            <w:t>2.3 Характеристики пользователей</w:t>
+            <w:tab/>
+            <w:t>3</w:t>
+          </w:r>
         </w:p>
         <w:p>
           <w:pPr>
@@ -337,17 +945,14 @@
             </w:tabs>
             <w:rPr/>
           </w:pPr>
-          <w:hyperlink w:anchor="__RefHeading___Toc1074_4044048170" w:tooltip="2.4 Окружение">
-            <w:r>
-              <w:rPr>
-                <w:rStyle w:val="Style14"/>
-                <w:webHidden/>
-              </w:rPr>
-              <w:t>2.4 Окружение</w:t>
-              <w:tab/>
-              <w:t>4</w:t>
-            </w:r>
-          </w:hyperlink>
+          <w:r>
+            <w:rPr>
+              <w:vanish w:val="false"/>
+            </w:rPr>
+            <w:t>2.4 Окружение</w:t>
+            <w:tab/>
+            <w:t>4</w:t>
+          </w:r>
         </w:p>
         <w:p>
           <w:pPr>
@@ -358,17 +963,14 @@
             </w:tabs>
             <w:rPr/>
           </w:pPr>
-          <w:hyperlink w:anchor="__RefHeading___Toc1076_4044048170" w:tooltip="2.5 Допущения и зависимости">
-            <w:r>
-              <w:rPr>
-                <w:rStyle w:val="Style14"/>
-                <w:webHidden/>
-              </w:rPr>
-              <w:t>2.5 Допущения и зависимости</w:t>
-              <w:tab/>
-              <w:t>4</w:t>
-            </w:r>
-          </w:hyperlink>
+          <w:r>
+            <w:rPr>
+              <w:vanish w:val="false"/>
+            </w:rPr>
+            <w:t>2.5 Допущения и зависимости</w:t>
+            <w:tab/>
+            <w:t>4</w:t>
+          </w:r>
         </w:p>
         <w:p>
           <w:pPr>
@@ -379,17 +981,14 @@
             </w:tabs>
             <w:rPr/>
           </w:pPr>
-          <w:hyperlink w:anchor="__RefHeading___Toc1078_4044048170" w:tooltip="3. ДЕТАЛЬНЫЕ ТРЕБОВАНИЯ">
-            <w:r>
-              <w:rPr>
-                <w:rStyle w:val="Style14"/>
-                <w:webHidden/>
-              </w:rPr>
-              <w:t>3. ДЕТАЛЬНЫЕ ТРЕБОВАНИЯ</w:t>
-              <w:tab/>
-              <w:t>5</w:t>
-            </w:r>
-          </w:hyperlink>
+          <w:r>
+            <w:rPr>
+              <w:vanish w:val="false"/>
+            </w:rPr>
+            <w:t>3. ДЕТАЛЬНЫЕ ТРЕБОВАНИЯ</w:t>
+            <w:tab/>
+            <w:t>5</w:t>
+          </w:r>
         </w:p>
         <w:p>
           <w:pPr>
@@ -400,17 +999,14 @@
             </w:tabs>
             <w:rPr/>
           </w:pPr>
-          <w:hyperlink w:anchor="__RefHeading___Toc1080_4044048170" w:tooltip="3.1 Требования к внешним интерфейсам">
-            <w:r>
-              <w:rPr>
-                <w:rStyle w:val="Style14"/>
-                <w:webHidden/>
-              </w:rPr>
-              <w:t>3.1 Требования к внешним интерфейсам</w:t>
-              <w:tab/>
-              <w:t>5</w:t>
-            </w:r>
-          </w:hyperlink>
+          <w:r>
+            <w:rPr>
+              <w:vanish w:val="false"/>
+            </w:rPr>
+            <w:t>3.1 Требования к внешним интерфейсам</w:t>
+            <w:tab/>
+            <w:t>5</w:t>
+          </w:r>
         </w:p>
         <w:p>
           <w:pPr>
@@ -421,17 +1017,14 @@
             </w:tabs>
             <w:rPr/>
           </w:pPr>
-          <w:hyperlink w:anchor="__RefHeading___Toc1082_4044048170" w:tooltip="3.1.1 Пользовательский интерфейс">
-            <w:r>
-              <w:rPr>
-                <w:rStyle w:val="Style14"/>
-                <w:webHidden/>
-              </w:rPr>
-              <w:t>3.1.1 Пользовательский интерфейс</w:t>
-              <w:tab/>
-              <w:t>5</w:t>
-            </w:r>
-          </w:hyperlink>
+          <w:r>
+            <w:rPr>
+              <w:vanish w:val="false"/>
+            </w:rPr>
+            <w:t>3.1.1 Пользовательский интерфейс</w:t>
+            <w:tab/>
+            <w:t>5</w:t>
+          </w:r>
         </w:p>
         <w:p>
           <w:pPr>
@@ -442,17 +1035,14 @@
             </w:tabs>
             <w:rPr/>
           </w:pPr>
-          <w:hyperlink w:anchor="__RefHeading___Toc1084_4044048170" w:tooltip="3.1.2 Программные интерфейсы (API)">
-            <w:r>
-              <w:rPr>
-                <w:rStyle w:val="Style14"/>
-                <w:webHidden/>
-              </w:rPr>
-              <w:t>3.1.2 Программные интерфейсы (API)</w:t>
-              <w:tab/>
-              <w:t>5</w:t>
-            </w:r>
-          </w:hyperlink>
+          <w:r>
+            <w:rPr>
+              <w:vanish w:val="false"/>
+            </w:rPr>
+            <w:t>3.1.2 Программные интерфейсы (API)</w:t>
+            <w:tab/>
+            <w:t>5</w:t>
+          </w:r>
         </w:p>
         <w:p>
           <w:pPr>
@@ -463,17 +1053,32 @@
             </w:tabs>
             <w:rPr/>
           </w:pPr>
-          <w:hyperlink w:anchor="__RefHeading___Toc1086_4044048170" w:tooltip="3.1.3 Аппаратные интерфейсы">
-            <w:r>
-              <w:rPr>
-                <w:rStyle w:val="Style14"/>
-                <w:webHidden/>
-              </w:rPr>
-              <w:t>3.1.3 Аппаратные интерфейсы</w:t>
-              <w:tab/>
-              <w:t>6</w:t>
-            </w:r>
-          </w:hyperlink>
+          <w:r>
+            <w:rPr>
+              <w:vanish w:val="false"/>
+            </w:rPr>
+            <w:t>3.1.3 Аппаратные интерфейсы</w:t>
+            <w:tab/>
+            <w:t>5</w:t>
+          </w:r>
+        </w:p>
+        <w:p>
+          <w:pPr>
+            <w:pStyle w:val="TOC1"/>
+            <w:tabs>
+              <w:tab w:val="clear" w:pos="708"/>
+              <w:tab w:val="right" w:pos="9354" w:leader="dot"/>
+            </w:tabs>
+            <w:rPr/>
+          </w:pPr>
+          <w:r>
+            <w:rPr>
+              <w:vanish w:val="false"/>
+            </w:rPr>
+            <w:t>4. Функциональные требования</w:t>
+            <w:tab/>
+            <w:t>6</w:t>
+          </w:r>
         </w:p>
         <w:p>
           <w:pPr>
@@ -484,17 +1089,14 @@
             </w:tabs>
             <w:rPr/>
           </w:pPr>
-          <w:hyperlink w:anchor="__RefHeading___Toc1088_4044048170" w:tooltip="3.2 Функциональные требования">
-            <w:r>
-              <w:rPr>
-                <w:rStyle w:val="Style14"/>
-                <w:webHidden/>
-              </w:rPr>
-              <w:t>3.2 Функциональные требования</w:t>
-              <w:tab/>
-              <w:t>6</w:t>
-            </w:r>
-          </w:hyperlink>
+          <w:r>
+            <w:rPr>
+              <w:vanish w:val="false"/>
+            </w:rPr>
+            <w:t>4.1Нефункциональные требования</w:t>
+            <w:tab/>
+            <w:t>9</w:t>
+          </w:r>
         </w:p>
         <w:p>
           <w:pPr>
@@ -505,80 +1107,14 @@
             </w:tabs>
             <w:rPr/>
           </w:pPr>
-          <w:hyperlink w:anchor="__RefHeading___Toc1104_4044048170" w:tooltip="3.3 User Stories">
-            <w:r>
-              <w:rPr>
-                <w:rStyle w:val="Style14"/>
-                <w:webHidden/>
-              </w:rPr>
-              <w:t>3.3 User Stories</w:t>
-              <w:tab/>
-              <w:t>7</w:t>
-            </w:r>
-          </w:hyperlink>
-        </w:p>
-        <w:p>
-          <w:pPr>
-            <w:pStyle w:val="TOC2"/>
-            <w:tabs>
-              <w:tab w:val="clear" w:pos="708"/>
-              <w:tab w:val="right" w:pos="9354" w:leader="dot"/>
-            </w:tabs>
-            <w:rPr/>
-          </w:pPr>
-          <w:hyperlink w:anchor="__RefHeading___Toc1106_4044048170" w:tooltip="3.4 Нефункциональные требования">
-            <w:r>
-              <w:rPr>
-                <w:rStyle w:val="Style14"/>
-                <w:webHidden/>
-              </w:rPr>
-              <w:t>3.4 Нефункциональные требования</w:t>
-              <w:tab/>
-              <w:t>9</w:t>
-            </w:r>
-          </w:hyperlink>
-        </w:p>
-        <w:p>
-          <w:pPr>
-            <w:pStyle w:val="TOC2"/>
-            <w:tabs>
-              <w:tab w:val="clear" w:pos="708"/>
-              <w:tab w:val="right" w:pos="9354" w:leader="dot"/>
-            </w:tabs>
-            <w:rPr/>
-          </w:pPr>
-          <w:hyperlink w:anchor="__RefHeading___Toc1108_4044048170" w:tooltip="3.5 Проектные ограничения и допущения">
-            <w:r>
-              <w:rPr>
-                <w:rStyle w:val="Style14"/>
-                <w:webHidden/>
-              </w:rPr>
-              <w:t>3.5 Проектные ограничения и допущения</w:t>
-              <w:tab/>
-              <w:t>10</w:t>
-            </w:r>
-          </w:hyperlink>
-        </w:p>
-        <w:p>
-          <w:pPr>
-            <w:pStyle w:val="TOC2"/>
-            <w:tabs>
-              <w:tab w:val="clear" w:pos="708"/>
-              <w:tab w:val="right" w:pos="9354" w:leader="dot"/>
-            </w:tabs>
-            <w:rPr/>
-          </w:pPr>
-          <w:hyperlink w:anchor="__RefHeading___Toc1110_4044048170" w:tooltip="3.6 Критерии приёмки">
-            <w:r>
-              <w:rPr>
-                <w:rStyle w:val="Style14"/>
-                <w:webHidden/>
-              </w:rPr>
-              <w:t>3.6 Критерии приёмки</w:t>
-              <w:tab/>
-              <w:t>11</w:t>
-            </w:r>
-          </w:hyperlink>
+          <w:r>
+            <w:rPr>
+              <w:vanish w:val="false"/>
+            </w:rPr>
+            <w:t>4.2 Проектные ограничения и допущения</w:t>
+            <w:tab/>
+            <w:t>10</w:t>
+          </w:r>
         </w:p>
         <w:p>
           <w:pPr>
@@ -589,20 +1125,17 @@
             </w:tabs>
             <w:rPr/>
           </w:pPr>
-          <w:hyperlink w:anchor="__RefHeading___Toc1112_4044048170" w:tooltip="4. ПРИЛОЖЕНИЯ">
-            <w:r>
-              <w:rPr>
-                <w:rStyle w:val="Style14"/>
-                <w:webHidden/>
-              </w:rPr>
-              <w:t>4. ПРИЛОЖЕНИЯ</w:t>
-              <w:tab/>
-              <w:t>11</w:t>
-            </w:r>
-          </w:hyperlink>
           <w:r>
             <w:rPr>
-              <w:rStyle w:val="Style14"/>
+              <w:vanish w:val="false"/>
+            </w:rPr>
+            <w:t>5. ПРИЛОЖЕНИЯ</w:t>
+            <w:tab/>
+            <w:t>11</w:t>
+          </w:r>
+          <w:r>
+            <w:rPr>
+              <w:vanish w:val="false"/>
             </w:rPr>
             <w:fldChar w:fldCharType="end"/>
           </w:r>
@@ -872,24 +1405,6 @@
           <w:sz w:val="28"/>
           <w:szCs w:val="28"/>
         </w:rPr>
-        <w:t>Шифрование сообщений (E2EE)</w:t>
-      </w:r>
-    </w:p>
-    <w:p>
-      <w:pPr>
-        <w:pStyle w:val="Normal"/>
-        <w:rPr>
-          <w:rFonts w:ascii="Times New Roman" w:hAnsi="Times New Roman" w:cs="Times New Roman"/>
-          <w:sz w:val="28"/>
-          <w:szCs w:val="28"/>
-        </w:rPr>
-      </w:pPr>
-      <w:r>
-        <w:rPr>
-          <w:rFonts w:cs="Times New Roman" w:ascii="Times New Roman" w:hAnsi="Times New Roman"/>
-          <w:sz w:val="28"/>
-          <w:szCs w:val="28"/>
-        </w:rPr>
         <w:t>Не включает (в версии 1.0):</w:t>
       </w:r>
     </w:p>
@@ -995,24 +1510,6 @@
           <w:sz w:val="28"/>
           <w:szCs w:val="28"/>
         </w:rPr>
-        <w:t>E2EE — End-to-End Encryption, сквозное шифрование</w:t>
-      </w:r>
-    </w:p>
-    <w:p>
-      <w:pPr>
-        <w:pStyle w:val="Normal"/>
-        <w:rPr>
-          <w:rFonts w:ascii="Times New Roman" w:hAnsi="Times New Roman" w:cs="Times New Roman"/>
-          <w:sz w:val="28"/>
-          <w:szCs w:val="28"/>
-        </w:rPr>
-      </w:pPr>
-      <w:r>
-        <w:rPr>
-          <w:rFonts w:cs="Times New Roman" w:ascii="Times New Roman" w:hAnsi="Times New Roman"/>
-          <w:sz w:val="28"/>
-          <w:szCs w:val="28"/>
-        </w:rPr>
         <w:t>API — Application Programming Interface</w:t>
       </w:r>
     </w:p>
@@ -1031,24 +1528,6 @@
           <w:sz w:val="28"/>
           <w:szCs w:val="28"/>
         </w:rPr>
-        <w:t>WebSocket — Протокол двусторонней связи в реальном времени</w:t>
-      </w:r>
-    </w:p>
-    <w:p>
-      <w:pPr>
-        <w:pStyle w:val="Normal"/>
-        <w:rPr>
-          <w:rFonts w:ascii="Times New Roman" w:hAnsi="Times New Roman" w:cs="Times New Roman"/>
-          <w:sz w:val="28"/>
-          <w:szCs w:val="28"/>
-        </w:rPr>
-      </w:pPr>
-      <w:r>
-        <w:rPr>
-          <w:rFonts w:cs="Times New Roman" w:ascii="Times New Roman" w:hAnsi="Times New Roman"/>
-          <w:sz w:val="28"/>
-          <w:szCs w:val="28"/>
-        </w:rPr>
         <w:t>UI/UX — Пользовательский интерфейс / опыт взаимодействия</w:t>
       </w:r>
     </w:p>
@@ -1068,51 +1547,6 @@
           <w:szCs w:val="28"/>
         </w:rPr>
         <w:t>DFD — Data Flow Diagram, диаграмма потоков данных</w:t>
-      </w:r>
-    </w:p>
-    <w:p>
-      <w:pPr>
-        <w:pStyle w:val="Normal"/>
-        <w:rPr>
-          <w:rFonts w:ascii="Times New Roman" w:hAnsi="Times New Roman" w:cs="Times New Roman"/>
-          <w:sz w:val="28"/>
-          <w:szCs w:val="28"/>
-          <w:lang w:val="en-US"/>
-        </w:rPr>
-      </w:pPr>
-      <w:r>
-        <w:rPr>
-          <w:rFonts w:cs="Times New Roman" w:ascii="Times New Roman" w:hAnsi="Times New Roman"/>
-          <w:sz w:val="28"/>
-          <w:szCs w:val="28"/>
-          <w:lang w:val="en-US"/>
-        </w:rPr>
-        <w:t xml:space="preserve">2FA — Two-Factor Authentication, </w:t>
-      </w:r>
-      <w:r>
-        <w:rPr>
-          <w:rFonts w:cs="Times New Roman" w:ascii="Times New Roman" w:hAnsi="Times New Roman"/>
-          <w:sz w:val="28"/>
-          <w:szCs w:val="28"/>
-        </w:rPr>
-        <w:t>двухфакторная</w:t>
-      </w:r>
-      <w:r>
-        <w:rPr>
-          <w:rFonts w:cs="Times New Roman" w:ascii="Times New Roman" w:hAnsi="Times New Roman"/>
-          <w:sz w:val="28"/>
-          <w:szCs w:val="28"/>
-          <w:lang w:val="en-US"/>
-        </w:rPr>
-        <w:t xml:space="preserve"> </w:t>
-      </w:r>
-      <w:r>
-        <w:rPr>
-          <w:rFonts w:cs="Times New Roman" w:ascii="Times New Roman" w:hAnsi="Times New Roman"/>
-          <w:sz w:val="28"/>
-          <w:szCs w:val="28"/>
-        </w:rPr>
-        <w:t>аутентификация</w:t>
       </w:r>
     </w:p>
     <w:p>
@@ -1155,64 +1589,6 @@
           <w:rFonts w:ascii="Times New Roman" w:hAnsi="Times New Roman" w:cs="Times New Roman"/>
           <w:sz w:val="28"/>
           <w:szCs w:val="28"/>
-          <w:lang w:val="en-US"/>
-        </w:rPr>
-      </w:pPr>
-      <w:r>
-        <w:rPr>
-          <w:rFonts w:cs="Times New Roman" w:ascii="Times New Roman" w:hAnsi="Times New Roman"/>
-          <w:sz w:val="28"/>
-          <w:szCs w:val="28"/>
-          <w:lang w:val="en-US"/>
-        </w:rPr>
-        <w:t>IEEE 830-1998 «Software Requirements Specification»</w:t>
-      </w:r>
-    </w:p>
-    <w:p>
-      <w:pPr>
-        <w:pStyle w:val="Normal"/>
-        <w:rPr>
-          <w:rFonts w:ascii="Times New Roman" w:hAnsi="Times New Roman" w:cs="Times New Roman"/>
-          <w:sz w:val="28"/>
-          <w:szCs w:val="28"/>
-          <w:lang w:val="en-US"/>
-        </w:rPr>
-      </w:pPr>
-      <w:r>
-        <w:rPr>
-          <w:rFonts w:cs="Times New Roman" w:ascii="Times New Roman" w:hAnsi="Times New Roman"/>
-          <w:sz w:val="28"/>
-          <w:szCs w:val="28"/>
-          <w:lang w:val="en-US"/>
-        </w:rPr>
-        <w:t>RFC 6455 «The WebSocket Protocol»</w:t>
-      </w:r>
-    </w:p>
-    <w:p>
-      <w:pPr>
-        <w:pStyle w:val="Normal"/>
-        <w:rPr>
-          <w:rFonts w:ascii="Times New Roman" w:hAnsi="Times New Roman" w:cs="Times New Roman"/>
-          <w:sz w:val="28"/>
-          <w:szCs w:val="28"/>
-        </w:rPr>
-      </w:pPr>
-      <w:r>
-        <w:rPr>
-          <w:rFonts w:cs="Times New Roman" w:ascii="Times New Roman" w:hAnsi="Times New Roman"/>
-          <w:sz w:val="28"/>
-          <w:szCs w:val="28"/>
-        </w:rPr>
-        <w:t>Документация Signal Protocol для реализации E2EE</w:t>
-      </w:r>
-    </w:p>
-    <w:p>
-      <w:pPr>
-        <w:pStyle w:val="Normal"/>
-        <w:rPr>
-          <w:rFonts w:ascii="Times New Roman" w:hAnsi="Times New Roman" w:cs="Times New Roman"/>
-          <w:sz w:val="28"/>
-          <w:szCs w:val="28"/>
         </w:rPr>
       </w:pPr>
       <w:r>
@@ -1263,7 +1639,41 @@
           <w:szCs w:val="28"/>
           <w:lang w:val="en-US"/>
         </w:rPr>
-        <w:t>Bangar’s Flow</w:t>
+        <w:t>Bangar</w:t>
+      </w:r>
+      <w:r>
+        <w:rPr>
+          <w:rFonts w:cs="Times New Roman" w:ascii="Times New Roman" w:hAnsi="Times New Roman"/>
+          <w:sz w:val="28"/>
+          <w:szCs w:val="28"/>
+        </w:rPr>
+        <w:t>’</w:t>
+      </w:r>
+      <w:r>
+        <w:rPr>
+          <w:rFonts w:cs="Times New Roman" w:ascii="Times New Roman" w:hAnsi="Times New Roman"/>
+          <w:sz w:val="28"/>
+          <w:szCs w:val="28"/>
+          <w:lang w:val="en-US"/>
+        </w:rPr>
+        <w:t>s</w:t>
+      </w:r>
+      <w:r>
+        <w:rPr>
+          <w:rFonts w:cs="Times New Roman" w:ascii="Times New Roman" w:hAnsi="Times New Roman"/>
+          <w:sz w:val="28"/>
+          <w:szCs w:val="28"/>
+        </w:rPr>
+        <w:t xml:space="preserve"> </w:t>
+      </w:r>
+      <w:r>
+        <w:rPr>
+          <w:rFonts w:cs="Times New Roman" w:ascii="Times New Roman" w:hAnsi="Times New Roman"/>
+          <w:sz w:val="28"/>
+          <w:szCs w:val="28"/>
+          <w:lang w:val="en-US"/>
+        </w:rPr>
+        <w:t>Flow</w:t>
       </w:r>
       <w:r>
         <w:rPr>
@@ -1890,6 +2300,35 @@
           <w:rFonts w:ascii="Times New Roman" w:hAnsi="Times New Roman" w:cs="Times New Roman"/>
           <w:sz w:val="28"/>
           <w:szCs w:val="28"/>
+          <w:lang w:val="ru-RU"/>
+        </w:rPr>
+      </w:pPr>
+      <w:r>
+        <w:rPr>
+          <w:rFonts w:cs="Times New Roman" w:ascii="Times New Roman" w:hAnsi="Times New Roman"/>
+          <w:sz w:val="28"/>
+          <w:szCs w:val="28"/>
+          <w:lang w:val="ru-RU"/>
+        </w:rPr>
+        <w:t xml:space="preserve">Языки Реализации: </w:t>
+      </w:r>
+      <w:r>
+        <w:rPr>
+          <w:rFonts w:cs="Times New Roman" w:ascii="Times New Roman" w:hAnsi="Times New Roman"/>
+          <w:sz w:val="28"/>
+          <w:szCs w:val="28"/>
+          <w:lang w:val="en-US"/>
+        </w:rPr>
+        <w:t>JavaScript CSS HTML</w:t>
+      </w:r>
+    </w:p>
+    <w:p>
+      <w:pPr>
+        <w:pStyle w:val="Normal"/>
+        <w:rPr>
+          <w:rFonts w:ascii="Times New Roman" w:hAnsi="Times New Roman" w:cs="Times New Roman"/>
+          <w:sz w:val="28"/>
+          <w:szCs w:val="28"/>
         </w:rPr>
       </w:pPr>
       <w:r>
@@ -1934,24 +2373,6 @@
           <w:sz w:val="28"/>
           <w:szCs w:val="28"/>
         </w:rPr>
-        <w:t>Кэш и сессии: Redis 7+</w:t>
-      </w:r>
-    </w:p>
-    <w:p>
-      <w:pPr>
-        <w:pStyle w:val="Normal"/>
-        <w:rPr>
-          <w:rFonts w:ascii="Times New Roman" w:hAnsi="Times New Roman" w:cs="Times New Roman"/>
-          <w:sz w:val="28"/>
-          <w:szCs w:val="28"/>
-        </w:rPr>
-      </w:pPr>
-      <w:r>
-        <w:rPr>
-          <w:rFonts w:cs="Times New Roman" w:ascii="Times New Roman" w:hAnsi="Times New Roman"/>
-          <w:sz w:val="28"/>
-          <w:szCs w:val="28"/>
-        </w:rPr>
         <w:t>Хранилище файлов: S3-совместимое объектное хранилище</w:t>
       </w:r>
     </w:p>
@@ -1970,7 +2391,6 @@
           <w:sz w:val="28"/>
           <w:szCs w:val="28"/>
         </w:rPr>
-        <w:t>Протоколы: WebSocket, HTTPS/TLS 1.3, WebRTC для звонков</w:t>
       </w:r>
     </w:p>
     <w:p>
@@ -2587,16 +3007,20 @@
     </w:p>
     <w:p>
       <w:pPr>
-        <w:pStyle w:val="Heading2"/>
+        <w:pStyle w:val="Heading1"/>
         <w:spacing w:before="280" w:after="280"/>
         <w:rPr/>
       </w:pPr>
       <w:bookmarkStart w:id="32" w:name="__RefHeading___Toc1088_4044048170"/>
+      <w:bookmarkEnd w:id="32"/>
+      <w:r>
+        <w:rPr/>
+        <w:t>4.</w:t>
+      </w:r>
       <w:bookmarkStart w:id="33" w:name="_Toc224988508"/>
-      <w:bookmarkEnd w:id="32"/>
       <w:r>
         <w:rPr/>
-        <w:t>3.2 Функциональные требования</w:t>
+        <w:t xml:space="preserve"> Функциональные требования</w:t>
       </w:r>
       <w:bookmarkEnd w:id="33"/>
     </w:p>
@@ -2605,6 +3029,7 @@
         <w:pStyle w:val="Normal"/>
         <w:rPr>
           <w:rFonts w:ascii="Times New Roman" w:hAnsi="Times New Roman"/>
+          <w:color w:val="000000"/>
           <w:sz w:val="28"/>
           <w:szCs w:val="28"/>
         </w:rPr>
@@ -2614,6 +3039,7 @@
       <w:r>
         <w:rPr>
           <w:rFonts w:ascii="Times New Roman" w:hAnsi="Times New Roman"/>
+          <w:color w:val="000000"/>
           <w:sz w:val="28"/>
           <w:szCs w:val="28"/>
         </w:rPr>
@@ -2640,15 +3066,232 @@
       <w:r>
         <w:rPr>
           <w:rFonts w:ascii="Times New Roman" w:hAnsi="Times New Roman"/>
+          <w:color w:val="000000"/>
+          <w:sz w:val="28"/>
+          <w:szCs w:val="28"/>
+        </w:rPr>
+        <w:t xml:space="preserve"> Пользователь может создать аккаунт</w:t>
+        <w:br/>
+      </w:r>
+      <w:r>
+        <w:rPr>
+          <w:rStyle w:val="Strong"/>
+          <w:rFonts w:ascii="Times New Roman" w:hAnsi="Times New Roman"/>
           <w:b w:val="false"/>
           <w:bCs w:val="false"/>
           <w:color w:val="000000"/>
           <w:sz w:val="28"/>
           <w:szCs w:val="28"/>
         </w:rPr>
-        <w:t xml:space="preserve"> Пользователь может создать аккаунт</w:t>
-        <w:br/>
-      </w:r>
+        <w:t>Приоритет:</w:t>
+      </w:r>
+      <w:r>
+        <w:rPr>
+          <w:rFonts w:ascii="Times New Roman" w:hAnsi="Times New Roman"/>
+          <w:color w:val="000000"/>
+          <w:sz w:val="28"/>
+          <w:szCs w:val="28"/>
+        </w:rPr>
+        <w:t xml:space="preserve"> Высокий</w:t>
+      </w:r>
+    </w:p>
+    <w:p>
+      <w:pPr>
+        <w:pStyle w:val="Normal"/>
+        <w:rPr/>
+      </w:pPr>
+      <w:r>
+        <w:rPr>
+          <w:rStyle w:val="Strong"/>
+          <w:rFonts w:ascii="Times New Roman" w:hAnsi="Times New Roman"/>
+          <w:color w:val="000000"/>
+          <w:sz w:val="28"/>
+          <w:szCs w:val="28"/>
+        </w:rPr>
+        <w:t>Сценарий:</w:t>
+      </w:r>
+    </w:p>
+    <w:p>
+      <w:pPr>
+        <w:pStyle w:val="Normal"/>
+        <w:rPr>
+          <w:rFonts w:ascii="Times New Roman" w:hAnsi="Times New Roman"/>
+          <w:color w:val="000000"/>
+          <w:sz w:val="28"/>
+          <w:szCs w:val="28"/>
+        </w:rPr>
+      </w:pPr>
+      <w:r>
+        <w:rPr>
+          <w:rFonts w:ascii="Times New Roman" w:hAnsi="Times New Roman"/>
+          <w:color w:val="000000"/>
+          <w:sz w:val="28"/>
+          <w:szCs w:val="28"/>
+        </w:rPr>
+        <w:t xml:space="preserve">Пользователь вводит email и пароль </w:t>
+      </w:r>
+    </w:p>
+    <w:p>
+      <w:pPr>
+        <w:pStyle w:val="Normal"/>
+        <w:rPr>
+          <w:rFonts w:ascii="Times New Roman" w:hAnsi="Times New Roman"/>
+          <w:color w:val="000000"/>
+          <w:sz w:val="28"/>
+          <w:szCs w:val="28"/>
+        </w:rPr>
+      </w:pPr>
+      <w:r>
+        <w:rPr>
+          <w:rFonts w:ascii="Times New Roman" w:hAnsi="Times New Roman"/>
+          <w:color w:val="000000"/>
+          <w:sz w:val="28"/>
+          <w:szCs w:val="28"/>
+        </w:rPr>
+        <w:t xml:space="preserve">Система проверяет уникальность email </w:t>
+      </w:r>
+    </w:p>
+    <w:p>
+      <w:pPr>
+        <w:pStyle w:val="Normal"/>
+        <w:rPr>
+          <w:rFonts w:ascii="Times New Roman" w:hAnsi="Times New Roman"/>
+          <w:color w:val="000000"/>
+          <w:sz w:val="28"/>
+          <w:szCs w:val="28"/>
+        </w:rPr>
+      </w:pPr>
+      <w:r>
+        <w:rPr>
+          <w:rFonts w:ascii="Times New Roman" w:hAnsi="Times New Roman"/>
+          <w:color w:val="000000"/>
+          <w:sz w:val="28"/>
+          <w:szCs w:val="28"/>
+        </w:rPr>
+        <w:t xml:space="preserve">Создается аккаунт </w:t>
+      </w:r>
+    </w:p>
+    <w:p>
+      <w:pPr>
+        <w:pStyle w:val="Normal"/>
+        <w:rPr/>
+      </w:pPr>
+      <w:r>
+        <w:rPr>
+          <w:rStyle w:val="Strong"/>
+          <w:rFonts w:ascii="Times New Roman" w:hAnsi="Times New Roman"/>
+          <w:color w:val="000000"/>
+          <w:sz w:val="28"/>
+          <w:szCs w:val="28"/>
+        </w:rPr>
+        <w:t>Требования:</w:t>
+      </w:r>
+    </w:p>
+    <w:p>
+      <w:pPr>
+        <w:pStyle w:val="Normal"/>
+        <w:rPr>
+          <w:rFonts w:ascii="Times New Roman" w:hAnsi="Times New Roman"/>
+          <w:color w:val="000000"/>
+          <w:sz w:val="28"/>
+          <w:szCs w:val="28"/>
+        </w:rPr>
+      </w:pPr>
+      <w:r>
+        <w:rPr>
+          <w:rFonts w:ascii="Times New Roman" w:hAnsi="Times New Roman"/>
+          <w:color w:val="000000"/>
+          <w:sz w:val="28"/>
+          <w:szCs w:val="28"/>
+        </w:rPr>
+        <w:t xml:space="preserve">Валидация email </w:t>
+      </w:r>
+    </w:p>
+    <w:p>
+      <w:pPr>
+        <w:pStyle w:val="Normal"/>
+        <w:rPr>
+          <w:rFonts w:ascii="Times New Roman" w:hAnsi="Times New Roman"/>
+          <w:color w:val="000000"/>
+          <w:sz w:val="28"/>
+          <w:szCs w:val="28"/>
+        </w:rPr>
+      </w:pPr>
+      <w:r>
+        <w:rPr>
+          <w:rFonts w:ascii="Times New Roman" w:hAnsi="Times New Roman"/>
+          <w:color w:val="000000"/>
+          <w:sz w:val="28"/>
+          <w:szCs w:val="28"/>
+        </w:rPr>
+        <w:t xml:space="preserve">Минимальная длина пароля </w:t>
+      </w:r>
+    </w:p>
+    <w:p>
+      <w:pPr>
+        <w:pStyle w:val="Normal"/>
+        <w:rPr>
+          <w:rFonts w:ascii="Times New Roman" w:hAnsi="Times New Roman"/>
+          <w:color w:val="000000"/>
+          <w:sz w:val="28"/>
+          <w:szCs w:val="28"/>
+        </w:rPr>
+      </w:pPr>
+      <w:r>
+        <w:rPr>
+          <w:rFonts w:ascii="Times New Roman" w:hAnsi="Times New Roman"/>
+          <w:color w:val="000000"/>
+          <w:sz w:val="28"/>
+          <w:szCs w:val="28"/>
+        </w:rPr>
+        <w:t>Ошибка при существующем email</w:t>
+      </w:r>
+    </w:p>
+    <w:p>
+      <w:pPr>
+        <w:pStyle w:val="Normal"/>
+        <w:rPr>
+          <w:rFonts w:ascii="Times New Roman" w:hAnsi="Times New Roman"/>
+          <w:color w:val="000000"/>
+          <w:sz w:val="28"/>
+          <w:szCs w:val="28"/>
+        </w:rPr>
+      </w:pPr>
+      <w:r>
+        <w:rPr>
+          <w:rFonts w:ascii="Times New Roman" w:hAnsi="Times New Roman"/>
+          <w:color w:val="000000"/>
+          <w:sz w:val="28"/>
+          <w:szCs w:val="28"/>
+        </w:rPr>
+        <w:t>User story</w:t>
+      </w:r>
+    </w:p>
+    <w:p>
+      <w:pPr>
+        <w:pStyle w:val="Normal"/>
+        <w:rPr>
+          <w:rFonts w:ascii="Times New Roman" w:hAnsi="Times New Roman"/>
+          <w:color w:val="000000"/>
+          <w:sz w:val="28"/>
+          <w:szCs w:val="28"/>
+        </w:rPr>
+      </w:pPr>
+      <w:r>
+        <w:rPr>
+          <w:rFonts w:ascii="Times New Roman" w:hAnsi="Times New Roman"/>
+          <w:color w:val="000000"/>
+          <w:sz w:val="28"/>
+          <w:szCs w:val="28"/>
+        </w:rPr>
+        <w:t>Регистрация</w:t>
+      </w:r>
+    </w:p>
+    <w:p>
+      <w:pPr>
+        <w:pStyle w:val="Normal"/>
+        <w:rPr/>
+      </w:pPr>
       <w:r>
         <w:rPr>
           <w:rStyle w:val="Strong"/>
@@ -2659,941 +3302,12 @@
           <w:sz w:val="28"/>
           <w:szCs w:val="28"/>
         </w:rPr>
-        <w:t>Приоритет:</w:t>
-      </w:r>
-      <w:r>
-        <w:rPr>
-          <w:rFonts w:ascii="Times New Roman" w:hAnsi="Times New Roman"/>
-          <w:b w:val="false"/>
-          <w:bCs w:val="false"/>
-          <w:color w:val="000000"/>
-          <w:sz w:val="28"/>
-          <w:szCs w:val="28"/>
-        </w:rPr>
-        <w:t xml:space="preserve"> Высокий</w:t>
-      </w:r>
-    </w:p>
-    <w:p>
-      <w:pPr>
-        <w:pStyle w:val="Normal"/>
-        <w:rPr/>
-      </w:pPr>
-      <w:r>
-        <w:rPr>
-          <w:rStyle w:val="Strong"/>
-          <w:rFonts w:ascii="Times New Roman" w:hAnsi="Times New Roman"/>
-          <w:sz w:val="28"/>
-          <w:szCs w:val="28"/>
-        </w:rPr>
-        <w:t>Сценарий:</w:t>
-      </w:r>
-    </w:p>
-    <w:p>
-      <w:pPr>
-        <w:pStyle w:val="Normal"/>
-        <w:numPr>
-          <w:ilvl w:val="0"/>
-          <w:numId w:val="0"/>
-        </w:numPr>
-        <w:ind w:hanging="0" w:left="0"/>
-        <w:rPr>
-          <w:rFonts w:ascii="Times New Roman" w:hAnsi="Times New Roman"/>
-          <w:sz w:val="28"/>
-          <w:szCs w:val="28"/>
-        </w:rPr>
-      </w:pPr>
-      <w:r>
-        <w:rPr>
-          <w:rFonts w:ascii="Times New Roman" w:hAnsi="Times New Roman"/>
-          <w:sz w:val="28"/>
-          <w:szCs w:val="28"/>
-        </w:rPr>
-        <w:t xml:space="preserve">Пользователь вводит email и пароль </w:t>
-      </w:r>
-    </w:p>
-    <w:p>
-      <w:pPr>
-        <w:pStyle w:val="Normal"/>
-        <w:numPr>
-          <w:ilvl w:val="0"/>
-          <w:numId w:val="0"/>
-        </w:numPr>
-        <w:ind w:hanging="0" w:left="0"/>
-        <w:rPr>
-          <w:rFonts w:ascii="Times New Roman" w:hAnsi="Times New Roman"/>
-          <w:sz w:val="28"/>
-          <w:szCs w:val="28"/>
-        </w:rPr>
-      </w:pPr>
-      <w:r>
-        <w:rPr>
-          <w:rFonts w:ascii="Times New Roman" w:hAnsi="Times New Roman"/>
-          <w:sz w:val="28"/>
-          <w:szCs w:val="28"/>
-        </w:rPr>
-        <w:t xml:space="preserve">Система проверяет уникальность email </w:t>
-      </w:r>
-    </w:p>
-    <w:p>
-      <w:pPr>
-        <w:pStyle w:val="Normal"/>
-        <w:numPr>
-          <w:ilvl w:val="0"/>
-          <w:numId w:val="0"/>
-        </w:numPr>
-        <w:ind w:hanging="0" w:left="0"/>
-        <w:rPr>
-          <w:rFonts w:ascii="Times New Roman" w:hAnsi="Times New Roman"/>
-          <w:sz w:val="28"/>
-          <w:szCs w:val="28"/>
-        </w:rPr>
-      </w:pPr>
-      <w:r>
-        <w:rPr>
-          <w:rFonts w:ascii="Times New Roman" w:hAnsi="Times New Roman"/>
-          <w:sz w:val="28"/>
-          <w:szCs w:val="28"/>
-        </w:rPr>
-        <w:t xml:space="preserve">Создается аккаунт </w:t>
-      </w:r>
-    </w:p>
-    <w:p>
-      <w:pPr>
-        <w:pStyle w:val="Normal"/>
-        <w:rPr/>
-      </w:pPr>
-      <w:r>
-        <w:rPr>
-          <w:rStyle w:val="Strong"/>
-          <w:rFonts w:ascii="Times New Roman" w:hAnsi="Times New Roman"/>
-          <w:sz w:val="28"/>
-          <w:szCs w:val="28"/>
-        </w:rPr>
-        <w:t>Требования:</w:t>
-      </w:r>
-    </w:p>
-    <w:p>
-      <w:pPr>
-        <w:pStyle w:val="Normal"/>
-        <w:numPr>
-          <w:ilvl w:val="0"/>
-          <w:numId w:val="0"/>
-        </w:numPr>
-        <w:ind w:hanging="0" w:left="0"/>
-        <w:rPr>
-          <w:rFonts w:ascii="Times New Roman" w:hAnsi="Times New Roman"/>
-          <w:sz w:val="28"/>
-          <w:szCs w:val="28"/>
-        </w:rPr>
-      </w:pPr>
-      <w:r>
-        <w:rPr>
-          <w:rFonts w:ascii="Times New Roman" w:hAnsi="Times New Roman"/>
-          <w:sz w:val="28"/>
-          <w:szCs w:val="28"/>
-        </w:rPr>
-        <w:t xml:space="preserve">Валидация email </w:t>
-      </w:r>
-    </w:p>
-    <w:p>
-      <w:pPr>
-        <w:pStyle w:val="Normal"/>
-        <w:numPr>
-          <w:ilvl w:val="0"/>
-          <w:numId w:val="0"/>
-        </w:numPr>
-        <w:ind w:hanging="0" w:left="0"/>
-        <w:rPr>
-          <w:rFonts w:ascii="Times New Roman" w:hAnsi="Times New Roman"/>
-          <w:sz w:val="28"/>
-          <w:szCs w:val="28"/>
-        </w:rPr>
-      </w:pPr>
-      <w:r>
-        <w:rPr>
-          <w:rFonts w:ascii="Times New Roman" w:hAnsi="Times New Roman"/>
-          <w:sz w:val="28"/>
-          <w:szCs w:val="28"/>
-        </w:rPr>
-        <w:t xml:space="preserve">Минимальная длина пароля </w:t>
-      </w:r>
-    </w:p>
-    <w:p>
-      <w:pPr>
-        <w:pStyle w:val="Normal"/>
-        <w:numPr>
-          <w:ilvl w:val="0"/>
-          <w:numId w:val="0"/>
-        </w:numPr>
-        <w:ind w:hanging="0" w:left="0"/>
-        <w:rPr>
-          <w:rFonts w:ascii="Times New Roman" w:hAnsi="Times New Roman"/>
-          <w:sz w:val="28"/>
-          <w:szCs w:val="28"/>
-        </w:rPr>
-      </w:pPr>
-      <w:r>
-        <w:rPr>
-          <w:rFonts w:ascii="Times New Roman" w:hAnsi="Times New Roman"/>
-          <w:sz w:val="28"/>
-          <w:szCs w:val="28"/>
-        </w:rPr>
-        <w:t xml:space="preserve">Ошибка при существующем email </w:t>
-      </w:r>
-    </w:p>
-    <w:p>
-      <w:pPr>
-        <w:pStyle w:val="Normal"/>
-        <w:rPr>
-          <w:rFonts w:ascii="Times New Roman" w:hAnsi="Times New Roman"/>
-          <w:sz w:val="28"/>
-          <w:szCs w:val="28"/>
-        </w:rPr>
-      </w:pPr>
-      <w:r>
-        <w:rPr>
-          <w:rFonts w:ascii="Times New Roman" w:hAnsi="Times New Roman"/>
-          <w:sz w:val="28"/>
-          <w:szCs w:val="28"/>
-        </w:rPr>
-      </w:r>
-    </w:p>
-    <w:p>
-      <w:pPr>
-        <w:pStyle w:val="Normal"/>
-        <w:rPr>
-          <w:rFonts w:ascii="Times New Roman" w:hAnsi="Times New Roman"/>
-          <w:sz w:val="28"/>
-          <w:szCs w:val="28"/>
-        </w:rPr>
-      </w:pPr>
-      <w:r>
-        <w:rPr>
-          <w:rFonts w:ascii="Times New Roman" w:hAnsi="Times New Roman"/>
-          <w:sz w:val="28"/>
-          <w:szCs w:val="28"/>
-        </w:rPr>
-      </w:r>
-    </w:p>
-    <w:p>
-      <w:pPr>
-        <w:pStyle w:val="Normal"/>
-        <w:rPr>
-          <w:rFonts w:ascii="Times New Roman" w:hAnsi="Times New Roman"/>
-          <w:sz w:val="28"/>
-          <w:szCs w:val="28"/>
-        </w:rPr>
-      </w:pPr>
-      <w:bookmarkStart w:id="35" w:name="__RefHeading___Toc1092_4044048170"/>
-      <w:bookmarkEnd w:id="35"/>
-      <w:r>
-        <w:rPr>
-          <w:rFonts w:ascii="Times New Roman" w:hAnsi="Times New Roman"/>
-          <w:sz w:val="28"/>
-          <w:szCs w:val="28"/>
-        </w:rPr>
-        <w:t>FRQ-2 Авторизация</w:t>
-      </w:r>
-    </w:p>
-    <w:p>
-      <w:pPr>
-        <w:pStyle w:val="Normal"/>
-        <w:rPr/>
-      </w:pPr>
-      <w:r>
-        <w:rPr>
-          <w:rStyle w:val="Strong"/>
-          <w:rFonts w:ascii="Times New Roman" w:hAnsi="Times New Roman"/>
-          <w:b w:val="false"/>
-          <w:bCs w:val="false"/>
-          <w:color w:val="000000"/>
-          <w:sz w:val="28"/>
-          <w:szCs w:val="28"/>
-        </w:rPr>
-        <w:t>Описание:</w:t>
-      </w:r>
-      <w:r>
-        <w:rPr>
-          <w:rFonts w:ascii="Times New Roman" w:hAnsi="Times New Roman"/>
-          <w:b w:val="false"/>
-          <w:bCs w:val="false"/>
-          <w:color w:val="000000"/>
-          <w:sz w:val="28"/>
-          <w:szCs w:val="28"/>
-        </w:rPr>
-        <w:t xml:space="preserve"> Вход в систему</w:t>
-        <w:br/>
-      </w:r>
-      <w:r>
-        <w:rPr>
-          <w:rStyle w:val="Strong"/>
-          <w:rFonts w:ascii="Times New Roman" w:hAnsi="Times New Roman"/>
-          <w:b w:val="false"/>
-          <w:bCs w:val="false"/>
-          <w:color w:val="000000"/>
-          <w:sz w:val="28"/>
-          <w:szCs w:val="28"/>
-        </w:rPr>
-        <w:t>Приоритет:</w:t>
-      </w:r>
-      <w:r>
-        <w:rPr>
-          <w:rFonts w:ascii="Times New Roman" w:hAnsi="Times New Roman"/>
-          <w:b w:val="false"/>
-          <w:bCs w:val="false"/>
-          <w:color w:val="000000"/>
-          <w:sz w:val="28"/>
-          <w:szCs w:val="28"/>
-        </w:rPr>
-        <w:t xml:space="preserve"> Высокий</w:t>
-      </w:r>
-    </w:p>
-    <w:p>
-      <w:pPr>
-        <w:pStyle w:val="Normal"/>
-        <w:rPr/>
-      </w:pPr>
-      <w:r>
-        <w:rPr>
-          <w:rStyle w:val="Strong"/>
-          <w:rFonts w:ascii="Times New Roman" w:hAnsi="Times New Roman"/>
-          <w:sz w:val="28"/>
-          <w:szCs w:val="28"/>
-        </w:rPr>
-        <w:t>Сценарий:</w:t>
-      </w:r>
-    </w:p>
-    <w:p>
-      <w:pPr>
-        <w:pStyle w:val="Normal"/>
-        <w:numPr>
-          <w:ilvl w:val="0"/>
-          <w:numId w:val="0"/>
-        </w:numPr>
-        <w:ind w:hanging="0" w:left="0"/>
-        <w:rPr>
-          <w:rFonts w:ascii="Times New Roman" w:hAnsi="Times New Roman"/>
-          <w:sz w:val="28"/>
-          <w:szCs w:val="28"/>
-        </w:rPr>
-      </w:pPr>
-      <w:r>
-        <w:rPr>
-          <w:rFonts w:ascii="Times New Roman" w:hAnsi="Times New Roman"/>
-          <w:sz w:val="28"/>
-          <w:szCs w:val="28"/>
-        </w:rPr>
-        <w:t xml:space="preserve">Пользователь вводит данные </w:t>
-      </w:r>
-    </w:p>
-    <w:p>
-      <w:pPr>
-        <w:pStyle w:val="Normal"/>
-        <w:numPr>
-          <w:ilvl w:val="0"/>
-          <w:numId w:val="0"/>
-        </w:numPr>
-        <w:ind w:hanging="0" w:left="0"/>
-        <w:rPr>
-          <w:rFonts w:ascii="Times New Roman" w:hAnsi="Times New Roman"/>
-          <w:sz w:val="28"/>
-          <w:szCs w:val="28"/>
-        </w:rPr>
-      </w:pPr>
-      <w:r>
-        <w:rPr>
-          <w:rFonts w:ascii="Times New Roman" w:hAnsi="Times New Roman"/>
-          <w:sz w:val="28"/>
-          <w:szCs w:val="28"/>
-        </w:rPr>
-        <w:t xml:space="preserve">Система проверяет их </w:t>
-      </w:r>
-    </w:p>
-    <w:p>
-      <w:pPr>
-        <w:pStyle w:val="Normal"/>
-        <w:numPr>
-          <w:ilvl w:val="0"/>
-          <w:numId w:val="0"/>
-        </w:numPr>
-        <w:ind w:hanging="0" w:left="0"/>
-        <w:rPr>
-          <w:rFonts w:ascii="Times New Roman" w:hAnsi="Times New Roman"/>
-          <w:sz w:val="28"/>
-          <w:szCs w:val="28"/>
-        </w:rPr>
-      </w:pPr>
-      <w:r>
-        <w:rPr>
-          <w:rFonts w:ascii="Times New Roman" w:hAnsi="Times New Roman"/>
-          <w:sz w:val="28"/>
-          <w:szCs w:val="28"/>
-        </w:rPr>
-        <w:t xml:space="preserve">Открывается доступ к чатам </w:t>
-      </w:r>
-    </w:p>
-    <w:p>
-      <w:pPr>
-        <w:pStyle w:val="Normal"/>
-        <w:rPr>
-          <w:rFonts w:ascii="Times New Roman" w:hAnsi="Times New Roman"/>
-          <w:sz w:val="28"/>
-          <w:szCs w:val="28"/>
-        </w:rPr>
-      </w:pPr>
-      <w:bookmarkStart w:id="36" w:name="__RefHeading___Toc1094_4044048170"/>
-      <w:bookmarkEnd w:id="36"/>
-      <w:r>
-        <w:rPr>
-          <w:rFonts w:ascii="Times New Roman" w:hAnsi="Times New Roman"/>
-          <w:sz w:val="28"/>
-          <w:szCs w:val="28"/>
-        </w:rPr>
-        <w:t>FRQ-3 Отправка сообщений</w:t>
-      </w:r>
-    </w:p>
-    <w:p>
-      <w:pPr>
-        <w:pStyle w:val="Normal"/>
-        <w:rPr/>
-      </w:pPr>
-      <w:r>
-        <w:rPr>
-          <w:rStyle w:val="Strong"/>
-          <w:rFonts w:ascii="Times New Roman" w:hAnsi="Times New Roman"/>
-          <w:b w:val="false"/>
-          <w:bCs w:val="false"/>
-          <w:color w:val="000000"/>
-          <w:sz w:val="28"/>
-          <w:szCs w:val="28"/>
-        </w:rPr>
-        <w:t>Описание:</w:t>
-      </w:r>
-      <w:r>
-        <w:rPr>
-          <w:rFonts w:ascii="Times New Roman" w:hAnsi="Times New Roman"/>
-          <w:b w:val="false"/>
-          <w:bCs w:val="false"/>
-          <w:color w:val="000000"/>
-          <w:sz w:val="28"/>
-          <w:szCs w:val="28"/>
-        </w:rPr>
-        <w:t xml:space="preserve"> Пользователь отправляет текстовое сообщение</w:t>
-      </w:r>
-    </w:p>
-    <w:p>
-      <w:pPr>
-        <w:pStyle w:val="Normal"/>
-        <w:rPr/>
-      </w:pPr>
-      <w:r>
-        <w:rPr>
-          <w:rStyle w:val="Strong"/>
-          <w:rFonts w:ascii="Times New Roman" w:hAnsi="Times New Roman"/>
-          <w:sz w:val="28"/>
-          <w:szCs w:val="28"/>
-        </w:rPr>
-        <w:t>Сценарий:</w:t>
-      </w:r>
-    </w:p>
-    <w:p>
-      <w:pPr>
-        <w:pStyle w:val="Normal"/>
-        <w:numPr>
-          <w:ilvl w:val="0"/>
-          <w:numId w:val="0"/>
-        </w:numPr>
-        <w:ind w:hanging="0" w:left="0"/>
-        <w:rPr>
-          <w:rFonts w:ascii="Times New Roman" w:hAnsi="Times New Roman"/>
-          <w:sz w:val="28"/>
-          <w:szCs w:val="28"/>
-        </w:rPr>
-      </w:pPr>
-      <w:r>
-        <w:rPr>
-          <w:rFonts w:ascii="Times New Roman" w:hAnsi="Times New Roman"/>
-          <w:sz w:val="28"/>
-          <w:szCs w:val="28"/>
-        </w:rPr>
-        <w:t xml:space="preserve">Пользователь вводит сообщение </w:t>
-      </w:r>
-    </w:p>
-    <w:p>
-      <w:pPr>
-        <w:pStyle w:val="Normal"/>
-        <w:numPr>
-          <w:ilvl w:val="0"/>
-          <w:numId w:val="0"/>
-        </w:numPr>
-        <w:ind w:hanging="0" w:left="0"/>
-        <w:rPr>
-          <w:rFonts w:ascii="Times New Roman" w:hAnsi="Times New Roman"/>
-          <w:sz w:val="28"/>
-          <w:szCs w:val="28"/>
-        </w:rPr>
-      </w:pPr>
-      <w:r>
-        <w:rPr>
-          <w:rFonts w:ascii="Times New Roman" w:hAnsi="Times New Roman"/>
-          <w:sz w:val="28"/>
-          <w:szCs w:val="28"/>
-        </w:rPr>
-        <w:t xml:space="preserve">Нажимает “Отправить” </w:t>
-      </w:r>
-    </w:p>
-    <w:p>
-      <w:pPr>
-        <w:pStyle w:val="Normal"/>
-        <w:numPr>
-          <w:ilvl w:val="0"/>
-          <w:numId w:val="0"/>
-        </w:numPr>
-        <w:ind w:hanging="0" w:left="0"/>
-        <w:rPr>
-          <w:rFonts w:ascii="Times New Roman" w:hAnsi="Times New Roman"/>
-          <w:sz w:val="28"/>
-          <w:szCs w:val="28"/>
-        </w:rPr>
-      </w:pPr>
-      <w:r>
-        <w:rPr>
-          <w:rFonts w:ascii="Times New Roman" w:hAnsi="Times New Roman"/>
-          <w:sz w:val="28"/>
-          <w:szCs w:val="28"/>
-        </w:rPr>
-        <w:t xml:space="preserve">Сообщение отображается у получателя </w:t>
-      </w:r>
-    </w:p>
-    <w:p>
-      <w:pPr>
-        <w:pStyle w:val="Normal"/>
-        <w:rPr/>
-      </w:pPr>
-      <w:r>
-        <w:rPr>
-          <w:rStyle w:val="Strong"/>
-          <w:rFonts w:ascii="Times New Roman" w:hAnsi="Times New Roman"/>
-          <w:sz w:val="28"/>
-          <w:szCs w:val="28"/>
-        </w:rPr>
-        <w:t>Требования:</w:t>
-      </w:r>
-    </w:p>
-    <w:p>
-      <w:pPr>
-        <w:pStyle w:val="Normal"/>
-        <w:numPr>
-          <w:ilvl w:val="0"/>
-          <w:numId w:val="0"/>
-        </w:numPr>
-        <w:ind w:hanging="0" w:left="0"/>
-        <w:rPr>
-          <w:rFonts w:ascii="Times New Roman" w:hAnsi="Times New Roman"/>
-          <w:sz w:val="28"/>
-          <w:szCs w:val="28"/>
-        </w:rPr>
-      </w:pPr>
-      <w:r>
-        <w:rPr>
-          <w:rFonts w:ascii="Times New Roman" w:hAnsi="Times New Roman"/>
-          <w:sz w:val="28"/>
-          <w:szCs w:val="28"/>
-        </w:rPr>
-        <w:t xml:space="preserve">Поддержка текста </w:t>
-      </w:r>
-    </w:p>
-    <w:p>
-      <w:pPr>
-        <w:pStyle w:val="Normal"/>
-        <w:numPr>
-          <w:ilvl w:val="0"/>
-          <w:numId w:val="0"/>
-        </w:numPr>
-        <w:ind w:hanging="0" w:left="0"/>
-        <w:rPr>
-          <w:rFonts w:ascii="Times New Roman" w:hAnsi="Times New Roman"/>
-          <w:sz w:val="28"/>
-          <w:szCs w:val="28"/>
-        </w:rPr>
-      </w:pPr>
-      <w:r>
-        <w:rPr>
-          <w:rFonts w:ascii="Times New Roman" w:hAnsi="Times New Roman"/>
-          <w:sz w:val="28"/>
-          <w:szCs w:val="28"/>
-        </w:rPr>
-        <w:t xml:space="preserve">Отправка в реальном времени </w:t>
-      </w:r>
-    </w:p>
-    <w:p>
-      <w:pPr>
-        <w:pStyle w:val="Normal"/>
-        <w:numPr>
-          <w:ilvl w:val="0"/>
-          <w:numId w:val="0"/>
-        </w:numPr>
-        <w:ind w:hanging="0" w:left="0"/>
-        <w:rPr>
-          <w:rFonts w:ascii="Times New Roman" w:hAnsi="Times New Roman"/>
-          <w:sz w:val="28"/>
-          <w:szCs w:val="28"/>
-        </w:rPr>
-      </w:pPr>
-      <w:r>
-        <w:rPr>
-          <w:rFonts w:ascii="Times New Roman" w:hAnsi="Times New Roman"/>
-          <w:sz w:val="28"/>
-          <w:szCs w:val="28"/>
-        </w:rPr>
-        <w:t xml:space="preserve">Отображение статуса (отправлено/доставлено) </w:t>
-      </w:r>
-    </w:p>
-    <w:p>
-      <w:pPr>
-        <w:pStyle w:val="Normal"/>
-        <w:rPr>
-          <w:rFonts w:ascii="Times New Roman" w:hAnsi="Times New Roman"/>
-          <w:sz w:val="28"/>
-          <w:szCs w:val="28"/>
-        </w:rPr>
-      </w:pPr>
-      <w:bookmarkStart w:id="37" w:name="__RefHeading___Toc1096_4044048170"/>
-      <w:bookmarkEnd w:id="37"/>
-      <w:r>
-        <w:rPr>
-          <w:rFonts w:ascii="Times New Roman" w:hAnsi="Times New Roman"/>
-          <w:sz w:val="28"/>
-          <w:szCs w:val="28"/>
-        </w:rPr>
-        <w:t>FRQ-4 Создание чатов</w:t>
-      </w:r>
-    </w:p>
-    <w:p>
-      <w:pPr>
-        <w:pStyle w:val="Normal"/>
-        <w:rPr/>
-      </w:pPr>
-      <w:r>
-        <w:rPr>
-          <w:rStyle w:val="Strong"/>
-          <w:rFonts w:ascii="Times New Roman" w:hAnsi="Times New Roman"/>
-          <w:b w:val="false"/>
-          <w:bCs w:val="false"/>
-          <w:color w:val="000000"/>
-          <w:sz w:val="28"/>
-          <w:szCs w:val="28"/>
-        </w:rPr>
-        <w:t>Описание:</w:t>
-      </w:r>
-      <w:r>
-        <w:rPr>
-          <w:rFonts w:ascii="Times New Roman" w:hAnsi="Times New Roman"/>
-          <w:b w:val="false"/>
-          <w:bCs w:val="false"/>
-          <w:color w:val="000000"/>
-          <w:sz w:val="28"/>
-          <w:szCs w:val="28"/>
-        </w:rPr>
-        <w:t xml:space="preserve"> Пользователь может создать диалог</w:t>
-      </w:r>
-    </w:p>
-    <w:p>
-      <w:pPr>
-        <w:pStyle w:val="Normal"/>
-        <w:rPr/>
-      </w:pPr>
-      <w:r>
-        <w:rPr>
-          <w:rStyle w:val="Strong"/>
-          <w:rFonts w:ascii="Times New Roman" w:hAnsi="Times New Roman"/>
-          <w:sz w:val="28"/>
-          <w:szCs w:val="28"/>
-        </w:rPr>
-        <w:t>Сценарий:</w:t>
-      </w:r>
-    </w:p>
-    <w:p>
-      <w:pPr>
-        <w:pStyle w:val="Normal"/>
-        <w:numPr>
-          <w:ilvl w:val="0"/>
-          <w:numId w:val="0"/>
-        </w:numPr>
-        <w:ind w:hanging="0" w:left="0"/>
-        <w:rPr>
-          <w:rFonts w:ascii="Times New Roman" w:hAnsi="Times New Roman"/>
-          <w:sz w:val="28"/>
-          <w:szCs w:val="28"/>
-        </w:rPr>
-      </w:pPr>
-      <w:r>
-        <w:rPr>
-          <w:rFonts w:ascii="Times New Roman" w:hAnsi="Times New Roman"/>
-          <w:sz w:val="28"/>
-          <w:szCs w:val="28"/>
-        </w:rPr>
-        <w:t xml:space="preserve">Выбор пользователя </w:t>
-      </w:r>
-    </w:p>
-    <w:p>
-      <w:pPr>
-        <w:pStyle w:val="Normal"/>
-        <w:numPr>
-          <w:ilvl w:val="0"/>
-          <w:numId w:val="0"/>
-        </w:numPr>
-        <w:ind w:hanging="0" w:left="0"/>
-        <w:rPr>
-          <w:rFonts w:ascii="Times New Roman" w:hAnsi="Times New Roman"/>
-          <w:sz w:val="28"/>
-          <w:szCs w:val="28"/>
-        </w:rPr>
-      </w:pPr>
-      <w:r>
-        <w:rPr>
-          <w:rFonts w:ascii="Times New Roman" w:hAnsi="Times New Roman"/>
-          <w:sz w:val="28"/>
-          <w:szCs w:val="28"/>
-        </w:rPr>
-        <w:t xml:space="preserve">Создание чата </w:t>
-      </w:r>
-    </w:p>
-    <w:p>
-      <w:pPr>
-        <w:pStyle w:val="Normal"/>
-        <w:numPr>
-          <w:ilvl w:val="0"/>
-          <w:numId w:val="0"/>
-        </w:numPr>
-        <w:ind w:hanging="0" w:left="0"/>
-        <w:rPr>
-          <w:rFonts w:ascii="Times New Roman" w:hAnsi="Times New Roman"/>
-          <w:sz w:val="28"/>
-          <w:szCs w:val="28"/>
-        </w:rPr>
-      </w:pPr>
-      <w:r>
-        <w:rPr>
-          <w:rFonts w:ascii="Times New Roman" w:hAnsi="Times New Roman"/>
-          <w:sz w:val="28"/>
-          <w:szCs w:val="28"/>
-        </w:rPr>
-        <w:t xml:space="preserve">Открытие окна переписки </w:t>
-      </w:r>
-    </w:p>
-    <w:p>
-      <w:pPr>
-        <w:pStyle w:val="Normal"/>
-        <w:rPr>
-          <w:rFonts w:ascii="Times New Roman" w:hAnsi="Times New Roman"/>
-          <w:sz w:val="28"/>
-          <w:szCs w:val="28"/>
-        </w:rPr>
-      </w:pPr>
-      <w:bookmarkStart w:id="38" w:name="__RefHeading___Toc1098_4044048170"/>
-      <w:bookmarkEnd w:id="38"/>
-      <w:r>
-        <w:rPr>
-          <w:rFonts w:ascii="Times New Roman" w:hAnsi="Times New Roman"/>
-          <w:sz w:val="28"/>
-          <w:szCs w:val="28"/>
-        </w:rPr>
-        <w:t>FRQ-5 Групповые чаты</w:t>
-      </w:r>
-    </w:p>
-    <w:p>
-      <w:pPr>
-        <w:pStyle w:val="Normal"/>
-        <w:rPr/>
-      </w:pPr>
-      <w:r>
-        <w:rPr>
-          <w:rStyle w:val="Strong"/>
-          <w:rFonts w:ascii="Times New Roman" w:hAnsi="Times New Roman"/>
-          <w:b w:val="false"/>
-          <w:bCs w:val="false"/>
-          <w:color w:val="000000"/>
-          <w:sz w:val="28"/>
-          <w:szCs w:val="28"/>
-        </w:rPr>
-        <w:t>Описание:</w:t>
-      </w:r>
-      <w:r>
-        <w:rPr>
-          <w:rFonts w:ascii="Times New Roman" w:hAnsi="Times New Roman"/>
-          <w:b w:val="false"/>
-          <w:bCs w:val="false"/>
-          <w:color w:val="000000"/>
-          <w:sz w:val="28"/>
-          <w:szCs w:val="28"/>
-        </w:rPr>
-        <w:t xml:space="preserve"> Возможность общения более чем 2 пользователей</w:t>
-      </w:r>
-    </w:p>
-    <w:p>
-      <w:pPr>
-        <w:pStyle w:val="Normal"/>
-        <w:rPr>
-          <w:rFonts w:ascii="Times New Roman" w:hAnsi="Times New Roman"/>
-          <w:sz w:val="28"/>
-          <w:szCs w:val="28"/>
-        </w:rPr>
-      </w:pPr>
-      <w:bookmarkStart w:id="39" w:name="__RefHeading___Toc1100_4044048170"/>
-      <w:bookmarkEnd w:id="39"/>
-      <w:r>
-        <w:rPr>
-          <w:rFonts w:ascii="Times New Roman" w:hAnsi="Times New Roman"/>
-          <w:sz w:val="28"/>
-          <w:szCs w:val="28"/>
-        </w:rPr>
-        <w:t>FRQ-6 Уведомления</w:t>
-      </w:r>
-    </w:p>
-    <w:p>
-      <w:pPr>
-        <w:pStyle w:val="Normal"/>
-        <w:rPr/>
-      </w:pPr>
-      <w:r>
-        <w:rPr>
-          <w:rStyle w:val="Strong"/>
-          <w:rFonts w:ascii="Times New Roman" w:hAnsi="Times New Roman"/>
-          <w:b w:val="false"/>
-          <w:bCs w:val="false"/>
-          <w:color w:val="000000"/>
-          <w:sz w:val="28"/>
-          <w:szCs w:val="28"/>
-        </w:rPr>
-        <w:t>Описание:</w:t>
-      </w:r>
-      <w:r>
-        <w:rPr>
-          <w:rFonts w:ascii="Times New Roman" w:hAnsi="Times New Roman"/>
-          <w:b w:val="false"/>
-          <w:bCs w:val="false"/>
-          <w:color w:val="000000"/>
-          <w:sz w:val="28"/>
-          <w:szCs w:val="28"/>
-        </w:rPr>
-        <w:t xml:space="preserve"> Получение уведомлений о новых сообщениях</w:t>
-      </w:r>
-    </w:p>
-    <w:p>
-      <w:pPr>
-        <w:pStyle w:val="Normal"/>
-        <w:rPr>
-          <w:rFonts w:ascii="Times New Roman" w:hAnsi="Times New Roman"/>
-          <w:sz w:val="28"/>
-          <w:szCs w:val="28"/>
-        </w:rPr>
-      </w:pPr>
-      <w:bookmarkStart w:id="40" w:name="__RefHeading___Toc1102_4044048170"/>
-      <w:bookmarkEnd w:id="40"/>
-      <w:r>
-        <w:rPr>
-          <w:rFonts w:ascii="Times New Roman" w:hAnsi="Times New Roman"/>
-          <w:sz w:val="28"/>
-          <w:szCs w:val="28"/>
-        </w:rPr>
-        <w:t>FRQ-7 История сообщений</w:t>
-      </w:r>
-    </w:p>
-    <w:p>
-      <w:pPr>
-        <w:pStyle w:val="Normal"/>
-        <w:rPr/>
-      </w:pPr>
-      <w:r>
-        <w:rPr>
-          <w:rStyle w:val="Strong"/>
-          <w:rFonts w:ascii="Times New Roman" w:hAnsi="Times New Roman"/>
-          <w:b w:val="false"/>
-          <w:bCs w:val="false"/>
-          <w:color w:val="000000"/>
-          <w:sz w:val="28"/>
-          <w:szCs w:val="28"/>
-        </w:rPr>
-        <w:t>Описание:</w:t>
-      </w:r>
-      <w:r>
-        <w:rPr>
-          <w:rFonts w:ascii="Times New Roman" w:hAnsi="Times New Roman"/>
-          <w:b w:val="false"/>
-          <w:bCs w:val="false"/>
-          <w:color w:val="000000"/>
-          <w:sz w:val="28"/>
-          <w:szCs w:val="28"/>
-        </w:rPr>
-        <w:t xml:space="preserve"> Сохранение и просмотр сообщений</w:t>
-      </w:r>
-    </w:p>
-    <w:p>
-      <w:pPr>
-        <w:pStyle w:val="Heading2"/>
-        <w:rPr/>
-      </w:pPr>
-      <w:bookmarkStart w:id="41" w:name="__RefHeading___Toc1104_4044048170"/>
-      <w:bookmarkEnd w:id="41"/>
-      <w:r>
-        <w:rPr/>
-        <w:t>3.</w:t>
-      </w:r>
-      <w:r>
-        <w:rPr>
-          <w:lang w:val="en-US"/>
-        </w:rPr>
-        <w:t xml:space="preserve">3 </w:t>
-      </w:r>
-      <w:r>
-        <w:rPr/>
-        <w:t xml:space="preserve">User Stories </w:t>
-      </w:r>
-    </w:p>
-    <w:p>
-      <w:pPr>
-        <w:pStyle w:val="Normal"/>
-        <w:rPr>
-          <w:rFonts w:ascii="Times New Roman" w:hAnsi="Times New Roman"/>
-          <w:b/>
-          <w:bCs/>
-          <w:sz w:val="28"/>
-          <w:szCs w:val="28"/>
-        </w:rPr>
-      </w:pPr>
-      <w:r>
-        <w:rPr>
-          <w:rFonts w:ascii="Times New Roman" w:hAnsi="Times New Roman"/>
-          <w:b/>
-          <w:bCs/>
-          <w:sz w:val="28"/>
-          <w:szCs w:val="28"/>
-        </w:rPr>
-        <w:t>Регистрация</w:t>
-      </w:r>
-    </w:p>
-    <w:p>
-      <w:pPr>
-        <w:pStyle w:val="Normal"/>
-        <w:rPr/>
-      </w:pPr>
-      <w:r>
-        <w:rPr>
-          <w:rStyle w:val="Strong"/>
-          <w:rFonts w:ascii="Times New Roman" w:hAnsi="Times New Roman"/>
-          <w:b w:val="false"/>
-          <w:bCs w:val="false"/>
-          <w:sz w:val="28"/>
-          <w:szCs w:val="28"/>
-        </w:rPr>
         <w:t>Как пользователь</w:t>
       </w:r>
       <w:r>
         <w:rPr>
           <w:rFonts w:ascii="Times New Roman" w:hAnsi="Times New Roman"/>
-          <w:b w:val="false"/>
-          <w:bCs w:val="false"/>
+          <w:color w:val="000000"/>
           <w:sz w:val="28"/>
           <w:szCs w:val="28"/>
         </w:rPr>
@@ -3608,6 +3322,7 @@
           <w:rFonts w:ascii="Times New Roman" w:hAnsi="Times New Roman"/>
           <w:b w:val="false"/>
           <w:bCs w:val="false"/>
+          <w:color w:val="000000"/>
           <w:sz w:val="28"/>
           <w:szCs w:val="28"/>
         </w:rPr>
@@ -3615,89 +3330,280 @@
       </w:r>
       <w:r>
         <w:rPr>
+          <w:rFonts w:ascii="Times New Roman" w:hAnsi="Times New Roman"/>
+          <w:color w:val="000000"/>
+          <w:sz w:val="28"/>
+          <w:szCs w:val="28"/>
+        </w:rPr>
+        <w:t xml:space="preserve"> иметь личный аккаунт.</w:t>
+      </w:r>
+    </w:p>
+    <w:p>
+      <w:pPr>
+        <w:pStyle w:val="Normal"/>
+        <w:rPr>
+          <w:rFonts w:ascii="Times New Roman" w:hAnsi="Times New Roman"/>
+          <w:color w:val="000000"/>
+          <w:sz w:val="28"/>
+          <w:szCs w:val="28"/>
+        </w:rPr>
+      </w:pPr>
+      <w:r>
+        <w:rPr>
+          <w:rFonts w:ascii="Times New Roman" w:hAnsi="Times New Roman"/>
+          <w:color w:val="000000"/>
+          <w:sz w:val="28"/>
+          <w:szCs w:val="28"/>
+        </w:rPr>
+      </w:r>
+    </w:p>
+    <w:p>
+      <w:pPr>
+        <w:pStyle w:val="Normal"/>
+        <w:rPr>
+          <w:rFonts w:ascii="Times New Roman" w:hAnsi="Times New Roman"/>
+          <w:color w:val="000000"/>
+          <w:sz w:val="28"/>
+          <w:szCs w:val="28"/>
+        </w:rPr>
+      </w:pPr>
+      <w:r>
+        <w:rPr>
+          <w:rFonts w:ascii="Times New Roman" w:hAnsi="Times New Roman"/>
+          <w:color w:val="000000"/>
+          <w:sz w:val="28"/>
+          <w:szCs w:val="28"/>
+        </w:rPr>
+      </w:r>
+    </w:p>
+    <w:p>
+      <w:pPr>
+        <w:pStyle w:val="Normal"/>
+        <w:rPr>
+          <w:rFonts w:ascii="Times New Roman" w:hAnsi="Times New Roman"/>
+          <w:color w:val="000000"/>
+          <w:sz w:val="28"/>
+          <w:szCs w:val="28"/>
+        </w:rPr>
+      </w:pPr>
+      <w:bookmarkStart w:id="35" w:name="__RefHeading___Toc1092_4044048170"/>
+      <w:bookmarkEnd w:id="35"/>
+      <w:r>
+        <w:rPr>
+          <w:rFonts w:ascii="Times New Roman" w:hAnsi="Times New Roman"/>
+          <w:color w:val="000000"/>
+          <w:sz w:val="28"/>
+          <w:szCs w:val="28"/>
+        </w:rPr>
+        <w:t>FRQ-2 Авторизация</w:t>
+      </w:r>
+    </w:p>
+    <w:p>
+      <w:pPr>
+        <w:pStyle w:val="Normal"/>
+        <w:rPr/>
+      </w:pPr>
+      <w:r>
+        <w:rPr>
+          <w:rStyle w:val="Strong"/>
           <w:rFonts w:ascii="Times New Roman" w:hAnsi="Times New Roman"/>
           <w:b w:val="false"/>
           <w:bCs w:val="false"/>
-          <w:sz w:val="28"/>
-          <w:szCs w:val="28"/>
-        </w:rPr>
-        <w:t xml:space="preserve"> иметь личный аккаунт.</w:t>
-      </w:r>
-    </w:p>
-    <w:p>
-      <w:pPr>
-        <w:pStyle w:val="Normal"/>
-        <w:rPr>
-          <w:rFonts w:ascii="Times New Roman" w:hAnsi="Times New Roman"/>
-          <w:b/>
-          <w:bCs/>
-          <w:sz w:val="28"/>
-          <w:szCs w:val="28"/>
-        </w:rPr>
-      </w:pPr>
-      <w:r>
-        <w:rPr>
-          <w:rFonts w:ascii="Times New Roman" w:hAnsi="Times New Roman"/>
-          <w:b/>
-          <w:bCs/>
-          <w:sz w:val="28"/>
-          <w:szCs w:val="28"/>
-        </w:rPr>
-      </w:r>
-    </w:p>
-    <w:p>
-      <w:pPr>
-        <w:pStyle w:val="Normal"/>
-        <w:rPr>
-          <w:rFonts w:ascii="Times New Roman" w:hAnsi="Times New Roman"/>
-          <w:b/>
-          <w:bCs/>
-          <w:sz w:val="28"/>
-          <w:szCs w:val="28"/>
-        </w:rPr>
-      </w:pPr>
-      <w:r>
-        <w:rPr>
-          <w:rFonts w:ascii="Times New Roman" w:hAnsi="Times New Roman"/>
-          <w:b/>
-          <w:bCs/>
-          <w:sz w:val="28"/>
-          <w:szCs w:val="28"/>
-        </w:rPr>
-        <w:t xml:space="preserve"> </w:t>
-      </w:r>
-      <w:r>
-        <w:rPr>
-          <w:rFonts w:ascii="Times New Roman" w:hAnsi="Times New Roman"/>
-          <w:b/>
-          <w:bCs/>
-          <w:sz w:val="28"/>
-          <w:szCs w:val="28"/>
-        </w:rPr>
-        <w:t>Авторизация</w:t>
-      </w:r>
-    </w:p>
-    <w:p>
-      <w:pPr>
-        <w:pStyle w:val="Normal"/>
-        <w:rPr/>
-      </w:pPr>
+          <w:color w:val="000000"/>
+          <w:sz w:val="28"/>
+          <w:szCs w:val="28"/>
+        </w:rPr>
+        <w:t>Описание:</w:t>
+      </w:r>
+      <w:r>
+        <w:rPr>
+          <w:rFonts w:ascii="Times New Roman" w:hAnsi="Times New Roman"/>
+          <w:color w:val="000000"/>
+          <w:sz w:val="28"/>
+          <w:szCs w:val="28"/>
+        </w:rPr>
+        <w:t xml:space="preserve"> Вход в систему</w:t>
+        <w:br/>
+      </w:r>
       <w:r>
         <w:rPr>
           <w:rStyle w:val="Strong"/>
           <w:rFonts w:ascii="Times New Roman" w:hAnsi="Times New Roman"/>
           <w:b w:val="false"/>
           <w:bCs w:val="false"/>
-          <w:sz w:val="28"/>
-          <w:szCs w:val="28"/>
-        </w:rPr>
-        <w:t>Как пользователь</w:t>
-      </w:r>
-      <w:r>
-        <w:rPr>
+          <w:color w:val="000000"/>
+          <w:sz w:val="28"/>
+          <w:szCs w:val="28"/>
+        </w:rPr>
+        <w:t>Приоритет:</w:t>
+      </w:r>
+      <w:r>
+        <w:rPr>
+          <w:rFonts w:ascii="Times New Roman" w:hAnsi="Times New Roman"/>
+          <w:color w:val="000000"/>
+          <w:sz w:val="28"/>
+          <w:szCs w:val="28"/>
+        </w:rPr>
+        <w:t xml:space="preserve"> Высокий</w:t>
+      </w:r>
+    </w:p>
+    <w:p>
+      <w:pPr>
+        <w:pStyle w:val="Normal"/>
+        <w:rPr/>
+      </w:pPr>
+      <w:r>
+        <w:rPr>
+          <w:rStyle w:val="Strong"/>
+          <w:rFonts w:ascii="Times New Roman" w:hAnsi="Times New Roman"/>
+          <w:color w:val="000000"/>
+          <w:sz w:val="28"/>
+          <w:szCs w:val="28"/>
+        </w:rPr>
+        <w:t>Сценарий:</w:t>
+      </w:r>
+    </w:p>
+    <w:p>
+      <w:pPr>
+        <w:pStyle w:val="Normal"/>
+        <w:rPr>
+          <w:rFonts w:ascii="Times New Roman" w:hAnsi="Times New Roman"/>
+          <w:color w:val="000000"/>
+          <w:sz w:val="28"/>
+          <w:szCs w:val="28"/>
+        </w:rPr>
+      </w:pPr>
+      <w:r>
+        <w:rPr>
+          <w:rFonts w:ascii="Times New Roman" w:hAnsi="Times New Roman"/>
+          <w:color w:val="000000"/>
+          <w:sz w:val="28"/>
+          <w:szCs w:val="28"/>
+        </w:rPr>
+        <w:t xml:space="preserve">Пользователь вводит данные </w:t>
+      </w:r>
+    </w:p>
+    <w:p>
+      <w:pPr>
+        <w:pStyle w:val="Normal"/>
+        <w:rPr>
+          <w:rFonts w:ascii="Times New Roman" w:hAnsi="Times New Roman"/>
+          <w:color w:val="000000"/>
+          <w:sz w:val="28"/>
+          <w:szCs w:val="28"/>
+        </w:rPr>
+      </w:pPr>
+      <w:r>
+        <w:rPr>
+          <w:rFonts w:ascii="Times New Roman" w:hAnsi="Times New Roman"/>
+          <w:color w:val="000000"/>
+          <w:sz w:val="28"/>
+          <w:szCs w:val="28"/>
+        </w:rPr>
+        <w:t xml:space="preserve">Система проверяет их </w:t>
+      </w:r>
+    </w:p>
+    <w:p>
+      <w:pPr>
+        <w:pStyle w:val="Normal"/>
+        <w:rPr>
+          <w:rFonts w:ascii="Times New Roman" w:hAnsi="Times New Roman"/>
+          <w:color w:val="000000"/>
+          <w:sz w:val="28"/>
+          <w:szCs w:val="28"/>
+        </w:rPr>
+      </w:pPr>
+      <w:r>
+        <w:rPr>
+          <w:rFonts w:ascii="Times New Roman" w:hAnsi="Times New Roman"/>
+          <w:color w:val="000000"/>
+          <w:sz w:val="28"/>
+          <w:szCs w:val="28"/>
+        </w:rPr>
+        <w:t>Открывается доступ к чатам</w:t>
+      </w:r>
+    </w:p>
+    <w:p>
+      <w:pPr>
+        <w:pStyle w:val="Normal"/>
+        <w:rPr>
+          <w:rFonts w:ascii="Times New Roman" w:hAnsi="Times New Roman"/>
+          <w:color w:val="000000"/>
+          <w:sz w:val="28"/>
+          <w:szCs w:val="28"/>
+        </w:rPr>
+      </w:pPr>
+      <w:r>
+        <w:rPr>
+          <w:rFonts w:ascii="Times New Roman" w:hAnsi="Times New Roman"/>
+          <w:color w:val="000000"/>
+          <w:sz w:val="28"/>
+          <w:szCs w:val="28"/>
+        </w:rPr>
+        <w:t xml:space="preserve"> </w:t>
+      </w:r>
+    </w:p>
+    <w:p>
+      <w:pPr>
+        <w:pStyle w:val="Normal"/>
+        <w:rPr>
+          <w:rFonts w:ascii="Times New Roman" w:hAnsi="Times New Roman"/>
+          <w:color w:val="000000"/>
+          <w:sz w:val="28"/>
+          <w:szCs w:val="28"/>
+        </w:rPr>
+      </w:pPr>
+      <w:r>
+        <w:rPr>
+          <w:rFonts w:ascii="Times New Roman" w:hAnsi="Times New Roman"/>
+          <w:color w:val="000000"/>
+          <w:sz w:val="28"/>
+          <w:szCs w:val="28"/>
+        </w:rPr>
+        <w:t>User story</w:t>
+      </w:r>
+    </w:p>
+    <w:p>
+      <w:pPr>
+        <w:pStyle w:val="Normal"/>
+        <w:rPr>
+          <w:rFonts w:ascii="Times New Roman" w:hAnsi="Times New Roman"/>
+          <w:color w:val="000000"/>
+          <w:sz w:val="28"/>
+          <w:szCs w:val="28"/>
+        </w:rPr>
+      </w:pPr>
+      <w:r>
+        <w:rPr>
+          <w:rFonts w:ascii="Times New Roman" w:hAnsi="Times New Roman"/>
+          <w:color w:val="000000"/>
+          <w:sz w:val="28"/>
+          <w:szCs w:val="28"/>
+        </w:rPr>
+        <w:t>Авторизация</w:t>
+      </w:r>
+    </w:p>
+    <w:p>
+      <w:pPr>
+        <w:pStyle w:val="Normal"/>
+        <w:rPr/>
+      </w:pPr>
+      <w:r>
+        <w:rPr>
+          <w:rStyle w:val="Strong"/>
           <w:rFonts w:ascii="Times New Roman" w:hAnsi="Times New Roman"/>
           <w:b w:val="false"/>
           <w:bCs w:val="false"/>
+          <w:color w:val="000000"/>
+          <w:sz w:val="28"/>
+          <w:szCs w:val="28"/>
+        </w:rPr>
+        <w:t>Как пользователь</w:t>
+      </w:r>
+      <w:r>
+        <w:rPr>
+          <w:rFonts w:ascii="Times New Roman" w:hAnsi="Times New Roman"/>
+          <w:color w:val="000000"/>
           <w:sz w:val="28"/>
           <w:szCs w:val="28"/>
         </w:rPr>
@@ -3712,6 +3618,7 @@
           <w:rFonts w:ascii="Times New Roman" w:hAnsi="Times New Roman"/>
           <w:b w:val="false"/>
           <w:bCs w:val="false"/>
+          <w:color w:val="000000"/>
           <w:sz w:val="28"/>
           <w:szCs w:val="28"/>
         </w:rPr>
@@ -3719,52 +3626,269 @@
       </w:r>
       <w:r>
         <w:rPr>
+          <w:rFonts w:ascii="Times New Roman" w:hAnsi="Times New Roman"/>
+          <w:color w:val="000000"/>
+          <w:sz w:val="28"/>
+          <w:szCs w:val="28"/>
+        </w:rPr>
+        <w:t xml:space="preserve"> получить доступ к своим чатам.</w:t>
+      </w:r>
+    </w:p>
+    <w:p>
+      <w:pPr>
+        <w:pStyle w:val="Normal"/>
+        <w:rPr>
+          <w:rFonts w:ascii="Times New Roman" w:hAnsi="Times New Roman"/>
+          <w:color w:val="000000"/>
+          <w:sz w:val="28"/>
+          <w:szCs w:val="28"/>
+        </w:rPr>
+      </w:pPr>
+      <w:r>
+        <w:rPr>
+          <w:rFonts w:ascii="Times New Roman" w:hAnsi="Times New Roman"/>
+          <w:color w:val="000000"/>
+          <w:sz w:val="28"/>
+          <w:szCs w:val="28"/>
+        </w:rPr>
+        <w:t xml:space="preserve"> </w:t>
+      </w:r>
+    </w:p>
+    <w:p>
+      <w:pPr>
+        <w:pStyle w:val="Normal"/>
+        <w:rPr>
+          <w:rFonts w:ascii="Times New Roman" w:hAnsi="Times New Roman"/>
+          <w:color w:val="000000"/>
+          <w:sz w:val="28"/>
+          <w:szCs w:val="28"/>
+        </w:rPr>
+      </w:pPr>
+      <w:bookmarkStart w:id="36" w:name="__RefHeading___Toc1094_4044048170"/>
+      <w:bookmarkEnd w:id="36"/>
+      <w:r>
+        <w:rPr>
+          <w:rFonts w:ascii="Times New Roman" w:hAnsi="Times New Roman"/>
+          <w:color w:val="000000"/>
+          <w:sz w:val="28"/>
+          <w:szCs w:val="28"/>
+        </w:rPr>
+        <w:t>FRQ-3 Отправка сообщений</w:t>
+      </w:r>
+    </w:p>
+    <w:p>
+      <w:pPr>
+        <w:pStyle w:val="Normal"/>
+        <w:rPr/>
+      </w:pPr>
+      <w:r>
+        <w:rPr>
+          <w:rStyle w:val="Strong"/>
           <w:rFonts w:ascii="Times New Roman" w:hAnsi="Times New Roman"/>
           <w:b w:val="false"/>
           <w:bCs w:val="false"/>
-          <w:sz w:val="28"/>
-          <w:szCs w:val="28"/>
-        </w:rPr>
-        <w:t xml:space="preserve"> получить доступ к своим чатам.</w:t>
-      </w:r>
-    </w:p>
-    <w:p>
-      <w:pPr>
-        <w:pStyle w:val="Normal"/>
-        <w:rPr>
-          <w:rFonts w:ascii="Times New Roman" w:hAnsi="Times New Roman"/>
-          <w:b/>
-          <w:bCs/>
-          <w:sz w:val="28"/>
-          <w:szCs w:val="28"/>
-        </w:rPr>
-      </w:pPr>
-      <w:r>
-        <w:rPr>
-          <w:rFonts w:ascii="Times New Roman" w:hAnsi="Times New Roman"/>
-          <w:b/>
-          <w:bCs/>
-          <w:sz w:val="28"/>
-          <w:szCs w:val="28"/>
-        </w:rPr>
-      </w:r>
-    </w:p>
-    <w:p>
-      <w:pPr>
-        <w:pStyle w:val="Normal"/>
-        <w:rPr>
-          <w:rFonts w:ascii="Times New Roman" w:hAnsi="Times New Roman"/>
-          <w:b/>
-          <w:bCs/>
-          <w:sz w:val="28"/>
-          <w:szCs w:val="28"/>
-        </w:rPr>
-      </w:pPr>
-      <w:r>
-        <w:rPr>
-          <w:rFonts w:ascii="Times New Roman" w:hAnsi="Times New Roman"/>
-          <w:b/>
-          <w:bCs/>
+          <w:color w:val="000000"/>
+          <w:sz w:val="28"/>
+          <w:szCs w:val="28"/>
+        </w:rPr>
+        <w:t>Описание:</w:t>
+      </w:r>
+      <w:r>
+        <w:rPr>
+          <w:rFonts w:ascii="Times New Roman" w:hAnsi="Times New Roman"/>
+          <w:color w:val="000000"/>
+          <w:sz w:val="28"/>
+          <w:szCs w:val="28"/>
+        </w:rPr>
+        <w:t xml:space="preserve"> Пользователь отправляет текстовое сообщение</w:t>
+      </w:r>
+    </w:p>
+    <w:p>
+      <w:pPr>
+        <w:pStyle w:val="Normal"/>
+        <w:rPr/>
+      </w:pPr>
+      <w:r>
+        <w:rPr>
+          <w:rStyle w:val="Strong"/>
+          <w:rFonts w:ascii="Times New Roman" w:hAnsi="Times New Roman"/>
+          <w:color w:val="000000"/>
+          <w:sz w:val="28"/>
+          <w:szCs w:val="28"/>
+        </w:rPr>
+        <w:t>Сценарий:</w:t>
+      </w:r>
+    </w:p>
+    <w:p>
+      <w:pPr>
+        <w:pStyle w:val="Normal"/>
+        <w:rPr>
+          <w:rFonts w:ascii="Times New Roman" w:hAnsi="Times New Roman"/>
+          <w:color w:val="000000"/>
+          <w:sz w:val="28"/>
+          <w:szCs w:val="28"/>
+        </w:rPr>
+      </w:pPr>
+      <w:r>
+        <w:rPr>
+          <w:rFonts w:ascii="Times New Roman" w:hAnsi="Times New Roman"/>
+          <w:color w:val="000000"/>
+          <w:sz w:val="28"/>
+          <w:szCs w:val="28"/>
+        </w:rPr>
+        <w:t xml:space="preserve">Пользователь вводит сообщение </w:t>
+      </w:r>
+    </w:p>
+    <w:p>
+      <w:pPr>
+        <w:pStyle w:val="Normal"/>
+        <w:rPr>
+          <w:rFonts w:ascii="Times New Roman" w:hAnsi="Times New Roman"/>
+          <w:color w:val="000000"/>
+          <w:sz w:val="28"/>
+          <w:szCs w:val="28"/>
+        </w:rPr>
+      </w:pPr>
+      <w:r>
+        <w:rPr>
+          <w:rFonts w:ascii="Times New Roman" w:hAnsi="Times New Roman"/>
+          <w:color w:val="000000"/>
+          <w:sz w:val="28"/>
+          <w:szCs w:val="28"/>
+        </w:rPr>
+        <w:t xml:space="preserve">Нажимает “Отправить” </w:t>
+      </w:r>
+    </w:p>
+    <w:p>
+      <w:pPr>
+        <w:pStyle w:val="Normal"/>
+        <w:rPr>
+          <w:rFonts w:ascii="Times New Roman" w:hAnsi="Times New Roman"/>
+          <w:color w:val="000000"/>
+          <w:sz w:val="28"/>
+          <w:szCs w:val="28"/>
+        </w:rPr>
+      </w:pPr>
+      <w:r>
+        <w:rPr>
+          <w:rFonts w:ascii="Times New Roman" w:hAnsi="Times New Roman"/>
+          <w:color w:val="000000"/>
+          <w:sz w:val="28"/>
+          <w:szCs w:val="28"/>
+        </w:rPr>
+        <w:t xml:space="preserve">Сообщение отображается у получателя </w:t>
+      </w:r>
+    </w:p>
+    <w:p>
+      <w:pPr>
+        <w:pStyle w:val="Normal"/>
+        <w:rPr/>
+      </w:pPr>
+      <w:r>
+        <w:rPr>
+          <w:rStyle w:val="Strong"/>
+          <w:rFonts w:ascii="Times New Roman" w:hAnsi="Times New Roman"/>
+          <w:color w:val="000000"/>
+          <w:sz w:val="28"/>
+          <w:szCs w:val="28"/>
+        </w:rPr>
+        <w:t>Требования:</w:t>
+      </w:r>
+    </w:p>
+    <w:p>
+      <w:pPr>
+        <w:pStyle w:val="Normal"/>
+        <w:rPr>
+          <w:rFonts w:ascii="Times New Roman" w:hAnsi="Times New Roman"/>
+          <w:color w:val="000000"/>
+          <w:sz w:val="28"/>
+          <w:szCs w:val="28"/>
+        </w:rPr>
+      </w:pPr>
+      <w:r>
+        <w:rPr>
+          <w:rFonts w:ascii="Times New Roman" w:hAnsi="Times New Roman"/>
+          <w:color w:val="000000"/>
+          <w:sz w:val="28"/>
+          <w:szCs w:val="28"/>
+        </w:rPr>
+        <w:t xml:space="preserve">Поддержка текста </w:t>
+      </w:r>
+    </w:p>
+    <w:p>
+      <w:pPr>
+        <w:pStyle w:val="Normal"/>
+        <w:rPr>
+          <w:rFonts w:ascii="Times New Roman" w:hAnsi="Times New Roman"/>
+          <w:color w:val="000000"/>
+          <w:sz w:val="28"/>
+          <w:szCs w:val="28"/>
+        </w:rPr>
+      </w:pPr>
+      <w:r>
+        <w:rPr>
+          <w:rFonts w:ascii="Times New Roman" w:hAnsi="Times New Roman"/>
+          <w:color w:val="000000"/>
+          <w:sz w:val="28"/>
+          <w:szCs w:val="28"/>
+        </w:rPr>
+        <w:t xml:space="preserve">Отправка в реальном времени </w:t>
+      </w:r>
+    </w:p>
+    <w:p>
+      <w:pPr>
+        <w:pStyle w:val="Normal"/>
+        <w:rPr>
+          <w:rFonts w:ascii="Times New Roman" w:hAnsi="Times New Roman"/>
+          <w:color w:val="000000"/>
+          <w:sz w:val="28"/>
+          <w:szCs w:val="28"/>
+        </w:rPr>
+      </w:pPr>
+      <w:r>
+        <w:rPr>
+          <w:rFonts w:ascii="Times New Roman" w:hAnsi="Times New Roman"/>
+          <w:color w:val="000000"/>
+          <w:sz w:val="28"/>
+          <w:szCs w:val="28"/>
+        </w:rPr>
+        <w:t>Отображение статуса (отправлено/доставлено)</w:t>
+      </w:r>
+    </w:p>
+    <w:p>
+      <w:pPr>
+        <w:pStyle w:val="Normal"/>
+        <w:rPr>
+          <w:rFonts w:ascii="Times New Roman" w:hAnsi="Times New Roman"/>
+          <w:color w:val="000000"/>
+          <w:sz w:val="28"/>
+          <w:szCs w:val="28"/>
+        </w:rPr>
+      </w:pPr>
+      <w:r>
+        <w:rPr>
+          <w:rFonts w:ascii="Times New Roman" w:hAnsi="Times New Roman"/>
+          <w:color w:val="000000"/>
+          <w:sz w:val="28"/>
+          <w:szCs w:val="28"/>
+        </w:rPr>
+        <w:t>User story</w:t>
+      </w:r>
+    </w:p>
+    <w:p>
+      <w:pPr>
+        <w:pStyle w:val="Normal"/>
+        <w:rPr>
+          <w:rFonts w:ascii="Times New Roman" w:hAnsi="Times New Roman"/>
+          <w:color w:val="000000"/>
+          <w:sz w:val="28"/>
+          <w:szCs w:val="28"/>
+        </w:rPr>
+      </w:pPr>
+      <w:r>
+        <w:rPr>
+          <w:rFonts w:ascii="Times New Roman" w:hAnsi="Times New Roman"/>
+          <w:color w:val="000000"/>
           <w:sz w:val="28"/>
           <w:szCs w:val="28"/>
         </w:rPr>
@@ -3782,6 +3906,7 @@
           <w:rFonts w:ascii="Times New Roman" w:hAnsi="Times New Roman"/>
           <w:b w:val="false"/>
           <w:bCs w:val="false"/>
+          <w:color w:val="000000"/>
           <w:sz w:val="28"/>
           <w:szCs w:val="28"/>
         </w:rPr>
@@ -3790,8 +3915,7 @@
       <w:r>
         <w:rPr>
           <w:rFonts w:ascii="Times New Roman" w:hAnsi="Times New Roman"/>
-          <w:b w:val="false"/>
-          <w:bCs w:val="false"/>
+          <w:color w:val="000000"/>
           <w:sz w:val="28"/>
           <w:szCs w:val="28"/>
         </w:rPr>
@@ -3806,6 +3930,7 @@
           <w:rFonts w:ascii="Times New Roman" w:hAnsi="Times New Roman"/>
           <w:b w:val="false"/>
           <w:bCs w:val="false"/>
+          <w:color w:val="000000"/>
           <w:sz w:val="28"/>
           <w:szCs w:val="28"/>
         </w:rPr>
@@ -3813,66 +3938,234 @@
       </w:r>
       <w:r>
         <w:rPr>
+          <w:rFonts w:ascii="Times New Roman" w:hAnsi="Times New Roman"/>
+          <w:color w:val="000000"/>
+          <w:sz w:val="28"/>
+          <w:szCs w:val="28"/>
+        </w:rPr>
+        <w:t xml:space="preserve"> общаться с другими пользователями.</w:t>
+      </w:r>
+    </w:p>
+    <w:p>
+      <w:pPr>
+        <w:pStyle w:val="Normal"/>
+        <w:rPr>
+          <w:rFonts w:ascii="Times New Roman" w:hAnsi="Times New Roman"/>
+          <w:color w:val="000000"/>
+          <w:sz w:val="28"/>
+          <w:szCs w:val="28"/>
+        </w:rPr>
+      </w:pPr>
+      <w:bookmarkStart w:id="37" w:name="__RefHeading___Toc1096_4044048170"/>
+      <w:bookmarkEnd w:id="37"/>
+      <w:r>
+        <w:rPr>
+          <w:rFonts w:ascii="Times New Roman" w:hAnsi="Times New Roman"/>
+          <w:color w:val="000000"/>
+          <w:sz w:val="28"/>
+          <w:szCs w:val="28"/>
+        </w:rPr>
+        <w:t>FRQ-4 Создание чатов</w:t>
+      </w:r>
+    </w:p>
+    <w:p>
+      <w:pPr>
+        <w:pStyle w:val="Normal"/>
+        <w:rPr/>
+      </w:pPr>
+      <w:r>
+        <w:rPr>
+          <w:rStyle w:val="Strong"/>
           <w:rFonts w:ascii="Times New Roman" w:hAnsi="Times New Roman"/>
           <w:b w:val="false"/>
           <w:bCs w:val="false"/>
-          <w:sz w:val="28"/>
-          <w:szCs w:val="28"/>
-        </w:rPr>
-        <w:t xml:space="preserve"> общаться с другими пользователями.</w:t>
-      </w:r>
-    </w:p>
-    <w:p>
-      <w:pPr>
-        <w:pStyle w:val="Normal"/>
-        <w:rPr>
-          <w:rFonts w:ascii="Times New Roman" w:hAnsi="Times New Roman"/>
-          <w:b/>
-          <w:bCs/>
-          <w:sz w:val="28"/>
-          <w:szCs w:val="28"/>
-        </w:rPr>
-      </w:pPr>
-      <w:r>
-        <w:rPr>
-          <w:rFonts w:ascii="Times New Roman" w:hAnsi="Times New Roman"/>
-          <w:b/>
-          <w:bCs/>
-          <w:sz w:val="28"/>
-          <w:szCs w:val="28"/>
-        </w:rPr>
-      </w:r>
-    </w:p>
-    <w:p>
-      <w:pPr>
-        <w:pStyle w:val="Normal"/>
-        <w:rPr>
-          <w:rFonts w:ascii="Times New Roman" w:hAnsi="Times New Roman"/>
-          <w:b/>
-          <w:bCs/>
-          <w:sz w:val="28"/>
-          <w:szCs w:val="28"/>
-        </w:rPr>
-      </w:pPr>
-      <w:r>
-        <w:rPr>
-          <w:rFonts w:ascii="Times New Roman" w:hAnsi="Times New Roman"/>
-          <w:b/>
-          <w:bCs/>
-          <w:sz w:val="28"/>
-          <w:szCs w:val="28"/>
-        </w:rPr>
-        <w:t xml:space="preserve"> </w:t>
-      </w:r>
-      <w:r>
-        <w:rPr>
-          <w:rFonts w:ascii="Times New Roman" w:hAnsi="Times New Roman"/>
-          <w:b/>
-          <w:bCs/>
-          <w:sz w:val="28"/>
-          <w:szCs w:val="28"/>
-        </w:rPr>
-        <w:t>Получение сообщений</w:t>
+          <w:color w:val="000000"/>
+          <w:sz w:val="28"/>
+          <w:szCs w:val="28"/>
+        </w:rPr>
+        <w:t>Описание:</w:t>
+      </w:r>
+      <w:r>
+        <w:rPr>
+          <w:rFonts w:ascii="Times New Roman" w:hAnsi="Times New Roman"/>
+          <w:color w:val="000000"/>
+          <w:sz w:val="28"/>
+          <w:szCs w:val="28"/>
+        </w:rPr>
+        <w:t xml:space="preserve"> Пользователь может создать диалог</w:t>
+      </w:r>
+    </w:p>
+    <w:p>
+      <w:pPr>
+        <w:pStyle w:val="Normal"/>
+        <w:rPr/>
+      </w:pPr>
+      <w:r>
+        <w:rPr>
+          <w:rStyle w:val="Strong"/>
+          <w:rFonts w:ascii="Times New Roman" w:hAnsi="Times New Roman"/>
+          <w:color w:val="000000"/>
+          <w:sz w:val="28"/>
+          <w:szCs w:val="28"/>
+        </w:rPr>
+        <w:t>Сценарий:</w:t>
+      </w:r>
+    </w:p>
+    <w:p>
+      <w:pPr>
+        <w:pStyle w:val="Normal"/>
+        <w:rPr>
+          <w:rFonts w:ascii="Times New Roman" w:hAnsi="Times New Roman"/>
+          <w:color w:val="000000"/>
+          <w:sz w:val="28"/>
+          <w:szCs w:val="28"/>
+        </w:rPr>
+      </w:pPr>
+      <w:r>
+        <w:rPr>
+          <w:rFonts w:ascii="Times New Roman" w:hAnsi="Times New Roman"/>
+          <w:color w:val="000000"/>
+          <w:sz w:val="28"/>
+          <w:szCs w:val="28"/>
+        </w:rPr>
+        <w:t xml:space="preserve">Выбор пользователя </w:t>
+      </w:r>
+    </w:p>
+    <w:p>
+      <w:pPr>
+        <w:pStyle w:val="Normal"/>
+        <w:rPr>
+          <w:rFonts w:ascii="Times New Roman" w:hAnsi="Times New Roman"/>
+          <w:color w:val="000000"/>
+          <w:sz w:val="28"/>
+          <w:szCs w:val="28"/>
+        </w:rPr>
+      </w:pPr>
+      <w:r>
+        <w:rPr>
+          <w:rFonts w:ascii="Times New Roman" w:hAnsi="Times New Roman"/>
+          <w:color w:val="000000"/>
+          <w:sz w:val="28"/>
+          <w:szCs w:val="28"/>
+        </w:rPr>
+        <w:t xml:space="preserve">Создание чата </w:t>
+      </w:r>
+    </w:p>
+    <w:p>
+      <w:pPr>
+        <w:pStyle w:val="Normal"/>
+        <w:rPr>
+          <w:rFonts w:ascii="Times New Roman" w:hAnsi="Times New Roman"/>
+          <w:color w:val="000000"/>
+          <w:sz w:val="28"/>
+          <w:szCs w:val="28"/>
+        </w:rPr>
+      </w:pPr>
+      <w:r>
+        <w:rPr>
+          <w:rFonts w:ascii="Times New Roman" w:hAnsi="Times New Roman"/>
+          <w:color w:val="000000"/>
+          <w:sz w:val="28"/>
+          <w:szCs w:val="28"/>
+        </w:rPr>
+        <w:t>Открытие окна переписки</w:t>
+      </w:r>
+    </w:p>
+    <w:p>
+      <w:pPr>
+        <w:pStyle w:val="Normal"/>
+        <w:rPr>
+          <w:rFonts w:ascii="Times New Roman" w:hAnsi="Times New Roman"/>
+          <w:color w:val="000000"/>
+          <w:sz w:val="28"/>
+          <w:szCs w:val="28"/>
+        </w:rPr>
+      </w:pPr>
+      <w:r>
+        <w:rPr>
+          <w:rFonts w:ascii="Times New Roman" w:hAnsi="Times New Roman"/>
+          <w:color w:val="000000"/>
+          <w:sz w:val="28"/>
+          <w:szCs w:val="28"/>
+        </w:rPr>
+      </w:r>
+    </w:p>
+    <w:p>
+      <w:pPr>
+        <w:pStyle w:val="Normal"/>
+        <w:rPr>
+          <w:rFonts w:ascii="Times New Roman" w:hAnsi="Times New Roman"/>
+          <w:color w:val="000000"/>
+          <w:sz w:val="28"/>
+          <w:szCs w:val="28"/>
+        </w:rPr>
+      </w:pPr>
+      <w:r>
+        <w:rPr>
+          <w:rFonts w:ascii="Times New Roman" w:hAnsi="Times New Roman"/>
+          <w:color w:val="000000"/>
+          <w:sz w:val="28"/>
+          <w:szCs w:val="28"/>
+        </w:rPr>
+      </w:r>
+    </w:p>
+    <w:p>
+      <w:pPr>
+        <w:pStyle w:val="Normal"/>
+        <w:rPr>
+          <w:rFonts w:ascii="Times New Roman" w:hAnsi="Times New Roman"/>
+          <w:color w:val="000000"/>
+          <w:sz w:val="28"/>
+          <w:szCs w:val="28"/>
+        </w:rPr>
+      </w:pPr>
+      <w:r>
+        <w:rPr>
+          <w:rFonts w:ascii="Times New Roman" w:hAnsi="Times New Roman"/>
+          <w:color w:val="000000"/>
+          <w:sz w:val="28"/>
+          <w:szCs w:val="28"/>
+        </w:rPr>
+      </w:r>
+    </w:p>
+    <w:p>
+      <w:pPr>
+        <w:pStyle w:val="Normal"/>
+        <w:rPr>
+          <w:rFonts w:ascii="Times New Roman" w:hAnsi="Times New Roman"/>
+          <w:color w:val="000000"/>
+          <w:sz w:val="28"/>
+          <w:szCs w:val="28"/>
+        </w:rPr>
+      </w:pPr>
+      <w:r>
+        <w:rPr>
+          <w:rFonts w:ascii="Times New Roman" w:hAnsi="Times New Roman"/>
+          <w:color w:val="000000"/>
+          <w:sz w:val="28"/>
+          <w:szCs w:val="28"/>
+        </w:rPr>
+        <w:t>User story</w:t>
+      </w:r>
+    </w:p>
+    <w:p>
+      <w:pPr>
+        <w:pStyle w:val="Normal"/>
+        <w:rPr>
+          <w:rFonts w:ascii="Times New Roman" w:hAnsi="Times New Roman"/>
+          <w:color w:val="000000"/>
+          <w:sz w:val="28"/>
+          <w:szCs w:val="28"/>
+        </w:rPr>
+      </w:pPr>
+      <w:r>
+        <w:rPr>
+          <w:rFonts w:ascii="Times New Roman" w:hAnsi="Times New Roman"/>
+          <w:color w:val="000000"/>
+          <w:sz w:val="28"/>
+          <w:szCs w:val="28"/>
+        </w:rPr>
+        <w:t>Создание чата</w:t>
       </w:r>
     </w:p>
     <w:p>
@@ -3886,6 +4179,7 @@
           <w:rFonts w:ascii="Times New Roman" w:hAnsi="Times New Roman"/>
           <w:b w:val="false"/>
           <w:bCs w:val="false"/>
+          <w:color w:val="000000"/>
           <w:sz w:val="28"/>
           <w:szCs w:val="28"/>
         </w:rPr>
@@ -3894,112 +4188,7 @@
       <w:r>
         <w:rPr>
           <w:rFonts w:ascii="Times New Roman" w:hAnsi="Times New Roman"/>
-          <w:b w:val="false"/>
-          <w:bCs w:val="false"/>
-          <w:sz w:val="28"/>
-          <w:szCs w:val="28"/>
-        </w:rPr>
-        <w:t>,</w:t>
-        <w:br/>
-        <w:t>я хочу получать сообщения в реальном времени,</w:t>
-        <w:br/>
-      </w:r>
-      <w:r>
-        <w:rPr>
-          <w:rStyle w:val="Strong"/>
-          <w:rFonts w:ascii="Times New Roman" w:hAnsi="Times New Roman"/>
-          <w:b w:val="false"/>
-          <w:bCs w:val="false"/>
-          <w:sz w:val="28"/>
-          <w:szCs w:val="28"/>
-        </w:rPr>
-        <w:t>чтобы</w:t>
-      </w:r>
-      <w:r>
-        <w:rPr>
-          <w:rFonts w:ascii="Times New Roman" w:hAnsi="Times New Roman"/>
-          <w:b w:val="false"/>
-          <w:bCs w:val="false"/>
-          <w:sz w:val="28"/>
-          <w:szCs w:val="28"/>
-        </w:rPr>
-        <w:t xml:space="preserve"> вести диалог.</w:t>
-      </w:r>
-    </w:p>
-    <w:p>
-      <w:pPr>
-        <w:pStyle w:val="Normal"/>
-        <w:rPr>
-          <w:rFonts w:ascii="Times New Roman" w:hAnsi="Times New Roman"/>
-          <w:b/>
-          <w:bCs/>
-          <w:sz w:val="28"/>
-          <w:szCs w:val="28"/>
-        </w:rPr>
-      </w:pPr>
-      <w:r>
-        <w:rPr>
-          <w:rFonts w:ascii="Times New Roman" w:hAnsi="Times New Roman"/>
-          <w:b/>
-          <w:bCs/>
-          <w:sz w:val="28"/>
-          <w:szCs w:val="28"/>
-        </w:rPr>
-      </w:r>
-    </w:p>
-    <w:p>
-      <w:pPr>
-        <w:pStyle w:val="Normal"/>
-        <w:rPr>
-          <w:rFonts w:ascii="Times New Roman" w:hAnsi="Times New Roman"/>
-          <w:b/>
-          <w:bCs/>
-          <w:sz w:val="28"/>
-          <w:szCs w:val="28"/>
-        </w:rPr>
-      </w:pPr>
-      <w:r>
-        <w:rPr>
-          <w:rFonts w:ascii="Times New Roman" w:hAnsi="Times New Roman"/>
-          <w:b/>
-          <w:bCs/>
-          <w:sz w:val="28"/>
-          <w:szCs w:val="28"/>
-        </w:rPr>
-        <w:t xml:space="preserve"> </w:t>
-      </w:r>
-      <w:r>
-        <w:rPr>
-          <w:rFonts w:ascii="Times New Roman" w:hAnsi="Times New Roman"/>
-          <w:b/>
-          <w:bCs/>
-          <w:sz w:val="28"/>
-          <w:szCs w:val="28"/>
-        </w:rPr>
-        <w:t>Создание чата</w:t>
-      </w:r>
-    </w:p>
-    <w:p>
-      <w:pPr>
-        <w:pStyle w:val="Normal"/>
-        <w:rPr/>
-      </w:pPr>
-      <w:r>
-        <w:rPr>
-          <w:rStyle w:val="Strong"/>
-          <w:rFonts w:ascii="Times New Roman" w:hAnsi="Times New Roman"/>
-          <w:b w:val="false"/>
-          <w:bCs w:val="false"/>
-          <w:sz w:val="28"/>
-          <w:szCs w:val="28"/>
-        </w:rPr>
-        <w:t>Как пользователь</w:t>
-      </w:r>
-      <w:r>
-        <w:rPr>
-          <w:rFonts w:ascii="Times New Roman" w:hAnsi="Times New Roman"/>
-          <w:b w:val="false"/>
-          <w:bCs w:val="false"/>
+          <w:color w:val="000000"/>
           <w:sz w:val="28"/>
           <w:szCs w:val="28"/>
         </w:rPr>
@@ -4014,6 +4203,7 @@
           <w:rFonts w:ascii="Times New Roman" w:hAnsi="Times New Roman"/>
           <w:b w:val="false"/>
           <w:bCs w:val="false"/>
+          <w:color w:val="000000"/>
           <w:sz w:val="28"/>
           <w:szCs w:val="28"/>
         </w:rPr>
@@ -4021,79 +4211,115 @@
       </w:r>
       <w:r>
         <w:rPr>
+          <w:rFonts w:ascii="Times New Roman" w:hAnsi="Times New Roman"/>
+          <w:color w:val="000000"/>
+          <w:sz w:val="28"/>
+          <w:szCs w:val="28"/>
+        </w:rPr>
+        <w:t xml:space="preserve"> начать общение.</w:t>
+      </w:r>
+    </w:p>
+    <w:p>
+      <w:pPr>
+        <w:pStyle w:val="Normal"/>
+        <w:rPr>
+          <w:rFonts w:ascii="Times New Roman" w:hAnsi="Times New Roman"/>
+          <w:color w:val="000000"/>
+          <w:sz w:val="28"/>
+          <w:szCs w:val="28"/>
+        </w:rPr>
+      </w:pPr>
+      <w:bookmarkStart w:id="38" w:name="__RefHeading___Toc1098_4044048170"/>
+      <w:bookmarkEnd w:id="38"/>
+      <w:r>
+        <w:rPr>
+          <w:rFonts w:ascii="Times New Roman" w:hAnsi="Times New Roman"/>
+          <w:color w:val="000000"/>
+          <w:sz w:val="28"/>
+          <w:szCs w:val="28"/>
+        </w:rPr>
+        <w:t>FRQ-5 Групповые чаты</w:t>
+      </w:r>
+    </w:p>
+    <w:p>
+      <w:pPr>
+        <w:pStyle w:val="Normal"/>
+        <w:rPr/>
+      </w:pPr>
+      <w:r>
+        <w:rPr>
+          <w:rStyle w:val="Strong"/>
           <w:rFonts w:ascii="Times New Roman" w:hAnsi="Times New Roman"/>
           <w:b w:val="false"/>
           <w:bCs w:val="false"/>
-          <w:sz w:val="28"/>
-          <w:szCs w:val="28"/>
-        </w:rPr>
-        <w:t xml:space="preserve"> начать общение.</w:t>
-      </w:r>
-    </w:p>
-    <w:p>
-      <w:pPr>
-        <w:pStyle w:val="Normal"/>
-        <w:rPr>
+          <w:color w:val="000000"/>
+          <w:sz w:val="28"/>
+          <w:szCs w:val="28"/>
+        </w:rPr>
+        <w:t>Описание:</w:t>
+      </w:r>
+      <w:r>
+        <w:rPr>
+          <w:rFonts w:ascii="Times New Roman" w:hAnsi="Times New Roman"/>
+          <w:color w:val="000000"/>
+          <w:sz w:val="28"/>
+          <w:szCs w:val="28"/>
+        </w:rPr>
+        <w:t xml:space="preserve"> Возможность общения более чем 2 пользователей</w:t>
+      </w:r>
+    </w:p>
+    <w:p>
+      <w:pPr>
+        <w:pStyle w:val="Normal"/>
+        <w:rPr>
+          <w:rFonts w:ascii="Times New Roman" w:hAnsi="Times New Roman"/>
+          <w:color w:val="000000"/>
+          <w:sz w:val="28"/>
+          <w:szCs w:val="28"/>
+        </w:rPr>
+      </w:pPr>
+      <w:r>
+        <w:rPr>
+          <w:rFonts w:ascii="Times New Roman" w:hAnsi="Times New Roman"/>
+          <w:color w:val="000000"/>
+          <w:sz w:val="28"/>
+          <w:szCs w:val="28"/>
+        </w:rPr>
+        <w:t>User story</w:t>
+      </w:r>
+    </w:p>
+    <w:p>
+      <w:pPr>
+        <w:pStyle w:val="Normal"/>
+        <w:rPr>
+          <w:rFonts w:ascii="Times New Roman" w:hAnsi="Times New Roman"/>
+          <w:color w:val="000000"/>
+          <w:sz w:val="28"/>
+          <w:szCs w:val="28"/>
+        </w:rPr>
+      </w:pPr>
+      <w:r>
+        <w:rPr>
+          <w:rFonts w:ascii="Times New Roman" w:hAnsi="Times New Roman"/>
+          <w:color w:val="000000"/>
+          <w:sz w:val="28"/>
+          <w:szCs w:val="28"/>
+        </w:rPr>
+        <w:t>Групповой чат</w:t>
+      </w:r>
+    </w:p>
+    <w:p>
+      <w:pPr>
+        <w:pStyle w:val="Normal"/>
+        <w:rPr/>
+      </w:pPr>
+      <w:r>
+        <w:rPr>
+          <w:rStyle w:val="Strong"/>
           <w:rFonts w:ascii="Times New Roman" w:hAnsi="Times New Roman"/>
           <w:b w:val="false"/>
           <w:bCs w:val="false"/>
-          <w:sz w:val="28"/>
-          <w:szCs w:val="28"/>
-        </w:rPr>
-      </w:pPr>
-      <w:r>
-        <w:rPr>
-          <w:rFonts w:ascii="Times New Roman" w:hAnsi="Times New Roman"/>
-          <w:b w:val="false"/>
-          <w:bCs w:val="false"/>
-          <w:sz w:val="28"/>
-          <w:szCs w:val="28"/>
-        </w:rPr>
-      </w:r>
-    </w:p>
-    <w:p>
-      <w:pPr>
-        <w:pStyle w:val="Normal"/>
-        <w:rPr>
-          <w:rFonts w:ascii="Times New Roman" w:hAnsi="Times New Roman"/>
-          <w:b/>
-          <w:bCs/>
-          <w:sz w:val="28"/>
-          <w:szCs w:val="28"/>
-        </w:rPr>
-      </w:pPr>
-      <w:r>
-        <w:rPr>
-          <w:rFonts w:ascii="Times New Roman" w:hAnsi="Times New Roman"/>
-          <w:b/>
-          <w:bCs/>
-          <w:sz w:val="28"/>
-          <w:szCs w:val="28"/>
-        </w:rPr>
-        <w:t xml:space="preserve"> </w:t>
-      </w:r>
-      <w:r>
-        <w:rPr>
-          <w:rFonts w:ascii="Times New Roman" w:hAnsi="Times New Roman"/>
-          <w:b/>
-          <w:bCs/>
-          <w:sz w:val="28"/>
-          <w:szCs w:val="28"/>
-        </w:rPr>
-        <w:t>Групповой чат</w:t>
-      </w:r>
-    </w:p>
-    <w:p>
-      <w:pPr>
-        <w:pStyle w:val="Normal"/>
-        <w:rPr/>
-      </w:pPr>
-      <w:r>
-        <w:rPr>
-          <w:rStyle w:val="Strong"/>
-          <w:rFonts w:ascii="Times New Roman" w:hAnsi="Times New Roman"/>
-          <w:b w:val="false"/>
-          <w:bCs w:val="false"/>
+          <w:color w:val="000000"/>
           <w:sz w:val="28"/>
           <w:szCs w:val="28"/>
         </w:rPr>
@@ -4102,8 +4328,7 @@
       <w:r>
         <w:rPr>
           <w:rFonts w:ascii="Times New Roman" w:hAnsi="Times New Roman"/>
-          <w:b w:val="false"/>
-          <w:bCs w:val="false"/>
+          <w:color w:val="000000"/>
           <w:sz w:val="28"/>
           <w:szCs w:val="28"/>
         </w:rPr>
@@ -4118,6 +4343,7 @@
           <w:rFonts w:ascii="Times New Roman" w:hAnsi="Times New Roman"/>
           <w:b w:val="false"/>
           <w:bCs w:val="false"/>
+          <w:color w:val="000000"/>
           <w:sz w:val="28"/>
           <w:szCs w:val="28"/>
         </w:rPr>
@@ -4125,79 +4351,124 @@
       </w:r>
       <w:r>
         <w:rPr>
+          <w:rFonts w:ascii="Times New Roman" w:hAnsi="Times New Roman"/>
+          <w:color w:val="000000"/>
+          <w:sz w:val="28"/>
+          <w:szCs w:val="28"/>
+        </w:rPr>
+        <w:t xml:space="preserve"> общаться с несколькими людьми.</w:t>
+      </w:r>
+    </w:p>
+    <w:p>
+      <w:pPr>
+        <w:pStyle w:val="Normal"/>
+        <w:rPr>
+          <w:rFonts w:ascii="Times New Roman" w:hAnsi="Times New Roman"/>
+          <w:color w:val="000000"/>
+          <w:sz w:val="28"/>
+          <w:szCs w:val="28"/>
+        </w:rPr>
+      </w:pPr>
+      <w:bookmarkStart w:id="39" w:name="__RefHeading___Toc1100_4044048170"/>
+      <w:bookmarkEnd w:id="39"/>
+      <w:r>
+        <w:rPr>
+          <w:rFonts w:ascii="Times New Roman" w:hAnsi="Times New Roman"/>
+          <w:color w:val="000000"/>
+          <w:sz w:val="28"/>
+          <w:szCs w:val="28"/>
+        </w:rPr>
+        <w:t>FRQ-6 Уведомления</w:t>
+      </w:r>
+    </w:p>
+    <w:p>
+      <w:pPr>
+        <w:pStyle w:val="Normal"/>
+        <w:rPr/>
+      </w:pPr>
+      <w:r>
+        <w:rPr>
+          <w:rStyle w:val="Strong"/>
           <w:rFonts w:ascii="Times New Roman" w:hAnsi="Times New Roman"/>
           <w:b w:val="false"/>
           <w:bCs w:val="false"/>
-          <w:sz w:val="28"/>
-          <w:szCs w:val="28"/>
-        </w:rPr>
-        <w:t xml:space="preserve"> общаться с несколькими людьми.</w:t>
-      </w:r>
-    </w:p>
-    <w:p>
-      <w:pPr>
-        <w:pStyle w:val="Normal"/>
-        <w:rPr>
+          <w:color w:val="000000"/>
+          <w:sz w:val="28"/>
+          <w:szCs w:val="28"/>
+        </w:rPr>
+        <w:t>Описание:</w:t>
+      </w:r>
+      <w:r>
+        <w:rPr>
+          <w:rFonts w:ascii="Times New Roman" w:hAnsi="Times New Roman"/>
+          <w:color w:val="000000"/>
+          <w:sz w:val="28"/>
+          <w:szCs w:val="28"/>
+        </w:rPr>
+        <w:t xml:space="preserve"> Получение уведомлений о новых сообщениях</w:t>
+      </w:r>
+    </w:p>
+    <w:p>
+      <w:pPr>
+        <w:pStyle w:val="Normal"/>
+        <w:rPr>
+          <w:rFonts w:ascii="Times New Roman" w:hAnsi="Times New Roman"/>
+          <w:color w:val="000000"/>
+          <w:sz w:val="28"/>
+          <w:szCs w:val="28"/>
+        </w:rPr>
+      </w:pPr>
+      <w:r>
+        <w:rPr>
+          <w:rFonts w:ascii="Times New Roman" w:hAnsi="Times New Roman"/>
+          <w:color w:val="000000"/>
+          <w:sz w:val="28"/>
+          <w:szCs w:val="28"/>
+        </w:rPr>
+        <w:t>User story</w:t>
+      </w:r>
+    </w:p>
+    <w:p>
+      <w:pPr>
+        <w:pStyle w:val="Normal"/>
+        <w:rPr>
+          <w:rFonts w:ascii="Times New Roman" w:hAnsi="Times New Roman"/>
+          <w:color w:val="000000"/>
+          <w:sz w:val="28"/>
+          <w:szCs w:val="28"/>
+        </w:rPr>
+      </w:pPr>
+      <w:r>
+        <w:rPr>
+          <w:rFonts w:ascii="Times New Roman" w:hAnsi="Times New Roman"/>
+          <w:color w:val="000000"/>
+          <w:sz w:val="28"/>
+          <w:szCs w:val="28"/>
+        </w:rPr>
+        <w:t xml:space="preserve"> </w:t>
+      </w:r>
+      <w:r>
+        <w:rPr>
+          <w:rFonts w:ascii="Times New Roman" w:hAnsi="Times New Roman"/>
+          <w:color w:val="000000"/>
+          <w:sz w:val="28"/>
+          <w:szCs w:val="28"/>
+        </w:rPr>
+        <w:t>Уведомления</w:t>
+      </w:r>
+    </w:p>
+    <w:p>
+      <w:pPr>
+        <w:pStyle w:val="Normal"/>
+        <w:rPr/>
+      </w:pPr>
+      <w:r>
+        <w:rPr>
+          <w:rStyle w:val="Strong"/>
           <w:rFonts w:ascii="Times New Roman" w:hAnsi="Times New Roman"/>
           <w:b w:val="false"/>
           <w:bCs w:val="false"/>
-          <w:sz w:val="28"/>
-          <w:szCs w:val="28"/>
-        </w:rPr>
-      </w:pPr>
-      <w:r>
-        <w:rPr>
-          <w:rFonts w:ascii="Times New Roman" w:hAnsi="Times New Roman"/>
-          <w:b w:val="false"/>
-          <w:bCs w:val="false"/>
-          <w:sz w:val="28"/>
-          <w:szCs w:val="28"/>
-        </w:rPr>
-      </w:r>
-    </w:p>
-    <w:p>
-      <w:pPr>
-        <w:pStyle w:val="Normal"/>
-        <w:rPr>
-          <w:rFonts w:ascii="Times New Roman" w:hAnsi="Times New Roman"/>
-          <w:b/>
-          <w:bCs/>
-          <w:sz w:val="28"/>
-          <w:szCs w:val="28"/>
-        </w:rPr>
-      </w:pPr>
-      <w:r>
-        <w:rPr>
-          <w:rFonts w:ascii="Times New Roman" w:hAnsi="Times New Roman"/>
-          <w:b/>
-          <w:bCs/>
-          <w:sz w:val="28"/>
-          <w:szCs w:val="28"/>
-        </w:rPr>
-        <w:t xml:space="preserve"> </w:t>
-      </w:r>
-      <w:r>
-        <w:rPr>
-          <w:rFonts w:ascii="Times New Roman" w:hAnsi="Times New Roman"/>
-          <w:b/>
-          <w:bCs/>
-          <w:sz w:val="28"/>
-          <w:szCs w:val="28"/>
-        </w:rPr>
-        <w:t>Уведомления</w:t>
-      </w:r>
-    </w:p>
-    <w:p>
-      <w:pPr>
-        <w:pStyle w:val="Normal"/>
-        <w:rPr/>
-      </w:pPr>
-      <w:r>
-        <w:rPr>
-          <w:rStyle w:val="Strong"/>
-          <w:rFonts w:ascii="Times New Roman" w:hAnsi="Times New Roman"/>
-          <w:b w:val="false"/>
-          <w:bCs w:val="false"/>
+          <w:color w:val="000000"/>
           <w:sz w:val="28"/>
           <w:szCs w:val="28"/>
         </w:rPr>
@@ -4206,8 +4477,7 @@
       <w:r>
         <w:rPr>
           <w:rFonts w:ascii="Times New Roman" w:hAnsi="Times New Roman"/>
-          <w:b w:val="false"/>
-          <w:bCs w:val="false"/>
+          <w:color w:val="000000"/>
           <w:sz w:val="28"/>
           <w:szCs w:val="28"/>
         </w:rPr>
@@ -4222,6 +4492,7 @@
           <w:rFonts w:ascii="Times New Roman" w:hAnsi="Times New Roman"/>
           <w:b w:val="false"/>
           <w:bCs w:val="false"/>
+          <w:color w:val="000000"/>
           <w:sz w:val="28"/>
           <w:szCs w:val="28"/>
         </w:rPr>
@@ -4229,69 +4500,115 @@
       </w:r>
       <w:r>
         <w:rPr>
+          <w:rFonts w:ascii="Times New Roman" w:hAnsi="Times New Roman"/>
+          <w:color w:val="000000"/>
+          <w:sz w:val="28"/>
+          <w:szCs w:val="28"/>
+        </w:rPr>
+        <w:t xml:space="preserve"> не пропускать сообщения.</w:t>
+      </w:r>
+    </w:p>
+    <w:p>
+      <w:pPr>
+        <w:pStyle w:val="Normal"/>
+        <w:rPr>
+          <w:rFonts w:ascii="Times New Roman" w:hAnsi="Times New Roman"/>
+          <w:color w:val="000000"/>
+          <w:sz w:val="28"/>
+          <w:szCs w:val="28"/>
+        </w:rPr>
+      </w:pPr>
+      <w:bookmarkStart w:id="40" w:name="__RefHeading___Toc1102_4044048170"/>
+      <w:bookmarkEnd w:id="40"/>
+      <w:r>
+        <w:rPr>
+          <w:rFonts w:ascii="Times New Roman" w:hAnsi="Times New Roman"/>
+          <w:color w:val="000000"/>
+          <w:sz w:val="28"/>
+          <w:szCs w:val="28"/>
+        </w:rPr>
+        <w:t>FRQ-7 История сообщений</w:t>
+      </w:r>
+    </w:p>
+    <w:p>
+      <w:pPr>
+        <w:pStyle w:val="Normal"/>
+        <w:rPr/>
+      </w:pPr>
+      <w:r>
+        <w:rPr>
+          <w:rStyle w:val="Strong"/>
           <w:rFonts w:ascii="Times New Roman" w:hAnsi="Times New Roman"/>
           <w:b w:val="false"/>
           <w:bCs w:val="false"/>
-          <w:sz w:val="28"/>
-          <w:szCs w:val="28"/>
-        </w:rPr>
-        <w:t xml:space="preserve"> не пропускать сообщения.</w:t>
-      </w:r>
-    </w:p>
-    <w:p>
-      <w:pPr>
-        <w:pStyle w:val="Normal"/>
-        <w:rPr>
+          <w:color w:val="000000"/>
+          <w:sz w:val="28"/>
+          <w:szCs w:val="28"/>
+        </w:rPr>
+        <w:t>Описание:</w:t>
+      </w:r>
+      <w:r>
+        <w:rPr>
+          <w:rFonts w:ascii="Times New Roman" w:hAnsi="Times New Roman"/>
+          <w:color w:val="000000"/>
+          <w:sz w:val="28"/>
+          <w:szCs w:val="28"/>
+        </w:rPr>
+        <w:t xml:space="preserve"> Сохранение и просмотр сообщений</w:t>
+      </w:r>
+    </w:p>
+    <w:p>
+      <w:pPr>
+        <w:pStyle w:val="Normal"/>
+        <w:rPr>
+          <w:rFonts w:ascii="Times New Roman" w:hAnsi="Times New Roman"/>
+          <w:color w:val="000000"/>
+          <w:sz w:val="28"/>
+          <w:szCs w:val="28"/>
+        </w:rPr>
+      </w:pPr>
+      <w:r>
+        <w:rPr>
+          <w:rFonts w:ascii="Times New Roman" w:hAnsi="Times New Roman"/>
+          <w:color w:val="000000"/>
+          <w:sz w:val="28"/>
+          <w:szCs w:val="28"/>
+        </w:rPr>
+        <w:t>User story</w:t>
+      </w:r>
+    </w:p>
+    <w:p>
+      <w:pPr>
+        <w:pStyle w:val="Normal"/>
+        <w:rPr>
+          <w:rFonts w:ascii="Times New Roman" w:hAnsi="Times New Roman"/>
+          <w:color w:val="000000"/>
+          <w:sz w:val="28"/>
+          <w:szCs w:val="28"/>
+        </w:rPr>
+      </w:pPr>
+      <w:r>
+        <w:rPr>
+          <w:rFonts w:ascii="Times New Roman" w:hAnsi="Times New Roman"/>
+          <w:color w:val="000000"/>
+          <w:sz w:val="28"/>
+          <w:szCs w:val="28"/>
+        </w:rPr>
+        <w:t>История сообщений</w:t>
+      </w:r>
+    </w:p>
+    <w:p>
+      <w:pPr>
+        <w:pStyle w:val="Normal"/>
+        <w:rPr/>
+      </w:pPr>
+      <w:r>
+        <w:rPr>
+          <w:rStyle w:val="Strong"/>
           <w:rFonts w:ascii="Times New Roman" w:hAnsi="Times New Roman"/>
           <w:b w:val="false"/>
           <w:bCs w:val="false"/>
-          <w:sz w:val="28"/>
-          <w:szCs w:val="28"/>
-        </w:rPr>
-      </w:pPr>
-      <w:r>
-        <w:rPr>
-          <w:rFonts w:ascii="Times New Roman" w:hAnsi="Times New Roman"/>
-          <w:b w:val="false"/>
-          <w:bCs w:val="false"/>
-          <w:sz w:val="28"/>
-          <w:szCs w:val="28"/>
-        </w:rPr>
-      </w:r>
-    </w:p>
-    <w:p>
-      <w:pPr>
-        <w:pStyle w:val="Normal"/>
-        <w:rPr>
-          <w:rFonts w:ascii="Times New Roman" w:hAnsi="Times New Roman"/>
-          <w:b/>
-          <w:bCs/>
-          <w:sz w:val="28"/>
-          <w:szCs w:val="28"/>
-        </w:rPr>
-      </w:pPr>
-      <w:r>
-        <w:rPr>
-          <w:rFonts w:ascii="Times New Roman" w:hAnsi="Times New Roman"/>
-          <w:b/>
-          <w:bCs/>
-          <w:sz w:val="28"/>
-          <w:szCs w:val="28"/>
-        </w:rPr>
-        <w:t>История сообщений</w:t>
-      </w:r>
-    </w:p>
-    <w:p>
-      <w:pPr>
-        <w:pStyle w:val="Normal"/>
-        <w:rPr/>
-      </w:pPr>
-      <w:r>
-        <w:rPr>
-          <w:rStyle w:val="Strong"/>
-          <w:rFonts w:ascii="Times New Roman" w:hAnsi="Times New Roman"/>
-          <w:b w:val="false"/>
-          <w:bCs w:val="false"/>
+          <w:color w:val="000000"/>
           <w:sz w:val="28"/>
           <w:szCs w:val="28"/>
         </w:rPr>
@@ -4300,8 +4617,7 @@
       <w:r>
         <w:rPr>
           <w:rFonts w:ascii="Times New Roman" w:hAnsi="Times New Roman"/>
-          <w:b w:val="false"/>
-          <w:bCs w:val="false"/>
+          <w:color w:val="000000"/>
           <w:sz w:val="28"/>
           <w:szCs w:val="28"/>
         </w:rPr>
@@ -4316,6 +4632,7 @@
           <w:rFonts w:ascii="Times New Roman" w:hAnsi="Times New Roman"/>
           <w:b w:val="false"/>
           <w:bCs w:val="false"/>
+          <w:color w:val="000000"/>
           <w:sz w:val="28"/>
           <w:szCs w:val="28"/>
         </w:rPr>
@@ -4323,33 +4640,365 @@
       </w:r>
       <w:r>
         <w:rPr>
+          <w:rFonts w:ascii="Times New Roman" w:hAnsi="Times New Roman"/>
+          <w:color w:val="000000"/>
+          <w:sz w:val="28"/>
+          <w:szCs w:val="28"/>
+        </w:rPr>
+        <w:t xml:space="preserve"> возвращаться к прошлым сообщениям.</w:t>
+      </w:r>
+    </w:p>
+    <w:p>
+      <w:pPr>
+        <w:pStyle w:val="Normal"/>
+        <w:rPr>
+          <w:rFonts w:ascii="Times New Roman" w:hAnsi="Times New Roman"/>
+          <w:color w:val="000000"/>
+          <w:sz w:val="28"/>
+          <w:szCs w:val="28"/>
+        </w:rPr>
+      </w:pPr>
+      <w:bookmarkStart w:id="41" w:name="__RefHeading___Toc1102_4044048170_Копия_"/>
+      <w:bookmarkEnd w:id="41"/>
+      <w:r>
+        <w:rPr>
+          <w:rFonts w:ascii="Times New Roman" w:hAnsi="Times New Roman"/>
+          <w:color w:val="000000"/>
+          <w:sz w:val="28"/>
+          <w:szCs w:val="28"/>
+        </w:rPr>
+        <w:t>FRQ-8  Удаление сообщений</w:t>
+      </w:r>
+    </w:p>
+    <w:p>
+      <w:pPr>
+        <w:pStyle w:val="Normal"/>
+        <w:rPr/>
+      </w:pPr>
+      <w:r>
+        <w:rPr>
+          <w:rFonts w:ascii="Times New Roman" w:hAnsi="Times New Roman"/>
+          <w:color w:val="000000"/>
+          <w:sz w:val="28"/>
+          <w:szCs w:val="28"/>
+        </w:rPr>
+        <w:t>Описание:</w:t>
+      </w:r>
+      <w:r>
+        <w:rPr>
+          <w:rStyle w:val="Strong"/>
+          <w:rFonts w:ascii="Times New Roman" w:hAnsi="Times New Roman"/>
+          <w:b w:val="false"/>
+          <w:i w:val="false"/>
+          <w:caps w:val="false"/>
+          <w:smallCaps w:val="false"/>
+          <w:color w:val="000000"/>
+          <w:spacing w:val="0"/>
+          <w:sz w:val="28"/>
+          <w:szCs w:val="28"/>
+        </w:rPr>
+        <w:t xml:space="preserve"> </w:t>
+      </w:r>
+      <w:r>
+        <w:rPr>
+          <w:rStyle w:val="Strong"/>
+          <w:rFonts w:ascii="Times New Roman" w:hAnsi="Times New Roman"/>
+          <w:b w:val="false"/>
+          <w:i w:val="false"/>
+          <w:caps w:val="false"/>
+          <w:smallCaps w:val="false"/>
+          <w:color w:val="000000"/>
+          <w:spacing w:val="0"/>
+          <w:sz w:val="28"/>
+          <w:szCs w:val="28"/>
+          <w:lang w:val="en-US"/>
+        </w:rPr>
+        <w:t xml:space="preserve"> </w:t>
+      </w:r>
+      <w:r>
+        <w:rPr>
+          <w:rStyle w:val="Strong"/>
           <w:rFonts w:ascii="Times New Roman" w:hAnsi="Times New Roman"/>
           <w:b w:val="false"/>
           <w:bCs w:val="false"/>
-          <w:sz w:val="28"/>
-          <w:szCs w:val="28"/>
-        </w:rPr>
-        <w:t xml:space="preserve"> возвращаться к прошлым сообщениям.</w:t>
-      </w:r>
-    </w:p>
-    <w:p>
-      <w:pPr>
-        <w:pStyle w:val="Heading2"/>
-        <w:rPr>
-          <w:b w:val="false"/>
-          <w:bCs w:val="false"/>
-        </w:rPr>
-      </w:pPr>
-      <w:r>
-        <w:rPr>
-          <w:b w:val="false"/>
-          <w:bCs w:val="false"/>
+          <w:i w:val="false"/>
+          <w:caps w:val="false"/>
+          <w:smallCaps w:val="false"/>
+          <w:color w:val="000000"/>
+          <w:spacing w:val="0"/>
+          <w:sz w:val="28"/>
+          <w:szCs w:val="28"/>
+          <w:lang w:val="ru-RU"/>
+        </w:rPr>
+        <w:t>Возможность удаление сообщений</w:t>
+      </w:r>
+    </w:p>
+    <w:p>
+      <w:pPr>
+        <w:pStyle w:val="Normal"/>
+        <w:rPr/>
+      </w:pPr>
+      <w:r>
+        <w:rPr>
+          <w:rStyle w:val="Strong"/>
+          <w:rFonts w:ascii="Times New Roman" w:hAnsi="Times New Roman"/>
+          <w:color w:val="000000"/>
+          <w:sz w:val="28"/>
+          <w:szCs w:val="28"/>
+        </w:rPr>
+        <w:t>User Story:</w:t>
+      </w:r>
+    </w:p>
+    <w:p>
+      <w:pPr>
+        <w:pStyle w:val="Normal"/>
+        <w:rPr>
+          <w:rFonts w:ascii="Times New Roman" w:hAnsi="Times New Roman"/>
+          <w:color w:val="000000"/>
+          <w:sz w:val="28"/>
+          <w:szCs w:val="28"/>
+        </w:rPr>
+      </w:pPr>
+      <w:r>
+        <w:rPr>
+          <w:rFonts w:ascii="Times New Roman" w:hAnsi="Times New Roman"/>
+          <w:color w:val="000000"/>
+          <w:sz w:val="28"/>
+          <w:szCs w:val="28"/>
+        </w:rPr>
+        <w:t>Как пользователь, я хочу удалять отправленные сообщения, чтобы исправить ошибку или отозвать неверную информацию.</w:t>
+      </w:r>
+    </w:p>
+    <w:p>
+      <w:pPr>
+        <w:pStyle w:val="Normal"/>
+        <w:rPr>
+          <w:rFonts w:ascii="Times New Roman" w:hAnsi="Times New Roman"/>
+          <w:color w:val="000000"/>
+          <w:sz w:val="28"/>
+          <w:szCs w:val="28"/>
+        </w:rPr>
+      </w:pPr>
+      <w:r>
+        <w:rPr>
+          <w:rFonts w:ascii="Times New Roman" w:hAnsi="Times New Roman"/>
+          <w:color w:val="000000"/>
+          <w:sz w:val="28"/>
+          <w:szCs w:val="28"/>
+        </w:rPr>
+      </w:r>
+    </w:p>
+    <w:p>
+      <w:pPr>
+        <w:pStyle w:val="Normal"/>
+        <w:rPr>
+          <w:rFonts w:ascii="Times New Roman" w:hAnsi="Times New Roman"/>
+          <w:color w:val="000000"/>
+          <w:sz w:val="28"/>
+          <w:szCs w:val="28"/>
+        </w:rPr>
+      </w:pPr>
+      <w:r>
+        <w:rPr>
+          <w:rFonts w:ascii="Times New Roman" w:hAnsi="Times New Roman"/>
+          <w:color w:val="000000"/>
+          <w:sz w:val="28"/>
+          <w:szCs w:val="28"/>
+        </w:rPr>
+      </w:r>
+    </w:p>
+    <w:p>
+      <w:pPr>
+        <w:pStyle w:val="Normal"/>
+        <w:rPr>
+          <w:rFonts w:ascii="Times New Roman" w:hAnsi="Times New Roman"/>
+          <w:color w:val="000000"/>
+          <w:sz w:val="28"/>
+          <w:szCs w:val="28"/>
+        </w:rPr>
+      </w:pPr>
+      <w:bookmarkStart w:id="42" w:name="__RefHeading___Toc627_1065335214"/>
+      <w:bookmarkEnd w:id="42"/>
+      <w:r>
+        <w:rPr>
+          <w:rFonts w:ascii="Times New Roman" w:hAnsi="Times New Roman"/>
+          <w:color w:val="000000"/>
+          <w:sz w:val="28"/>
+          <w:szCs w:val="28"/>
+        </w:rPr>
+        <w:t xml:space="preserve">FRQ-9 </w:t>
+      </w:r>
+      <w:r>
+        <w:rPr>
+          <w:rFonts w:ascii="Times New Roman" w:hAnsi="Times New Roman"/>
+          <w:color w:val="000000"/>
+          <w:sz w:val="28"/>
+          <w:szCs w:val="28"/>
+          <w:lang w:val="ru-RU"/>
+        </w:rPr>
+        <w:t>Реакции на сообщения</w:t>
+      </w:r>
+    </w:p>
+    <w:p>
+      <w:pPr>
+        <w:pStyle w:val="Normal"/>
+        <w:rPr>
+          <w:rFonts w:ascii="Times New Roman" w:hAnsi="Times New Roman"/>
+          <w:color w:val="000000"/>
+          <w:sz w:val="28"/>
+          <w:szCs w:val="28"/>
+        </w:rPr>
+      </w:pPr>
+      <w:bookmarkStart w:id="43" w:name="__RefHeading___Toc629_1065335214"/>
+      <w:bookmarkEnd w:id="43"/>
+      <w:r>
+        <w:rPr>
+          <w:rFonts w:ascii="Times New Roman" w:hAnsi="Times New Roman"/>
+          <w:color w:val="000000"/>
+          <w:sz w:val="28"/>
+          <w:szCs w:val="28"/>
+        </w:rPr>
+        <w:t>Описание: Возможность добавлять стандартные реакции на сообщения</w:t>
+      </w:r>
+    </w:p>
+    <w:p>
+      <w:pPr>
+        <w:pStyle w:val="Normal"/>
+        <w:rPr/>
+      </w:pPr>
+      <w:r>
+        <w:rPr>
+          <w:rStyle w:val="Strong"/>
+          <w:rFonts w:ascii="Times New Roman" w:hAnsi="Times New Roman"/>
+          <w:color w:val="000000"/>
+          <w:sz w:val="28"/>
+          <w:szCs w:val="28"/>
+        </w:rPr>
+        <w:t>User Story:</w:t>
+      </w:r>
+    </w:p>
+    <w:p>
+      <w:pPr>
+        <w:pStyle w:val="Normal"/>
+        <w:rPr>
+          <w:rFonts w:ascii="Times New Roman" w:hAnsi="Times New Roman"/>
+          <w:color w:val="000000"/>
+          <w:sz w:val="28"/>
+          <w:szCs w:val="28"/>
+        </w:rPr>
+      </w:pPr>
+      <w:r>
+        <w:rPr>
+          <w:rFonts w:ascii="Times New Roman" w:hAnsi="Times New Roman"/>
+          <w:color w:val="000000"/>
+          <w:sz w:val="28"/>
+          <w:szCs w:val="28"/>
+        </w:rPr>
+        <w:t>Как пользователь, я хочу ставить реакции (эмодзи) на сообщения, чтобы быстро выразить своё отношение без отправки отдельного сообщения.</w:t>
+      </w:r>
+    </w:p>
+    <w:p>
+      <w:pPr>
+        <w:pStyle w:val="Normal"/>
+        <w:rPr>
+          <w:rFonts w:ascii="Times New Roman" w:hAnsi="Times New Roman"/>
+          <w:color w:val="000000"/>
+          <w:sz w:val="28"/>
+          <w:szCs w:val="28"/>
+        </w:rPr>
+      </w:pPr>
+      <w:bookmarkStart w:id="44" w:name="__RefHeading___Toc631_1065335214"/>
+      <w:bookmarkEnd w:id="44"/>
+      <w:r>
+        <w:rPr>
+          <w:rFonts w:ascii="Times New Roman" w:hAnsi="Times New Roman"/>
+          <w:color w:val="000000"/>
+          <w:sz w:val="28"/>
+          <w:szCs w:val="28"/>
+        </w:rPr>
+        <w:t>FRQ-10 Закрепление сообщений</w:t>
+      </w:r>
+    </w:p>
+    <w:p>
+      <w:pPr>
+        <w:pStyle w:val="Normal"/>
+        <w:rPr>
+          <w:rFonts w:ascii="Times New Roman" w:hAnsi="Times New Roman"/>
+          <w:color w:val="000000"/>
+          <w:sz w:val="28"/>
+          <w:szCs w:val="28"/>
+        </w:rPr>
+      </w:pPr>
+      <w:bookmarkStart w:id="45" w:name="__RefHeading___Toc633_1065335214"/>
+      <w:bookmarkEnd w:id="45"/>
+      <w:r>
+        <w:rPr>
+          <w:rFonts w:ascii="Times New Roman" w:hAnsi="Times New Roman"/>
+          <w:color w:val="000000"/>
+          <w:sz w:val="28"/>
+          <w:szCs w:val="28"/>
+        </w:rPr>
+        <w:t>Описание: Возможность закреплять сообщениям</w:t>
+      </w:r>
+    </w:p>
+    <w:p>
+      <w:pPr>
+        <w:pStyle w:val="Normal"/>
+        <w:rPr>
+          <w:rFonts w:ascii="Times New Roman" w:hAnsi="Times New Roman"/>
+          <w:color w:val="000000"/>
+          <w:sz w:val="28"/>
+          <w:szCs w:val="28"/>
+        </w:rPr>
+      </w:pPr>
+      <w:bookmarkStart w:id="46" w:name="__RefHeading___Toc635_1065335214"/>
+      <w:bookmarkEnd w:id="46"/>
+      <w:r>
+        <w:rPr>
+          <w:rFonts w:ascii="Times New Roman" w:hAnsi="Times New Roman"/>
+          <w:i w:val="false"/>
+          <w:caps w:val="false"/>
+          <w:smallCaps w:val="false"/>
+          <w:color w:val="000000"/>
+          <w:spacing w:val="0"/>
+          <w:sz w:val="28"/>
+          <w:szCs w:val="28"/>
+        </w:rPr>
+        <w:t>Как пользователь, я хочу закреплять важные сообщения вверху чата, чтобы быстро получать доступ к ключевой информации (адреса, ссылки, правила).</w:t>
+      </w:r>
+      <w:r>
+        <w:rPr>
+          <w:rFonts w:ascii="Times New Roman" w:hAnsi="Times New Roman"/>
+          <w:color w:val="000000"/>
+          <w:sz w:val="28"/>
+          <w:szCs w:val="28"/>
+        </w:rPr>
+        <w:t xml:space="preserve"> </w:t>
+      </w:r>
+    </w:p>
+    <w:p>
+      <w:pPr>
+        <w:pStyle w:val="Normal"/>
+        <w:rPr>
+          <w:rFonts w:ascii="Times New Roman" w:hAnsi="Times New Roman"/>
+          <w:color w:val="000000"/>
+          <w:sz w:val="28"/>
+          <w:szCs w:val="28"/>
+        </w:rPr>
+      </w:pPr>
+      <w:r>
+        <w:rPr>
+          <w:rFonts w:ascii="Times New Roman" w:hAnsi="Times New Roman"/>
+          <w:color w:val="000000"/>
+          <w:sz w:val="28"/>
+          <w:szCs w:val="28"/>
         </w:rPr>
       </w:r>
     </w:p>
     <w:p>
       <w:pPr>
         <w:pStyle w:val="Heading1"/>
+        <w:spacing w:before="280" w:after="280"/>
         <w:rPr/>
       </w:pPr>
       <w:r>
@@ -4362,24 +5011,26 @@
         <w:spacing w:before="280" w:after="280"/>
         <w:rPr/>
       </w:pPr>
-      <w:bookmarkStart w:id="42" w:name="__RefHeading___Toc1106_4044048170"/>
-      <w:bookmarkStart w:id="43" w:name="_Toc224988509"/>
-      <w:bookmarkEnd w:id="42"/>
+      <w:bookmarkStart w:id="47" w:name="__RefHeading___Toc1106_4044048170COPY_IS"/>
+      <w:bookmarkEnd w:id="47"/>
+      <w:r>
+        <w:rPr>
+          <w:lang w:val="en-US"/>
+        </w:rPr>
+        <w:t>4.</w:t>
+      </w:r>
+      <w:r>
+        <w:rPr>
+          <w:lang w:val="ru-RU"/>
+        </w:rPr>
+        <w:t>1</w:t>
+      </w:r>
+      <w:bookmarkStart w:id="48" w:name="_Toc224988509"/>
       <w:r>
         <w:rPr/>
-        <w:t>3.</w:t>
-      </w:r>
-      <w:r>
-        <w:rPr>
-          <w:lang w:val="en-US"/>
-        </w:rPr>
-        <w:t>4</w:t>
-      </w:r>
-      <w:r>
-        <w:rPr/>
-        <w:t xml:space="preserve"> Нефункциональные требования</w:t>
-      </w:r>
-      <w:bookmarkEnd w:id="43"/>
+        <w:t>Нефункциональные требования</w:t>
+      </w:r>
+      <w:bookmarkEnd w:id="48"/>
     </w:p>
     <w:p>
       <w:pPr>
@@ -4999,24 +5650,26 @@
         <w:spacing w:before="280" w:after="280"/>
         <w:rPr/>
       </w:pPr>
-      <w:bookmarkStart w:id="44" w:name="__RefHeading___Toc1108_4044048170"/>
-      <w:bookmarkStart w:id="45" w:name="_Toc224988510"/>
-      <w:bookmarkEnd w:id="44"/>
-      <w:r>
-        <w:rPr/>
-        <w:t>3.</w:t>
-      </w:r>
+      <w:bookmarkStart w:id="49" w:name="__RefHeading___Toc1108_4044048170"/>
+      <w:bookmarkEnd w:id="49"/>
       <w:r>
         <w:rPr>
           <w:lang w:val="en-US"/>
         </w:rPr>
-        <w:t>5</w:t>
-      </w:r>
+        <w:t>4.</w:t>
+      </w:r>
+      <w:r>
+        <w:rPr>
+          <w:lang w:val="ru-RU"/>
+        </w:rPr>
+        <w:t>2</w:t>
+      </w:r>
+      <w:bookmarkStart w:id="50" w:name="_Toc224988510"/>
       <w:r>
         <w:rPr/>
         <w:t xml:space="preserve"> Проектные ограничения и допущения</w:t>
       </w:r>
-      <w:bookmarkEnd w:id="45"/>
+      <w:bookmarkEnd w:id="50"/>
     </w:p>
     <w:p>
       <w:pPr>
@@ -5218,122 +5871,23 @@
     </w:p>
     <w:p>
       <w:pPr>
-        <w:pStyle w:val="Heading2"/>
-        <w:spacing w:before="280" w:after="280"/>
-        <w:rPr/>
-      </w:pPr>
-      <w:bookmarkStart w:id="46" w:name="__RefHeading___Toc1110_4044048170"/>
-      <w:bookmarkStart w:id="47" w:name="_Toc224988511"/>
-      <w:bookmarkEnd w:id="46"/>
-      <w:r>
-        <w:rPr/>
-        <w:t>3.</w:t>
-      </w:r>
-      <w:r>
-        <w:rPr>
-          <w:lang w:val="en-US"/>
-        </w:rPr>
-        <w:t xml:space="preserve">6 </w:t>
-      </w:r>
-      <w:r>
-        <w:rPr/>
-        <w:t>Критерии приёмки</w:t>
-      </w:r>
-      <w:bookmarkEnd w:id="47"/>
-      <w:r>
-        <w:rPr/>
-        <w:tab/>
-      </w:r>
-    </w:p>
-    <w:p>
-      <w:pPr>
-        <w:pStyle w:val="Normal"/>
-        <w:rPr>
-          <w:rFonts w:ascii="Times New Roman" w:hAnsi="Times New Roman" w:cs="Times New Roman"/>
-          <w:sz w:val="28"/>
-          <w:szCs w:val="28"/>
-        </w:rPr>
-      </w:pPr>
-      <w:r>
-        <w:rPr/>
-        <mc:AlternateContent>
-          <mc:Choice Requires="wps">
-            <w:drawing>
-              <wp:inline distT="0" distB="0" distL="0" distR="0">
-                <wp:extent cx="5940425" cy="3522345"/>
-                <wp:effectExtent l="133350" t="95250" r="60325" b="135090"/>
-                <wp:docPr id="1" name="Рисунок 4"/>
-                <a:graphic xmlns:a="http://schemas.openxmlformats.org/drawingml/2006/main">
-                  <a:graphicData uri="http://schemas.microsoft.com/office/word/2010/wordprocessingShape">
-                    <wps:wsp>
-                      <wps:cNvSpPr/>
-                      <wps:spPr>
-                        <a:xfrm>
-                          <a:off x="0" y="0"/>
-                          <a:ext cx="5940360" cy="3522240"/>
-                        </a:xfrm>
-                        <a:prstGeom prst="roundRect">
-                          <a:avLst>
-                            <a:gd name="adj" fmla="val 11111"/>
-                          </a:avLst>
-                        </a:prstGeom>
-                        <a:blipFill rotWithShape="0">
-                          <a:blip r:embed="rId2"/>
-                          <a:stretch>
-                            <a:fillRect/>
-                          </a:stretch>
-                        </a:blipFill>
-                        <a:ln cap="rnd" w="190500">
-                          <a:solidFill>
-                            <a:srgbClr val="C8C6BD"/>
-                          </a:solidFill>
-                          <a:round/>
-                        </a:ln>
-                        <a:effectLst>
-                          <a:outerShdw algn="tl" blurRad="101520" dir="7211880" dist="50816" rotWithShape="0">
-                            <a:srgbClr val="000000">
-                              <a:alpha val="45000"/>
-                            </a:srgbClr>
-                          </a:outerShdw>
-                        </a:effectLst>
-                        <a:scene3d>
-                          <a:camera fov="5400000" prst="perspectiveFront"/>
-                          <a:lightRig dir="t" rig="threePt">
-                            <a:rot lat="0" lon="0" rev="19200000"/>
-                          </a:lightRig>
-                        </a:scene3d>
-                        <a:sp3d extrusionH="25400">
-                          <a:bevelT prst="hardEdge" w="304800" h="152400"/>
-                          <a:extrusionClr>
-                            <a:srgbClr val="FFFFFF"/>
-                          </a:extrusionClr>
-                        </a:sp3d>
-                      </wps:spPr>
-                      <wps:style>
-                        <a:lnRef idx="0"/>
-                        <a:fillRef idx="0"/>
-                        <a:effectRef idx="0"/>
-                        <a:fontRef idx="minor"/>
-                      </wps:style>
-                      <wps:bodyPr/>
-                    </wps:wsp>
-                  </a:graphicData>
-                </a:graphic>
-              </wp:inline>
-            </w:drawing>
-          </mc:Choice>
-          <mc:Fallback>
-            <w:pict>
-              <v:roundrect id="shape_0" stroked="t" o:allowincell="f" style="position:absolute;margin-left:0pt;margin-top:-295.55pt;width:467.7pt;height:277.3pt;mso-wrap-style:none;v-text-anchor:middle;mso-position-vertical:top">
-                <v:fill r:id="rId3" o:detectmouseclick="t" type="frame" color2="black"/>
-                <v:stroke color="#c8c6bd" weight="190440" joinstyle="round" endcap="round"/>
-                <v:shadow on="t" obscured="f" color="black"/>
-                <w10:wrap type="square"/>
-              </v:roundrect>
-            </w:pict>
-          </mc:Fallback>
-        </mc:AlternateContent>
-      </w:r>
+        <w:pStyle w:val="Normal"/>
+        <w:rPr>
+          <w:rFonts w:ascii="Times New Roman" w:hAnsi="Times New Roman" w:cs="Times New Roman"/>
+          <w:sz w:val="28"/>
+          <w:szCs w:val="28"/>
+        </w:rPr>
+      </w:pPr>
+      <w:r>
+        <w:rPr>
+          <w:rFonts w:cs="Times New Roman" w:ascii="Times New Roman" w:hAnsi="Times New Roman"/>
+          <w:sz w:val="28"/>
+          <w:szCs w:val="28"/>
+        </w:rPr>
+      </w:r>
+      <w:bookmarkStart w:id="51" w:name="__RefHeading___Toc1110_4044048170"/>
+      <w:bookmarkStart w:id="52" w:name="__RefHeading___Toc1110_4044048170"/>
+      <w:bookmarkEnd w:id="52"/>
     </w:p>
     <w:p>
       <w:pPr>
@@ -5341,14 +5895,20 @@
         <w:spacing w:before="280" w:after="280"/>
         <w:rPr/>
       </w:pPr>
-      <w:bookmarkStart w:id="48" w:name="__RefHeading___Toc1112_4044048170"/>
-      <w:bookmarkStart w:id="49" w:name="_Toc224988512"/>
-      <w:bookmarkEnd w:id="48"/>
+      <w:bookmarkStart w:id="53" w:name="__RefHeading___Toc1112_4044048170"/>
+      <w:bookmarkEnd w:id="53"/>
+      <w:r>
+        <w:rPr>
+          <w:lang w:val="en-US"/>
+        </w:rPr>
+        <w:t>5</w:t>
+      </w:r>
+      <w:bookmarkStart w:id="54" w:name="_Toc224988512"/>
       <w:r>
         <w:rPr/>
-        <w:t>4. ПРИЛОЖЕНИЯ</w:t>
-      </w:r>
-      <w:bookmarkEnd w:id="49"/>
+        <w:t>. ПРИЛОЖЕНИЯ</w:t>
+      </w:r>
+      <w:bookmarkEnd w:id="54"/>
     </w:p>
     <w:p>
       <w:pPr>
@@ -6272,973 +6832,6 @@
     </w:sectPr>
   </w:body>
 </w:document>
-</file>
-
-<file path=word/numbering.xml><?xml version="1.0" encoding="utf-8"?>
-<w:numbering xmlns:w="http://schemas.openxmlformats.org/wordprocessingml/2006/main" xmlns:o="urn:schemas-microsoft-com:office:office" xmlns:r="http://schemas.openxmlformats.org/officeDocument/2006/relationships" xmlns:v="urn:schemas-microsoft-com:vml" xmlns:mc="http://schemas.openxmlformats.org/markup-compatibility/2006" xmlns:w14="http://schemas.microsoft.com/office/word/2010/wordml" mc:Ignorable="w14">
-  <w:abstractNum w:abstractNumId="1">
-    <w:lvl w:ilvl="0">
-      <w:start w:val="1"/>
-      <w:numFmt w:val="bullet"/>
-      <w:lvlText w:val=""/>
-      <w:lvlJc w:val="left"/>
-      <w:pPr>
-        <w:tabs>
-          <w:tab w:val="num" w:pos="709"/>
-        </w:tabs>
-        <w:ind w:left="709" w:hanging="283"/>
-      </w:pPr>
-      <w:rPr>
-        <w:rFonts w:ascii="Symbol" w:hAnsi="Symbol" w:cs="Symbol" w:hint="default"/>
-      </w:rPr>
-    </w:lvl>
-    <w:lvl w:ilvl="1">
-      <w:start w:val="1"/>
-      <w:numFmt w:val="bullet"/>
-      <w:lvlText w:val=""/>
-      <w:lvlJc w:val="left"/>
-      <w:pPr>
-        <w:tabs>
-          <w:tab w:val="num" w:pos="1418"/>
-        </w:tabs>
-        <w:ind w:left="1418" w:hanging="283"/>
-      </w:pPr>
-      <w:rPr>
-        <w:rFonts w:ascii="Symbol" w:hAnsi="Symbol" w:cs="Symbol" w:hint="default"/>
-      </w:rPr>
-    </w:lvl>
-    <w:lvl w:ilvl="2">
-      <w:start w:val="1"/>
-      <w:numFmt w:val="bullet"/>
-      <w:lvlText w:val=""/>
-      <w:lvlJc w:val="left"/>
-      <w:pPr>
-        <w:tabs>
-          <w:tab w:val="num" w:pos="2127"/>
-        </w:tabs>
-        <w:ind w:left="2127" w:hanging="283"/>
-      </w:pPr>
-      <w:rPr>
-        <w:rFonts w:ascii="Symbol" w:hAnsi="Symbol" w:cs="Symbol" w:hint="default"/>
-      </w:rPr>
-    </w:lvl>
-    <w:lvl w:ilvl="3">
-      <w:start w:val="1"/>
-      <w:numFmt w:val="bullet"/>
-      <w:lvlText w:val=""/>
-      <w:lvlJc w:val="left"/>
-      <w:pPr>
-        <w:tabs>
-          <w:tab w:val="num" w:pos="2836"/>
-        </w:tabs>
-        <w:ind w:left="2836" w:hanging="283"/>
-      </w:pPr>
-      <w:rPr>
-        <w:rFonts w:ascii="Symbol" w:hAnsi="Symbol" w:cs="Symbol" w:hint="default"/>
-      </w:rPr>
-    </w:lvl>
-    <w:lvl w:ilvl="4">
-      <w:start w:val="1"/>
-      <w:numFmt w:val="bullet"/>
-      <w:lvlText w:val=""/>
-      <w:lvlJc w:val="left"/>
-      <w:pPr>
-        <w:tabs>
-          <w:tab w:val="num" w:pos="3545"/>
-        </w:tabs>
-        <w:ind w:left="3545" w:hanging="283"/>
-      </w:pPr>
-      <w:rPr>
-        <w:rFonts w:ascii="Symbol" w:hAnsi="Symbol" w:cs="Symbol" w:hint="default"/>
-      </w:rPr>
-    </w:lvl>
-    <w:lvl w:ilvl="5">
-      <w:start w:val="1"/>
-      <w:numFmt w:val="bullet"/>
-      <w:lvlText w:val=""/>
-      <w:lvlJc w:val="left"/>
-      <w:pPr>
-        <w:tabs>
-          <w:tab w:val="num" w:pos="4254"/>
-        </w:tabs>
-        <w:ind w:left="4254" w:hanging="283"/>
-      </w:pPr>
-      <w:rPr>
-        <w:rFonts w:ascii="Symbol" w:hAnsi="Symbol" w:cs="Symbol" w:hint="default"/>
-      </w:rPr>
-    </w:lvl>
-    <w:lvl w:ilvl="6">
-      <w:start w:val="1"/>
-      <w:numFmt w:val="bullet"/>
-      <w:lvlText w:val=""/>
-      <w:lvlJc w:val="left"/>
-      <w:pPr>
-        <w:tabs>
-          <w:tab w:val="num" w:pos="4963"/>
-        </w:tabs>
-        <w:ind w:left="4963" w:hanging="283"/>
-      </w:pPr>
-      <w:rPr>
-        <w:rFonts w:ascii="Symbol" w:hAnsi="Symbol" w:cs="Symbol" w:hint="default"/>
-      </w:rPr>
-    </w:lvl>
-    <w:lvl w:ilvl="7">
-      <w:start w:val="1"/>
-      <w:numFmt w:val="bullet"/>
-      <w:lvlText w:val=""/>
-      <w:lvlJc w:val="left"/>
-      <w:pPr>
-        <w:tabs>
-          <w:tab w:val="num" w:pos="5672"/>
-        </w:tabs>
-        <w:ind w:left="5672" w:hanging="283"/>
-      </w:pPr>
-      <w:rPr>
-        <w:rFonts w:ascii="Symbol" w:hAnsi="Symbol" w:cs="Symbol" w:hint="default"/>
-      </w:rPr>
-    </w:lvl>
-    <w:lvl w:ilvl="8">
-      <w:start w:val="1"/>
-      <w:numFmt w:val="bullet"/>
-      <w:lvlText w:val=""/>
-      <w:lvlJc w:val="left"/>
-      <w:pPr>
-        <w:tabs>
-          <w:tab w:val="num" w:pos="6381"/>
-        </w:tabs>
-        <w:ind w:left="6381" w:hanging="283"/>
-      </w:pPr>
-      <w:rPr>
-        <w:rFonts w:ascii="Symbol" w:hAnsi="Symbol" w:cs="Symbol" w:hint="default"/>
-      </w:rPr>
-    </w:lvl>
-  </w:abstractNum>
-  <w:abstractNum w:abstractNumId="2">
-    <w:lvl w:ilvl="0">
-      <w:start w:val="1"/>
-      <w:numFmt w:val="bullet"/>
-      <w:lvlText w:val=""/>
-      <w:lvlJc w:val="left"/>
-      <w:pPr>
-        <w:tabs>
-          <w:tab w:val="num" w:pos="709"/>
-        </w:tabs>
-        <w:ind w:left="709" w:hanging="283"/>
-      </w:pPr>
-      <w:rPr>
-        <w:rFonts w:ascii="Symbol" w:hAnsi="Symbol" w:cs="Symbol" w:hint="default"/>
-      </w:rPr>
-    </w:lvl>
-    <w:lvl w:ilvl="1">
-      <w:start w:val="1"/>
-      <w:numFmt w:val="bullet"/>
-      <w:lvlText w:val=""/>
-      <w:lvlJc w:val="left"/>
-      <w:pPr>
-        <w:tabs>
-          <w:tab w:val="num" w:pos="1418"/>
-        </w:tabs>
-        <w:ind w:left="1418" w:hanging="283"/>
-      </w:pPr>
-      <w:rPr>
-        <w:rFonts w:ascii="Symbol" w:hAnsi="Symbol" w:cs="Symbol" w:hint="default"/>
-      </w:rPr>
-    </w:lvl>
-    <w:lvl w:ilvl="2">
-      <w:start w:val="1"/>
-      <w:numFmt w:val="bullet"/>
-      <w:lvlText w:val=""/>
-      <w:lvlJc w:val="left"/>
-      <w:pPr>
-        <w:tabs>
-          <w:tab w:val="num" w:pos="2127"/>
-        </w:tabs>
-        <w:ind w:left="2127" w:hanging="283"/>
-      </w:pPr>
-      <w:rPr>
-        <w:rFonts w:ascii="Symbol" w:hAnsi="Symbol" w:cs="Symbol" w:hint="default"/>
-      </w:rPr>
-    </w:lvl>
-    <w:lvl w:ilvl="3">
-      <w:start w:val="1"/>
-      <w:numFmt w:val="bullet"/>
-      <w:lvlText w:val=""/>
-      <w:lvlJc w:val="left"/>
-      <w:pPr>
-        <w:tabs>
-          <w:tab w:val="num" w:pos="2836"/>
-        </w:tabs>
-        <w:ind w:left="2836" w:hanging="283"/>
-      </w:pPr>
-      <w:rPr>
-        <w:rFonts w:ascii="Symbol" w:hAnsi="Symbol" w:cs="Symbol" w:hint="default"/>
-      </w:rPr>
-    </w:lvl>
-    <w:lvl w:ilvl="4">
-      <w:start w:val="1"/>
-      <w:numFmt w:val="bullet"/>
-      <w:lvlText w:val=""/>
-      <w:lvlJc w:val="left"/>
-      <w:pPr>
-        <w:tabs>
-          <w:tab w:val="num" w:pos="3545"/>
-        </w:tabs>
-        <w:ind w:left="3545" w:hanging="283"/>
-      </w:pPr>
-      <w:rPr>
-        <w:rFonts w:ascii="Symbol" w:hAnsi="Symbol" w:cs="Symbol" w:hint="default"/>
-      </w:rPr>
-    </w:lvl>
-    <w:lvl w:ilvl="5">
-      <w:start w:val="1"/>
-      <w:numFmt w:val="bullet"/>
-      <w:lvlText w:val=""/>
-      <w:lvlJc w:val="left"/>
-      <w:pPr>
-        <w:tabs>
-          <w:tab w:val="num" w:pos="4254"/>
-        </w:tabs>
-        <w:ind w:left="4254" w:hanging="283"/>
-      </w:pPr>
-      <w:rPr>
-        <w:rFonts w:ascii="Symbol" w:hAnsi="Symbol" w:cs="Symbol" w:hint="default"/>
-      </w:rPr>
-    </w:lvl>
-    <w:lvl w:ilvl="6">
-      <w:start w:val="1"/>
-      <w:numFmt w:val="bullet"/>
-      <w:lvlText w:val=""/>
-      <w:lvlJc w:val="left"/>
-      <w:pPr>
-        <w:tabs>
-          <w:tab w:val="num" w:pos="4963"/>
-        </w:tabs>
-        <w:ind w:left="4963" w:hanging="283"/>
-      </w:pPr>
-      <w:rPr>
-        <w:rFonts w:ascii="Symbol" w:hAnsi="Symbol" w:cs="Symbol" w:hint="default"/>
-      </w:rPr>
-    </w:lvl>
-    <w:lvl w:ilvl="7">
-      <w:start w:val="1"/>
-      <w:numFmt w:val="bullet"/>
-      <w:lvlText w:val=""/>
-      <w:lvlJc w:val="left"/>
-      <w:pPr>
-        <w:tabs>
-          <w:tab w:val="num" w:pos="5672"/>
-        </w:tabs>
-        <w:ind w:left="5672" w:hanging="283"/>
-      </w:pPr>
-      <w:rPr>
-        <w:rFonts w:ascii="Symbol" w:hAnsi="Symbol" w:cs="Symbol" w:hint="default"/>
-      </w:rPr>
-    </w:lvl>
-    <w:lvl w:ilvl="8">
-      <w:start w:val="1"/>
-      <w:numFmt w:val="bullet"/>
-      <w:lvlText w:val=""/>
-      <w:lvlJc w:val="left"/>
-      <w:pPr>
-        <w:tabs>
-          <w:tab w:val="num" w:pos="6381"/>
-        </w:tabs>
-        <w:ind w:left="6381" w:hanging="283"/>
-      </w:pPr>
-      <w:rPr>
-        <w:rFonts w:ascii="Symbol" w:hAnsi="Symbol" w:cs="Symbol" w:hint="default"/>
-      </w:rPr>
-    </w:lvl>
-  </w:abstractNum>
-  <w:abstractNum w:abstractNumId="3">
-    <w:lvl w:ilvl="0">
-      <w:start w:val="1"/>
-      <w:numFmt w:val="bullet"/>
-      <w:lvlText w:val=""/>
-      <w:lvlJc w:val="left"/>
-      <w:pPr>
-        <w:tabs>
-          <w:tab w:val="num" w:pos="709"/>
-        </w:tabs>
-        <w:ind w:left="709" w:hanging="283"/>
-      </w:pPr>
-      <w:rPr>
-        <w:rFonts w:ascii="Symbol" w:hAnsi="Symbol" w:cs="Symbol" w:hint="default"/>
-      </w:rPr>
-    </w:lvl>
-    <w:lvl w:ilvl="1">
-      <w:start w:val="1"/>
-      <w:numFmt w:val="bullet"/>
-      <w:lvlText w:val=""/>
-      <w:lvlJc w:val="left"/>
-      <w:pPr>
-        <w:tabs>
-          <w:tab w:val="num" w:pos="1418"/>
-        </w:tabs>
-        <w:ind w:left="1418" w:hanging="283"/>
-      </w:pPr>
-      <w:rPr>
-        <w:rFonts w:ascii="Symbol" w:hAnsi="Symbol" w:cs="Symbol" w:hint="default"/>
-      </w:rPr>
-    </w:lvl>
-    <w:lvl w:ilvl="2">
-      <w:start w:val="1"/>
-      <w:numFmt w:val="bullet"/>
-      <w:lvlText w:val=""/>
-      <w:lvlJc w:val="left"/>
-      <w:pPr>
-        <w:tabs>
-          <w:tab w:val="num" w:pos="2127"/>
-        </w:tabs>
-        <w:ind w:left="2127" w:hanging="283"/>
-      </w:pPr>
-      <w:rPr>
-        <w:rFonts w:ascii="Symbol" w:hAnsi="Symbol" w:cs="Symbol" w:hint="default"/>
-      </w:rPr>
-    </w:lvl>
-    <w:lvl w:ilvl="3">
-      <w:start w:val="1"/>
-      <w:numFmt w:val="bullet"/>
-      <w:lvlText w:val=""/>
-      <w:lvlJc w:val="left"/>
-      <w:pPr>
-        <w:tabs>
-          <w:tab w:val="num" w:pos="2836"/>
-        </w:tabs>
-        <w:ind w:left="2836" w:hanging="283"/>
-      </w:pPr>
-      <w:rPr>
-        <w:rFonts w:ascii="Symbol" w:hAnsi="Symbol" w:cs="Symbol" w:hint="default"/>
-      </w:rPr>
-    </w:lvl>
-    <w:lvl w:ilvl="4">
-      <w:start w:val="1"/>
-      <w:numFmt w:val="bullet"/>
-      <w:lvlText w:val=""/>
-      <w:lvlJc w:val="left"/>
-      <w:pPr>
-        <w:tabs>
-          <w:tab w:val="num" w:pos="3545"/>
-        </w:tabs>
-        <w:ind w:left="3545" w:hanging="283"/>
-      </w:pPr>
-      <w:rPr>
-        <w:rFonts w:ascii="Symbol" w:hAnsi="Symbol" w:cs="Symbol" w:hint="default"/>
-      </w:rPr>
-    </w:lvl>
-    <w:lvl w:ilvl="5">
-      <w:start w:val="1"/>
-      <w:numFmt w:val="bullet"/>
-      <w:lvlText w:val=""/>
-      <w:lvlJc w:val="left"/>
-      <w:pPr>
-        <w:tabs>
-          <w:tab w:val="num" w:pos="4254"/>
-        </w:tabs>
-        <w:ind w:left="4254" w:hanging="283"/>
-      </w:pPr>
-      <w:rPr>
-        <w:rFonts w:ascii="Symbol" w:hAnsi="Symbol" w:cs="Symbol" w:hint="default"/>
-      </w:rPr>
-    </w:lvl>
-    <w:lvl w:ilvl="6">
-      <w:start w:val="1"/>
-      <w:numFmt w:val="bullet"/>
-      <w:lvlText w:val=""/>
-      <w:lvlJc w:val="left"/>
-      <w:pPr>
-        <w:tabs>
-          <w:tab w:val="num" w:pos="4963"/>
-        </w:tabs>
-        <w:ind w:left="4963" w:hanging="283"/>
-      </w:pPr>
-      <w:rPr>
-        <w:rFonts w:ascii="Symbol" w:hAnsi="Symbol" w:cs="Symbol" w:hint="default"/>
-      </w:rPr>
-    </w:lvl>
-    <w:lvl w:ilvl="7">
-      <w:start w:val="1"/>
-      <w:numFmt w:val="bullet"/>
-      <w:lvlText w:val=""/>
-      <w:lvlJc w:val="left"/>
-      <w:pPr>
-        <w:tabs>
-          <w:tab w:val="num" w:pos="5672"/>
-        </w:tabs>
-        <w:ind w:left="5672" w:hanging="283"/>
-      </w:pPr>
-      <w:rPr>
-        <w:rFonts w:ascii="Symbol" w:hAnsi="Symbol" w:cs="Symbol" w:hint="default"/>
-      </w:rPr>
-    </w:lvl>
-    <w:lvl w:ilvl="8">
-      <w:start w:val="1"/>
-      <w:numFmt w:val="bullet"/>
-      <w:lvlText w:val=""/>
-      <w:lvlJc w:val="left"/>
-      <w:pPr>
-        <w:tabs>
-          <w:tab w:val="num" w:pos="6381"/>
-        </w:tabs>
-        <w:ind w:left="6381" w:hanging="283"/>
-      </w:pPr>
-      <w:rPr>
-        <w:rFonts w:ascii="Symbol" w:hAnsi="Symbol" w:cs="Symbol" w:hint="default"/>
-      </w:rPr>
-    </w:lvl>
-  </w:abstractNum>
-  <w:abstractNum w:abstractNumId="4">
-    <w:lvl w:ilvl="0">
-      <w:start w:val="1"/>
-      <w:numFmt w:val="bullet"/>
-      <w:lvlText w:val=""/>
-      <w:lvlJc w:val="left"/>
-      <w:pPr>
-        <w:tabs>
-          <w:tab w:val="num" w:pos="709"/>
-        </w:tabs>
-        <w:ind w:left="709" w:hanging="283"/>
-      </w:pPr>
-      <w:rPr>
-        <w:rFonts w:ascii="Symbol" w:hAnsi="Symbol" w:cs="Symbol" w:hint="default"/>
-      </w:rPr>
-    </w:lvl>
-    <w:lvl w:ilvl="1">
-      <w:start w:val="1"/>
-      <w:numFmt w:val="bullet"/>
-      <w:lvlText w:val=""/>
-      <w:lvlJc w:val="left"/>
-      <w:pPr>
-        <w:tabs>
-          <w:tab w:val="num" w:pos="1418"/>
-        </w:tabs>
-        <w:ind w:left="1418" w:hanging="283"/>
-      </w:pPr>
-      <w:rPr>
-        <w:rFonts w:ascii="Symbol" w:hAnsi="Symbol" w:cs="Symbol" w:hint="default"/>
-      </w:rPr>
-    </w:lvl>
-    <w:lvl w:ilvl="2">
-      <w:start w:val="1"/>
-      <w:numFmt w:val="bullet"/>
-      <w:lvlText w:val=""/>
-      <w:lvlJc w:val="left"/>
-      <w:pPr>
-        <w:tabs>
-          <w:tab w:val="num" w:pos="2127"/>
-        </w:tabs>
-        <w:ind w:left="2127" w:hanging="283"/>
-      </w:pPr>
-      <w:rPr>
-        <w:rFonts w:ascii="Symbol" w:hAnsi="Symbol" w:cs="Symbol" w:hint="default"/>
-      </w:rPr>
-    </w:lvl>
-    <w:lvl w:ilvl="3">
-      <w:start w:val="1"/>
-      <w:numFmt w:val="bullet"/>
-      <w:lvlText w:val=""/>
-      <w:lvlJc w:val="left"/>
-      <w:pPr>
-        <w:tabs>
-          <w:tab w:val="num" w:pos="2836"/>
-        </w:tabs>
-        <w:ind w:left="2836" w:hanging="283"/>
-      </w:pPr>
-      <w:rPr>
-        <w:rFonts w:ascii="Symbol" w:hAnsi="Symbol" w:cs="Symbol" w:hint="default"/>
-      </w:rPr>
-    </w:lvl>
-    <w:lvl w:ilvl="4">
-      <w:start w:val="1"/>
-      <w:numFmt w:val="bullet"/>
-      <w:lvlText w:val=""/>
-      <w:lvlJc w:val="left"/>
-      <w:pPr>
-        <w:tabs>
-          <w:tab w:val="num" w:pos="3545"/>
-        </w:tabs>
-        <w:ind w:left="3545" w:hanging="283"/>
-      </w:pPr>
-      <w:rPr>
-        <w:rFonts w:ascii="Symbol" w:hAnsi="Symbol" w:cs="Symbol" w:hint="default"/>
-      </w:rPr>
-    </w:lvl>
-    <w:lvl w:ilvl="5">
-      <w:start w:val="1"/>
-      <w:numFmt w:val="bullet"/>
-      <w:lvlText w:val=""/>
-      <w:lvlJc w:val="left"/>
-      <w:pPr>
-        <w:tabs>
-          <w:tab w:val="num" w:pos="4254"/>
-        </w:tabs>
-        <w:ind w:left="4254" w:hanging="283"/>
-      </w:pPr>
-      <w:rPr>
-        <w:rFonts w:ascii="Symbol" w:hAnsi="Symbol" w:cs="Symbol" w:hint="default"/>
-      </w:rPr>
-    </w:lvl>
-    <w:lvl w:ilvl="6">
-      <w:start w:val="1"/>
-      <w:numFmt w:val="bullet"/>
-      <w:lvlText w:val=""/>
-      <w:lvlJc w:val="left"/>
-      <w:pPr>
-        <w:tabs>
-          <w:tab w:val="num" w:pos="4963"/>
-        </w:tabs>
-        <w:ind w:left="4963" w:hanging="283"/>
-      </w:pPr>
-      <w:rPr>
-        <w:rFonts w:ascii="Symbol" w:hAnsi="Symbol" w:cs="Symbol" w:hint="default"/>
-      </w:rPr>
-    </w:lvl>
-    <w:lvl w:ilvl="7">
-      <w:start w:val="1"/>
-      <w:numFmt w:val="bullet"/>
-      <w:lvlText w:val=""/>
-      <w:lvlJc w:val="left"/>
-      <w:pPr>
-        <w:tabs>
-          <w:tab w:val="num" w:pos="5672"/>
-        </w:tabs>
-        <w:ind w:left="5672" w:hanging="283"/>
-      </w:pPr>
-      <w:rPr>
-        <w:rFonts w:ascii="Symbol" w:hAnsi="Symbol" w:cs="Symbol" w:hint="default"/>
-      </w:rPr>
-    </w:lvl>
-    <w:lvl w:ilvl="8">
-      <w:start w:val="1"/>
-      <w:numFmt w:val="bullet"/>
-      <w:lvlText w:val=""/>
-      <w:lvlJc w:val="left"/>
-      <w:pPr>
-        <w:tabs>
-          <w:tab w:val="num" w:pos="6381"/>
-        </w:tabs>
-        <w:ind w:left="6381" w:hanging="283"/>
-      </w:pPr>
-      <w:rPr>
-        <w:rFonts w:ascii="Symbol" w:hAnsi="Symbol" w:cs="Symbol" w:hint="default"/>
-      </w:rPr>
-    </w:lvl>
-  </w:abstractNum>
-  <w:abstractNum w:abstractNumId="5">
-    <w:lvl w:ilvl="0">
-      <w:start w:val="1"/>
-      <w:numFmt w:val="bullet"/>
-      <w:lvlText w:val=""/>
-      <w:lvlJc w:val="left"/>
-      <w:pPr>
-        <w:tabs>
-          <w:tab w:val="num" w:pos="709"/>
-        </w:tabs>
-        <w:ind w:left="709" w:hanging="283"/>
-      </w:pPr>
-      <w:rPr>
-        <w:rFonts w:ascii="Symbol" w:hAnsi="Symbol" w:cs="Symbol" w:hint="default"/>
-      </w:rPr>
-    </w:lvl>
-    <w:lvl w:ilvl="1">
-      <w:start w:val="1"/>
-      <w:numFmt w:val="bullet"/>
-      <w:lvlText w:val=""/>
-      <w:lvlJc w:val="left"/>
-      <w:pPr>
-        <w:tabs>
-          <w:tab w:val="num" w:pos="1418"/>
-        </w:tabs>
-        <w:ind w:left="1418" w:hanging="283"/>
-      </w:pPr>
-      <w:rPr>
-        <w:rFonts w:ascii="Symbol" w:hAnsi="Symbol" w:cs="Symbol" w:hint="default"/>
-      </w:rPr>
-    </w:lvl>
-    <w:lvl w:ilvl="2">
-      <w:start w:val="1"/>
-      <w:numFmt w:val="bullet"/>
-      <w:lvlText w:val=""/>
-      <w:lvlJc w:val="left"/>
-      <w:pPr>
-        <w:tabs>
-          <w:tab w:val="num" w:pos="2127"/>
-        </w:tabs>
-        <w:ind w:left="2127" w:hanging="283"/>
-      </w:pPr>
-      <w:rPr>
-        <w:rFonts w:ascii="Symbol" w:hAnsi="Symbol" w:cs="Symbol" w:hint="default"/>
-      </w:rPr>
-    </w:lvl>
-    <w:lvl w:ilvl="3">
-      <w:start w:val="1"/>
-      <w:numFmt w:val="bullet"/>
-      <w:lvlText w:val=""/>
-      <w:lvlJc w:val="left"/>
-      <w:pPr>
-        <w:tabs>
-          <w:tab w:val="num" w:pos="2836"/>
-        </w:tabs>
-        <w:ind w:left="2836" w:hanging="283"/>
-      </w:pPr>
-      <w:rPr>
-        <w:rFonts w:ascii="Symbol" w:hAnsi="Symbol" w:cs="Symbol" w:hint="default"/>
-      </w:rPr>
-    </w:lvl>
-    <w:lvl w:ilvl="4">
-      <w:start w:val="1"/>
-      <w:numFmt w:val="bullet"/>
-      <w:lvlText w:val=""/>
-      <w:lvlJc w:val="left"/>
-      <w:pPr>
-        <w:tabs>
-          <w:tab w:val="num" w:pos="3545"/>
-        </w:tabs>
-        <w:ind w:left="3545" w:hanging="283"/>
-      </w:pPr>
-      <w:rPr>
-        <w:rFonts w:ascii="Symbol" w:hAnsi="Symbol" w:cs="Symbol" w:hint="default"/>
-      </w:rPr>
-    </w:lvl>
-    <w:lvl w:ilvl="5">
-      <w:start w:val="1"/>
-      <w:numFmt w:val="bullet"/>
-      <w:lvlText w:val=""/>
-      <w:lvlJc w:val="left"/>
-      <w:pPr>
-        <w:tabs>
-          <w:tab w:val="num" w:pos="4254"/>
-        </w:tabs>
-        <w:ind w:left="4254" w:hanging="283"/>
-      </w:pPr>
-      <w:rPr>
-        <w:rFonts w:ascii="Symbol" w:hAnsi="Symbol" w:cs="Symbol" w:hint="default"/>
-      </w:rPr>
-    </w:lvl>
-    <w:lvl w:ilvl="6">
-      <w:start w:val="1"/>
-      <w:numFmt w:val="bullet"/>
-      <w:lvlText w:val=""/>
-      <w:lvlJc w:val="left"/>
-      <w:pPr>
-        <w:tabs>
-          <w:tab w:val="num" w:pos="4963"/>
-        </w:tabs>
-        <w:ind w:left="4963" w:hanging="283"/>
-      </w:pPr>
-      <w:rPr>
-        <w:rFonts w:ascii="Symbol" w:hAnsi="Symbol" w:cs="Symbol" w:hint="default"/>
-      </w:rPr>
-    </w:lvl>
-    <w:lvl w:ilvl="7">
-      <w:start w:val="1"/>
-      <w:numFmt w:val="bullet"/>
-      <w:lvlText w:val=""/>
-      <w:lvlJc w:val="left"/>
-      <w:pPr>
-        <w:tabs>
-          <w:tab w:val="num" w:pos="5672"/>
-        </w:tabs>
-        <w:ind w:left="5672" w:hanging="283"/>
-      </w:pPr>
-      <w:rPr>
-        <w:rFonts w:ascii="Symbol" w:hAnsi="Symbol" w:cs="Symbol" w:hint="default"/>
-      </w:rPr>
-    </w:lvl>
-    <w:lvl w:ilvl="8">
-      <w:start w:val="1"/>
-      <w:numFmt w:val="bullet"/>
-      <w:lvlText w:val=""/>
-      <w:lvlJc w:val="left"/>
-      <w:pPr>
-        <w:tabs>
-          <w:tab w:val="num" w:pos="6381"/>
-        </w:tabs>
-        <w:ind w:left="6381" w:hanging="283"/>
-      </w:pPr>
-      <w:rPr>
-        <w:rFonts w:ascii="Symbol" w:hAnsi="Symbol" w:cs="Symbol" w:hint="default"/>
-      </w:rPr>
-    </w:lvl>
-  </w:abstractNum>
-  <w:abstractNum w:abstractNumId="6">
-    <w:lvl w:ilvl="0">
-      <w:start w:val="1"/>
-      <w:numFmt w:val="bullet"/>
-      <w:lvlText w:val=""/>
-      <w:lvlJc w:val="left"/>
-      <w:pPr>
-        <w:tabs>
-          <w:tab w:val="num" w:pos="709"/>
-        </w:tabs>
-        <w:ind w:left="709" w:hanging="283"/>
-      </w:pPr>
-      <w:rPr>
-        <w:rFonts w:ascii="Symbol" w:hAnsi="Symbol" w:cs="Symbol" w:hint="default"/>
-      </w:rPr>
-    </w:lvl>
-    <w:lvl w:ilvl="1">
-      <w:start w:val="1"/>
-      <w:numFmt w:val="bullet"/>
-      <w:lvlText w:val=""/>
-      <w:lvlJc w:val="left"/>
-      <w:pPr>
-        <w:tabs>
-          <w:tab w:val="num" w:pos="1418"/>
-        </w:tabs>
-        <w:ind w:left="1418" w:hanging="283"/>
-      </w:pPr>
-      <w:rPr>
-        <w:rFonts w:ascii="Symbol" w:hAnsi="Symbol" w:cs="Symbol" w:hint="default"/>
-      </w:rPr>
-    </w:lvl>
-    <w:lvl w:ilvl="2">
-      <w:start w:val="1"/>
-      <w:numFmt w:val="bullet"/>
-      <w:lvlText w:val=""/>
-      <w:lvlJc w:val="left"/>
-      <w:pPr>
-        <w:tabs>
-          <w:tab w:val="num" w:pos="2127"/>
-        </w:tabs>
-        <w:ind w:left="2127" w:hanging="283"/>
-      </w:pPr>
-      <w:rPr>
-        <w:rFonts w:ascii="Symbol" w:hAnsi="Symbol" w:cs="Symbol" w:hint="default"/>
-      </w:rPr>
-    </w:lvl>
-    <w:lvl w:ilvl="3">
-      <w:start w:val="1"/>
-      <w:numFmt w:val="bullet"/>
-      <w:lvlText w:val=""/>
-      <w:lvlJc w:val="left"/>
-      <w:pPr>
-        <w:tabs>
-          <w:tab w:val="num" w:pos="2836"/>
-        </w:tabs>
-        <w:ind w:left="2836" w:hanging="283"/>
-      </w:pPr>
-      <w:rPr>
-        <w:rFonts w:ascii="Symbol" w:hAnsi="Symbol" w:cs="Symbol" w:hint="default"/>
-      </w:rPr>
-    </w:lvl>
-    <w:lvl w:ilvl="4">
-      <w:start w:val="1"/>
-      <w:numFmt w:val="bullet"/>
-      <w:lvlText w:val=""/>
-      <w:lvlJc w:val="left"/>
-      <w:pPr>
-        <w:tabs>
-          <w:tab w:val="num" w:pos="3545"/>
-        </w:tabs>
-        <w:ind w:left="3545" w:hanging="283"/>
-      </w:pPr>
-      <w:rPr>
-        <w:rFonts w:ascii="Symbol" w:hAnsi="Symbol" w:cs="Symbol" w:hint="default"/>
-      </w:rPr>
-    </w:lvl>
-    <w:lvl w:ilvl="5">
-      <w:start w:val="1"/>
-      <w:numFmt w:val="bullet"/>
-      <w:lvlText w:val=""/>
-      <w:lvlJc w:val="left"/>
-      <w:pPr>
-        <w:tabs>
-          <w:tab w:val="num" w:pos="4254"/>
-        </w:tabs>
-        <w:ind w:left="4254" w:hanging="283"/>
-      </w:pPr>
-      <w:rPr>
-        <w:rFonts w:ascii="Symbol" w:hAnsi="Symbol" w:cs="Symbol" w:hint="default"/>
-      </w:rPr>
-    </w:lvl>
-    <w:lvl w:ilvl="6">
-      <w:start w:val="1"/>
-      <w:numFmt w:val="bullet"/>
-      <w:lvlText w:val=""/>
-      <w:lvlJc w:val="left"/>
-      <w:pPr>
-        <w:tabs>
-          <w:tab w:val="num" w:pos="4963"/>
-        </w:tabs>
-        <w:ind w:left="4963" w:hanging="283"/>
-      </w:pPr>
-      <w:rPr>
-        <w:rFonts w:ascii="Symbol" w:hAnsi="Symbol" w:cs="Symbol" w:hint="default"/>
-      </w:rPr>
-    </w:lvl>
-    <w:lvl w:ilvl="7">
-      <w:start w:val="1"/>
-      <w:numFmt w:val="bullet"/>
-      <w:lvlText w:val=""/>
-      <w:lvlJc w:val="left"/>
-      <w:pPr>
-        <w:tabs>
-          <w:tab w:val="num" w:pos="5672"/>
-        </w:tabs>
-        <w:ind w:left="5672" w:hanging="283"/>
-      </w:pPr>
-      <w:rPr>
-        <w:rFonts w:ascii="Symbol" w:hAnsi="Symbol" w:cs="Symbol" w:hint="default"/>
-      </w:rPr>
-    </w:lvl>
-    <w:lvl w:ilvl="8">
-      <w:start w:val="1"/>
-      <w:numFmt w:val="bullet"/>
-      <w:lvlText w:val=""/>
-      <w:lvlJc w:val="left"/>
-      <w:pPr>
-        <w:tabs>
-          <w:tab w:val="num" w:pos="6381"/>
-        </w:tabs>
-        <w:ind w:left="6381" w:hanging="283"/>
-      </w:pPr>
-      <w:rPr>
-        <w:rFonts w:ascii="Symbol" w:hAnsi="Symbol" w:cs="Symbol" w:hint="default"/>
-      </w:rPr>
-    </w:lvl>
-  </w:abstractNum>
-  <w:abstractNum w:abstractNumId="7">
-    <w:lvl w:ilvl="0">
-      <w:start w:val="1"/>
-      <w:numFmt w:val="none"/>
-      <w:suff w:val="nothing"/>
-      <w:lvlText w:val=""/>
-      <w:lvlJc w:val="left"/>
-      <w:pPr>
-        <w:tabs>
-          <w:tab w:val="num" w:pos="0"/>
-        </w:tabs>
-        <w:ind w:left="0" w:hanging="0"/>
-      </w:pPr>
-    </w:lvl>
-    <w:lvl w:ilvl="1">
-      <w:start w:val="1"/>
-      <w:numFmt w:val="none"/>
-      <w:suff w:val="nothing"/>
-      <w:lvlText w:val=""/>
-      <w:lvlJc w:val="left"/>
-      <w:pPr>
-        <w:tabs>
-          <w:tab w:val="num" w:pos="0"/>
-        </w:tabs>
-        <w:ind w:left="0" w:hanging="0"/>
-      </w:pPr>
-    </w:lvl>
-    <w:lvl w:ilvl="2">
-      <w:start w:val="1"/>
-      <w:numFmt w:val="none"/>
-      <w:suff w:val="nothing"/>
-      <w:lvlText w:val=""/>
-      <w:lvlJc w:val="left"/>
-      <w:pPr>
-        <w:tabs>
-          <w:tab w:val="num" w:pos="0"/>
-        </w:tabs>
-        <w:ind w:left="0" w:hanging="0"/>
-      </w:pPr>
-    </w:lvl>
-    <w:lvl w:ilvl="3">
-      <w:start w:val="1"/>
-      <w:numFmt w:val="none"/>
-      <w:suff w:val="nothing"/>
-      <w:lvlText w:val=""/>
-      <w:lvlJc w:val="left"/>
-      <w:pPr>
-        <w:tabs>
-          <w:tab w:val="num" w:pos="0"/>
-        </w:tabs>
-        <w:ind w:left="0" w:hanging="0"/>
-      </w:pPr>
-    </w:lvl>
-    <w:lvl w:ilvl="4">
-      <w:start w:val="1"/>
-      <w:numFmt w:val="none"/>
-      <w:suff w:val="nothing"/>
-      <w:lvlText w:val=""/>
-      <w:lvlJc w:val="left"/>
-      <w:pPr>
-        <w:tabs>
-          <w:tab w:val="num" w:pos="0"/>
-        </w:tabs>
-        <w:ind w:left="0" w:hanging="0"/>
-      </w:pPr>
-    </w:lvl>
-    <w:lvl w:ilvl="5">
-      <w:start w:val="1"/>
-      <w:numFmt w:val="none"/>
-      <w:suff w:val="nothing"/>
-      <w:lvlText w:val=""/>
-      <w:lvlJc w:val="left"/>
-      <w:pPr>
-        <w:tabs>
-          <w:tab w:val="num" w:pos="0"/>
-        </w:tabs>
-        <w:ind w:left="0" w:hanging="0"/>
-      </w:pPr>
-    </w:lvl>
-    <w:lvl w:ilvl="6">
-      <w:start w:val="1"/>
-      <w:numFmt w:val="none"/>
-      <w:suff w:val="nothing"/>
-      <w:lvlText w:val=""/>
-      <w:lvlJc w:val="left"/>
-      <w:pPr>
-        <w:tabs>
-          <w:tab w:val="num" w:pos="0"/>
-        </w:tabs>
-        <w:ind w:left="0" w:hanging="0"/>
-      </w:pPr>
-    </w:lvl>
-    <w:lvl w:ilvl="7">
-      <w:start w:val="1"/>
-      <w:numFmt w:val="none"/>
-      <w:suff w:val="nothing"/>
-      <w:lvlText w:val=""/>
-      <w:lvlJc w:val="left"/>
-      <w:pPr>
-        <w:tabs>
-          <w:tab w:val="num" w:pos="0"/>
-        </w:tabs>
-        <w:ind w:left="0" w:hanging="0"/>
-      </w:pPr>
-    </w:lvl>
-    <w:lvl w:ilvl="8">
-      <w:start w:val="1"/>
-      <w:numFmt w:val="none"/>
-      <w:suff w:val="nothing"/>
-      <w:lvlText w:val=""/>
-      <w:lvlJc w:val="left"/>
-      <w:pPr>
-        <w:tabs>
-          <w:tab w:val="num" w:pos="0"/>
-        </w:tabs>
-        <w:ind w:left="0" w:hanging="0"/>
-      </w:pPr>
-    </w:lvl>
-  </w:abstractNum>
-  <w:num w:numId="1">
-    <w:abstractNumId w:val="1"/>
-  </w:num>
-  <w:num w:numId="2">
-    <w:abstractNumId w:val="2"/>
-  </w:num>
-  <w:num w:numId="3">
-    <w:abstractNumId w:val="3"/>
-  </w:num>
-  <w:num w:numId="4">
-    <w:abstractNumId w:val="4"/>
-  </w:num>
-  <w:num w:numId="5">
-    <w:abstractNumId w:val="5"/>
-  </w:num>
-  <w:num w:numId="6">
-    <w:abstractNumId w:val="6"/>
-  </w:num>
-  <w:num w:numId="7">
-    <w:abstractNumId w:val="7"/>
-  </w:num>
-</w:numbering>
 </file>
 
 <file path=word/styles.xml><?xml version="1.0" encoding="utf-8"?>
@@ -7403,6 +6996,7 @@
     <w:rsid w:val="00353362"/>
     <w:pPr>
       <w:widowControl/>
+      <w:suppressAutoHyphens w:val="true"/>
       <w:bidi w:val="0"/>
       <w:spacing w:lineRule="auto" w:line="259" w:before="0" w:after="160"/>
       <w:jc w:val="left"/>
@@ -7579,27 +7173,35 @@
       <w:u w:val="single"/>
     </w:rPr>
   </w:style>
+  <w:style w:type="character" w:styleId="user" w:customStyle="1">
+    <w:name w:val="Ссылка указателя (user)"/>
+    <w:qFormat/>
+    <w:rsid w:val="000853ba"/>
+    <w:rPr/>
+  </w:style>
+  <w:style w:type="character" w:styleId="Strong">
+    <w:name w:val="Strong"/>
+    <w:qFormat/>
+    <w:rsid w:val="000853ba"/>
+    <w:rPr>
+      <w:b/>
+      <w:bCs/>
+    </w:rPr>
+  </w:style>
+  <w:style w:type="character" w:styleId="user1" w:customStyle="1">
+    <w:name w:val="Маркеры (user)"/>
+    <w:qFormat/>
+    <w:rsid w:val="000853ba"/>
+    <w:rPr>
+      <w:rFonts w:ascii="OpenSymbol" w:hAnsi="OpenSymbol" w:eastAsia="OpenSymbol" w:cs="OpenSymbol"/>
+    </w:rPr>
+  </w:style>
   <w:style w:type="character" w:styleId="Style14">
     <w:name w:val="Ссылка указателя"/>
     <w:qFormat/>
     <w:rPr/>
   </w:style>
-  <w:style w:type="character" w:styleId="Strong">
-    <w:name w:val="Strong"/>
-    <w:qFormat/>
-    <w:rPr>
-      <w:b/>
-      <w:bCs/>
-    </w:rPr>
-  </w:style>
-  <w:style w:type="character" w:styleId="Style15">
-    <w:name w:val="Маркеры"/>
-    <w:qFormat/>
-    <w:rPr>
-      <w:rFonts w:ascii="OpenSymbol" w:hAnsi="OpenSymbol" w:eastAsia="OpenSymbol" w:cs="OpenSymbol"/>
-    </w:rPr>
-  </w:style>
-  <w:style w:type="paragraph" w:styleId="Style16">
+  <w:style w:type="paragraph" w:styleId="Style15">
     <w:name w:val="Заголовок"/>
     <w:basedOn w:val="Normal"/>
     <w:next w:val="BodyText"/>
@@ -7617,6 +7219,7 @@
   <w:style w:type="paragraph" w:styleId="BodyText">
     <w:name w:val="Body Text"/>
     <w:basedOn w:val="Normal"/>
+    <w:rsid w:val="000853ba"/>
     <w:pPr>
       <w:spacing w:lineRule="auto" w:line="276" w:before="0" w:after="140"/>
     </w:pPr>
@@ -7625,6 +7228,7 @@
   <w:style w:type="paragraph" w:styleId="List">
     <w:name w:val="List"/>
     <w:basedOn w:val="BodyText"/>
+    <w:rsid w:val="000853ba"/>
     <w:pPr/>
     <w:rPr>
       <w:rFonts w:cs="Arial"/>
@@ -7634,6 +7238,7 @@
     <w:name w:val="caption"/>
     <w:basedOn w:val="Normal"/>
     <w:qFormat/>
+    <w:rsid w:val="000853ba"/>
     <w:pPr>
       <w:suppressLineNumbers/>
       <w:spacing w:before="120" w:after="120"/>
@@ -7646,7 +7251,7 @@
       <w:szCs w:val="24"/>
     </w:rPr>
   </w:style>
-  <w:style w:type="paragraph" w:styleId="Style17">
+  <w:style w:type="paragraph" w:styleId="Style16">
     <w:name w:val="Указатель"/>
     <w:basedOn w:val="Normal"/>
     <w:qFormat/>
@@ -7657,7 +7262,49 @@
       <w:rFonts w:cs="Arial"/>
     </w:rPr>
   </w:style>
-  <w:style w:type="paragraph" w:styleId="Style18">
+  <w:style w:type="paragraph" w:styleId="user2" w:customStyle="1">
+    <w:name w:val="Заголовок (user)"/>
+    <w:basedOn w:val="Normal"/>
+    <w:next w:val="BodyText"/>
+    <w:qFormat/>
+    <w:rsid w:val="000853ba"/>
+    <w:pPr>
+      <w:keepNext w:val="true"/>
+      <w:spacing w:before="240" w:after="120"/>
+    </w:pPr>
+    <w:rPr>
+      <w:rFonts w:ascii="Liberation Sans" w:hAnsi="Liberation Sans" w:eastAsia="Microsoft YaHei" w:cs="Arial"/>
+      <w:sz w:val="28"/>
+      <w:szCs w:val="28"/>
+    </w:rPr>
+  </w:style>
+  <w:style w:type="paragraph" w:styleId="user3">
+    <w:name w:val="Указатель (user)"/>
+    <w:basedOn w:val="Normal"/>
+    <w:qFormat/>
+    <w:pPr>
+      <w:suppressLineNumbers/>
+    </w:pPr>
+    <w:rPr>
+      <w:rFonts w:cs="Arial"/>
+    </w:rPr>
+  </w:style>
+  <w:style w:type="paragraph" w:styleId="IndexHeading">
+    <w:name w:val="index heading"/>
+    <w:basedOn w:val="user2"/>
+    <w:rsid w:val="000853ba"/>
+    <w:pPr/>
+    <w:rPr/>
+  </w:style>
+  <w:style w:type="paragraph" w:styleId="user4" w:customStyle="1">
+    <w:name w:val="Колонтитулы (user)"/>
+    <w:basedOn w:val="Normal"/>
+    <w:qFormat/>
+    <w:rsid w:val="000853ba"/>
+    <w:pPr/>
+    <w:rPr/>
+  </w:style>
+  <w:style w:type="paragraph" w:styleId="Style17">
     <w:name w:val="Колонтитулы"/>
     <w:basedOn w:val="Normal"/>
     <w:qFormat/>
@@ -7716,12 +7363,6 @@
       <w:szCs w:val="16"/>
     </w:rPr>
   </w:style>
-  <w:style w:type="paragraph" w:styleId="IndexHeading">
-    <w:name w:val="index heading"/>
-    <w:basedOn w:val="Style16"/>
-    <w:pPr/>
-    <w:rPr/>
-  </w:style>
   <w:style w:type="paragraph" w:styleId="TOCHeading">
     <w:name w:val="TOC Heading"/>
     <w:basedOn w:val="Heading1"/>
@@ -7773,11 +7414,12 @@
     </w:pPr>
     <w:rPr/>
   </w:style>
-  <w:style w:type="paragraph" w:styleId="Style19">
-    <w:name w:val="Горизонтальная линия"/>
+  <w:style w:type="paragraph" w:styleId="user5" w:customStyle="1">
+    <w:name w:val="Горизонтальная линия (user)"/>
     <w:basedOn w:val="Normal"/>
     <w:next w:val="BodyText"/>
     <w:qFormat/>
+    <w:rsid w:val="000853ba"/>
     <w:pPr>
       <w:suppressLineNumbers/>
       <w:pBdr>
@@ -7790,31 +7432,91 @@
       <w:szCs w:val="12"/>
     </w:rPr>
   </w:style>
-  <w:style w:type="paragraph" w:styleId="Style20">
+  <w:style w:type="paragraph" w:styleId="user6" w:customStyle="1">
+    <w:name w:val="Содержимое врезки (user)"/>
+    <w:basedOn w:val="Normal"/>
+    <w:qFormat/>
+    <w:rsid w:val="000853ba"/>
+    <w:pPr/>
+    <w:rPr/>
+  </w:style>
+  <w:style w:type="paragraph" w:styleId="TOC3">
+    <w:name w:val="toc 3"/>
+    <w:basedOn w:val="IndexHeading"/>
+    <w:rsid w:val="000853ba"/>
+    <w:pPr>
+      <w:tabs>
+        <w:tab w:val="clear" w:pos="708"/>
+        <w:tab w:val="right" w:pos="8788" w:leader="dot"/>
+      </w:tabs>
+      <w:ind w:left="567"/>
+    </w:pPr>
+    <w:rPr/>
+  </w:style>
+  <w:style w:type="paragraph" w:styleId="Subtitle">
+    <w:name w:val="Subtitle"/>
+    <w:basedOn w:val="Style15"/>
+    <w:next w:val="BodyText"/>
+    <w:qFormat/>
+    <w:pPr>
+      <w:spacing w:before="60" w:after="120"/>
+      <w:jc w:val="center"/>
+    </w:pPr>
+    <w:rPr>
+      <w:sz w:val="36"/>
+      <w:szCs w:val="36"/>
+    </w:rPr>
+  </w:style>
+  <w:style w:type="paragraph" w:styleId="Style18">
     <w:name w:val="Содержимое врезки"/>
     <w:basedOn w:val="Normal"/>
     <w:qFormat/>
     <w:pPr/>
     <w:rPr/>
   </w:style>
-  <w:style w:type="paragraph" w:styleId="TOC3">
-    <w:name w:val="toc 3"/>
-    <w:basedOn w:val="Style17"/>
+  <w:style w:type="paragraph" w:styleId="user7">
+    <w:name w:val="Блочная цитата (user)"/>
+    <w:basedOn w:val="Normal"/>
+    <w:qFormat/>
     <w:pPr>
-      <w:tabs>
-        <w:tab w:val="clear" w:pos="708"/>
-        <w:tab w:val="right" w:pos="8788" w:leader="dot"/>
-      </w:tabs>
-      <w:ind w:hanging="0" w:left="567"/>
+      <w:spacing w:before="0" w:after="283"/>
+      <w:ind w:hanging="0" w:left="567" w:right="567"/>
     </w:pPr>
     <w:rPr/>
   </w:style>
-  <w:style w:type="numbering" w:styleId="Style21" w:default="1">
+  <w:style w:type="paragraph" w:styleId="NoSpacing">
+    <w:name w:val="No Spacing"/>
+    <w:qFormat/>
+    <w:pPr>
+      <w:widowControl/>
+      <w:suppressAutoHyphens w:val="true"/>
+      <w:bidi w:val="0"/>
+      <w:spacing w:lineRule="auto" w:line="240" w:before="0" w:after="0"/>
+      <w:jc w:val="left"/>
+    </w:pPr>
+    <w:rPr>
+      <w:rFonts w:ascii="Calibri" w:hAnsi="Calibri" w:eastAsia="Calibri" w:cs="Times New Roman" w:asciiTheme="minorHAnsi" w:eastAsiaTheme="minorHAnsi" w:hAnsiTheme="minorHAnsi"/>
+      <w:color w:val="auto"/>
+      <w:kern w:val="0"/>
+      <w:sz w:val="22"/>
+      <w:szCs w:val="22"/>
+      <w:lang w:val="ru-RU" w:eastAsia="en-US" w:bidi="ar-SA"/>
+    </w:rPr>
+  </w:style>
+  <w:style w:type="numbering" w:styleId="Style19" w:default="1">
     <w:name w:val="Без списка"/>
     <w:uiPriority w:val="99"/>
     <w:semiHidden/>
     <w:unhideWhenUsed/>
     <w:qFormat/>
+  </w:style>
+  <w:style w:type="numbering" w:styleId="user8" w:customStyle="1">
+    <w:name w:val="Без списка (user)"/>
+    <w:uiPriority w:val="99"/>
+    <w:semiHidden/>
+    <w:unhideWhenUsed/>
+    <w:qFormat/>
+    <w:rsid w:val="000853ba"/>
   </w:style>
   <w:style w:type="table" w:default="1" w:styleId="a1">
     <w:name w:val="Normal Table"/>
@@ -8011,7 +7713,7 @@
 </file>
 
 <file path=customXml/itemProps1.xml><?xml version="1.0" encoding="utf-8"?>
-<ds:datastoreItem xmlns:ds="http://schemas.openxmlformats.org/officeDocument/2006/customXml" ds:itemID="{6E37B150-3499-4E2A-9CDC-37E7F999A024}">
+<ds:datastoreItem xmlns:ds="http://schemas.openxmlformats.org/officeDocument/2006/customXml" ds:itemID="{C8085407-E60F-47D0-9A64-8E009BE6FD8B}">
   <ds:schemaRefs>
     <ds:schemaRef ds:uri="http://schemas.openxmlformats.org/officeDocument/2006/bibliography"/>
   </ds:schemaRefs>
